--- a/Chapter 1 dissertation finale.docx
+++ b/Chapter 1 dissertation finale.docx
@@ -14,10 +14,11 @@
       </w:pPr>
       <w:r>
         <w:rPr>
+          <w:rFonts w:eastAsia="Times New Roman"/>
           <w:noProof/>
         </w:rPr>
         <w:drawing>
-          <wp:inline distT="0" distB="0" distL="0" distR="0" wp14:anchorId="4DC1B3CA" wp14:editId="1B1B2F37">
+          <wp:inline distT="0" distB="0" distL="0" distR="0" wp14:anchorId="3981D4C3" wp14:editId="44CC176E">
             <wp:extent cx="3203893" cy="3421380"/>
             <wp:effectExtent l="0" t="0" r="0" b="7620"/>
             <wp:docPr id="1" name="Picture 1"/>
@@ -34,7 +35,7 @@
                     </pic:cNvPicPr>
                   </pic:nvPicPr>
                   <pic:blipFill>
-                    <a:blip r:embed="rId5">
+                    <a:blip r:embed="rId7">
                       <a:extLst>
                         <a:ext uri="{28A0092B-C50C-407E-A947-70E740481C1C}">
                           <a14:useLocalDpi xmlns:a14="http://schemas.microsoft.com/office/drawing/2010/main" val="0"/>
@@ -68,969 +69,3801 @@
     </w:p>
     <w:p>
       <w:pPr>
-        <w:rPr>
-          <w:rFonts w:cs="Times New Roman"/>
+        <w:pStyle w:val="Heading1"/>
+        <w:jc w:val="center"/>
+      </w:pPr>
+      <w:r>
+        <w:rPr>
+          <w:rFonts w:eastAsia="Times New Roman"/>
+        </w:rPr>
+        <w:t>CHAPTER 1: INTRODUCTION</w:t>
+      </w:r>
+    </w:p>
+    <w:p>
+      <w:r>
+        <w:rPr>
+          <w:rFonts w:eastAsia="Times New Roman"/>
+        </w:rPr>
+        <w:t>Prominance Fungurayi: R251946T</w:t>
+      </w:r>
+    </w:p>
+    <w:p>
+      <w:r>
+        <w:rPr>
+          <w:rFonts w:eastAsia="Times New Roman"/>
+        </w:rPr>
+        <w:t xml:space="preserve">Ashton </w:t>
+      </w:r>
+      <w:proofErr w:type="spellStart"/>
+      <w:r>
+        <w:rPr>
+          <w:rFonts w:eastAsia="Times New Roman"/>
+        </w:rPr>
+        <w:t>Kahlari</w:t>
+      </w:r>
+      <w:proofErr w:type="spellEnd"/>
+      <w:r>
+        <w:rPr>
+          <w:rFonts w:eastAsia="Times New Roman"/>
+        </w:rPr>
+        <w:t>: R252989W</w:t>
+      </w:r>
+    </w:p>
+    <w:p/>
+    <w:p/>
+    <w:p/>
+    <w:p/>
+    <w:p/>
+    <w:p/>
+    <w:p/>
+    <w:p/>
+    <w:p/>
+    <w:p/>
+    <w:p>
+      <w:pPr>
+        <w:rPr>
           <w:b/>
           <w:bCs/>
-          <w:szCs w:val="24"/>
-        </w:rPr>
-      </w:pPr>
-    </w:p>
-    <w:p>
-      <w:pPr>
-        <w:rPr>
-          <w:rFonts w:cs="Times New Roman"/>
+          <w:lang w:val="en-ZW"/>
+        </w:rPr>
+      </w:pPr>
+      <w:r>
+        <w:rPr>
           <w:b/>
           <w:bCs/>
-          <w:szCs w:val="24"/>
-        </w:rPr>
-      </w:pPr>
-      <w:r>
-        <w:rPr>
-          <w:rFonts w:cs="Times New Roman"/>
+          <w:lang w:val="en-ZW"/>
+        </w:rPr>
+        <w:lastRenderedPageBreak/>
+        <w:t>CHAPTER 1</w:t>
+      </w:r>
+    </w:p>
+    <w:p>
+      <w:pPr>
+        <w:rPr>
           <w:b/>
           <w:bCs/>
-          <w:szCs w:val="24"/>
-        </w:rPr>
-        <w:t>CHAPTER 1</w:t>
-      </w:r>
-    </w:p>
-    <w:p>
-      <w:pPr>
-        <w:rPr>
-          <w:rFonts w:cs="Times New Roman"/>
+          <w:lang w:val="en-ZW"/>
+        </w:rPr>
+      </w:pPr>
+      <w:r>
+        <w:rPr>
           <w:b/>
           <w:bCs/>
-          <w:szCs w:val="24"/>
-        </w:rPr>
-      </w:pPr>
-    </w:p>
-    <w:p>
-      <w:pPr>
-        <w:rPr>
-          <w:rFonts w:cs="Times New Roman"/>
-          <w:szCs w:val="24"/>
-        </w:rPr>
-      </w:pPr>
-      <w:r>
-        <w:rPr>
-          <w:rFonts w:cs="Times New Roman"/>
-          <w:szCs w:val="24"/>
-        </w:rPr>
-        <w:t>Prominance Fungurayi:</w:t>
-      </w:r>
-      <w:r>
-        <w:rPr>
-          <w:rFonts w:cs="Times New Roman"/>
-          <w:szCs w:val="24"/>
-        </w:rPr>
-        <w:tab/>
-      </w:r>
-      <w:r>
-        <w:rPr>
-          <w:rFonts w:cs="Times New Roman"/>
-          <w:szCs w:val="24"/>
-        </w:rPr>
-        <w:tab/>
-        <w:t>R251946T</w:t>
-      </w:r>
-    </w:p>
-    <w:p>
-      <w:pPr>
-        <w:rPr>
-          <w:rFonts w:cs="Times New Roman"/>
-          <w:szCs w:val="24"/>
-        </w:rPr>
-      </w:pPr>
-      <w:r>
-        <w:rPr>
-          <w:rFonts w:cs="Times New Roman"/>
-          <w:szCs w:val="24"/>
-        </w:rPr>
-        <w:t xml:space="preserve">Ashton </w:t>
-      </w:r>
-      <w:proofErr w:type="spellStart"/>
-      <w:r>
-        <w:rPr>
-          <w:rFonts w:cs="Times New Roman"/>
-          <w:szCs w:val="24"/>
-        </w:rPr>
-        <w:t>Kahlari</w:t>
-      </w:r>
-      <w:proofErr w:type="spellEnd"/>
-      <w:r>
-        <w:rPr>
-          <w:rFonts w:cs="Times New Roman"/>
-          <w:szCs w:val="24"/>
-        </w:rPr>
-        <w:t>:</w:t>
-      </w:r>
-      <w:r>
-        <w:rPr>
-          <w:rFonts w:cs="Times New Roman"/>
-          <w:szCs w:val="24"/>
-        </w:rPr>
-        <w:tab/>
-      </w:r>
-      <w:r>
-        <w:rPr>
-          <w:rFonts w:cs="Times New Roman"/>
-          <w:szCs w:val="24"/>
-        </w:rPr>
-        <w:tab/>
-      </w:r>
-      <w:r>
-        <w:rPr>
-          <w:rFonts w:cs="Times New Roman"/>
-          <w:szCs w:val="24"/>
-        </w:rPr>
-        <w:tab/>
-        <w:t>R252989W</w:t>
-      </w:r>
-      <w:r>
-        <w:rPr>
-          <w:rFonts w:cs="Times New Roman"/>
-          <w:szCs w:val="24"/>
-        </w:rPr>
-        <w:tab/>
-      </w:r>
-    </w:p>
-    <w:p>
-      <w:pPr>
-        <w:rPr>
-          <w:rFonts w:cs="Times New Roman"/>
+          <w:lang w:val="en-ZW"/>
+        </w:rPr>
+        <w:t>1.1 Introduction</w:t>
+      </w:r>
+    </w:p>
+    <w:p>
+      <w:pPr>
+        <w:rPr>
+          <w:lang w:val="en-ZW"/>
+        </w:rPr>
+      </w:pPr>
+      <w:r>
+        <w:rPr>
+          <w:lang w:val="en-ZW"/>
+        </w:rPr>
+        <w:t xml:space="preserve">The continued growth of digital financial services has transformed the way </w:t>
+      </w:r>
+      <w:proofErr w:type="gramStart"/>
+      <w:r>
+        <w:rPr>
+          <w:lang w:val="en-ZW"/>
+        </w:rPr>
+        <w:t>individuals</w:t>
+      </w:r>
+      <w:proofErr w:type="gramEnd"/>
+      <w:r>
+        <w:rPr>
+          <w:lang w:val="en-ZW"/>
+        </w:rPr>
+        <w:t xml:space="preserve"> access and conduct financial transactions. Mobile money has become particularly significant in developing economies because it enables users to store, send, receive and withdraw monetary value through mobile wallets without requiring conventional bank accounts. Mobile-money services commonly support activities such as Cash-In, Cash-Out and Wallet-to-Wallet transfers through networks of registered agents and digital transaction channels [1].</w:t>
+      </w:r>
+    </w:p>
+    <w:p>
+      <w:pPr>
+        <w:rPr>
+          <w:lang w:val="en-ZW"/>
+        </w:rPr>
+      </w:pPr>
+      <w:r>
+        <w:rPr>
+          <w:lang w:val="en-ZW"/>
+        </w:rPr>
+        <w:t>Zimbabwe has experienced significant adoption of digital financial services as part of the broader drive towards financial inclusion. The Reserve Bank of Zimbabwe recognises digital financial services as an important component of the country's financial inclusion framework and promotes increased access to and usage of appropriate financial services [2]. The increasing use of electronic financial channels, however, also creates a need for effective mechanisms for monitoring transaction activity and identifying patterns that may require investigation.</w:t>
+      </w:r>
+    </w:p>
+    <w:p>
+      <w:pPr>
+        <w:rPr>
+          <w:lang w:val="en-ZW"/>
+        </w:rPr>
+      </w:pPr>
+      <w:r>
+        <w:rPr>
+          <w:lang w:val="en-ZW"/>
+        </w:rPr>
+        <w:t>Anti-Money Laundering (AML) monitoring is intended to assist financial-service providers in identifying financial activity that may be associated with money-laundering risk. In mobile-money environments, suspicious behaviour may not always be apparent from an individual transaction. Relevant behaviour may instead develop across a sequence of transactions, relationships between different wallets, or repeated interactions involving mobile-money agents. This creates a need for monitoring approaches capable of examining historical transaction behaviour rather than relying solely on isolated transaction values.</w:t>
+      </w:r>
+    </w:p>
+    <w:p>
+      <w:pPr>
+        <w:rPr>
+          <w:lang w:val="en-ZW"/>
+        </w:rPr>
+      </w:pPr>
+      <w:r>
+        <w:rPr>
+          <w:lang w:val="en-ZW"/>
+        </w:rPr>
+        <w:t>Machine-learning techniques provide an opportunity to complement conventional transaction-monitoring approaches by learning patterns from historical data and estimating whether observed transaction behaviour resembles previously identified suspicious patterns [3]. Such techniques should, however, support rather than replace human investigation because an algorithmic classification does not establish criminal intent or prove that money laundering has occurred.</w:t>
+      </w:r>
+    </w:p>
+    <w:p>
+      <w:pPr>
+        <w:rPr>
+          <w:lang w:val="en-ZW"/>
+        </w:rPr>
+      </w:pPr>
+      <w:r>
+        <w:rPr>
+          <w:lang w:val="en-ZW"/>
+        </w:rPr>
+        <w:t xml:space="preserve">This research therefore developed a real-time mobile-money Anti-Money Laundering decision-support system for the Zimbabwean mobile-money environment. The system focuses on three behavioural areas: structuring behaviour, wallet/transaction-network behaviour, and agent </w:t>
+      </w:r>
+      <w:r>
+        <w:rPr>
+          <w:lang w:val="en-ZW"/>
+        </w:rPr>
+        <w:lastRenderedPageBreak/>
+        <w:t>behaviour. Historical transaction activity is transformed into behavioural features that are analysed using a machine-learning classifier. The wider application provides transaction monitoring, suspicious-activity alerts, investigation facilities and a real-time dashboard for authorised users.</w:t>
+      </w:r>
+    </w:p>
+    <w:p>
+      <w:pPr>
+        <w:rPr>
+          <w:lang w:val="en-ZW"/>
+        </w:rPr>
+      </w:pPr>
+      <w:r>
+        <w:rPr>
+          <w:lang w:val="en-ZW"/>
+        </w:rPr>
+        <w:t>The developed system is an academic research prototype. It is not connected to any live mobile-money operator or production transaction network, and it does not automatically determine that money laundering has occurred or submit regulatory reports to external authorities. The purpose of the system is to identify suspicious behavioural patterns requiring further human investigation.</w:t>
+      </w:r>
+    </w:p>
+    <w:p>
+      <w:pPr>
+        <w:rPr>
+          <w:lang w:val="en-ZW"/>
+        </w:rPr>
+      </w:pPr>
+      <w:r>
+        <w:rPr>
+          <w:lang w:val="en-ZW"/>
+        </w:rPr>
+        <w:t>This chapter presents the background of the study, problem definition, aim and objectives, limitations and delimitations, development instruments, project work plan and justification for undertaking the research.</w:t>
+      </w:r>
+    </w:p>
+    <w:p>
+      <w:pPr>
+        <w:rPr>
+          <w:lang w:val="en-ZW"/>
+        </w:rPr>
+      </w:pPr>
+    </w:p>
+    <w:p>
+      <w:pPr>
+        <w:rPr>
           <w:b/>
           <w:bCs/>
-          <w:szCs w:val="24"/>
-        </w:rPr>
-      </w:pPr>
-    </w:p>
-    <w:p>
-      <w:pPr>
-        <w:rPr>
-          <w:rFonts w:cs="Times New Roman"/>
+          <w:lang w:val="en-ZW"/>
+        </w:rPr>
+      </w:pPr>
+      <w:r>
+        <w:rPr>
           <w:b/>
           <w:bCs/>
-          <w:szCs w:val="24"/>
-        </w:rPr>
-      </w:pPr>
-    </w:p>
-    <w:p>
-      <w:pPr>
-        <w:rPr>
-          <w:rFonts w:cs="Times New Roman"/>
+          <w:lang w:val="en-ZW"/>
+        </w:rPr>
+        <w:t>1.2 Background of the Study</w:t>
+      </w:r>
+    </w:p>
+    <w:p>
+      <w:pPr>
+        <w:rPr>
+          <w:lang w:val="en-ZW"/>
+        </w:rPr>
+      </w:pPr>
+      <w:r>
+        <w:rPr>
+          <w:lang w:val="en-ZW"/>
+        </w:rPr>
+        <w:t>Mobile money has become an important component of the global digital financial-services environment. It allows users to perform financial transactions through mobile wallets, supported in many implementations by networks of agents who facilitate activities such as Cash-In and Cash-Out. Mobile-money platforms also enable value to be transferred directly between customer wallets. According to the GSMA, mobile money has continued to expand internationally, with Sub-Saharan Africa remaining one of the most significant regions for mobile-money adoption and usage [1].</w:t>
+      </w:r>
+    </w:p>
+    <w:p>
+      <w:pPr>
+        <w:rPr>
+          <w:lang w:val="en-ZW"/>
+        </w:rPr>
+      </w:pPr>
+      <w:r>
+        <w:rPr>
+          <w:lang w:val="en-ZW"/>
+        </w:rPr>
+        <w:t>The importance of digital financial services is also recognised within Zimbabwe. The National Financial Inclusion Strategy II (2022–2026) identifies increased access to and usage of appropriate financial services as part of Zimbabwe's financial inclusion objectives [2]. Mobile-money services contribute to this environment by enabling individuals to conduct financial transactions through accessible digital channels.</w:t>
+      </w:r>
+    </w:p>
+    <w:p>
+      <w:pPr>
+        <w:rPr>
+          <w:lang w:val="en-ZW"/>
+        </w:rPr>
+      </w:pPr>
+      <w:r>
+        <w:rPr>
+          <w:lang w:val="en-ZW"/>
+        </w:rPr>
+        <w:t xml:space="preserve">Although mobile money provides important financial benefits, the movement of value through digital wallets and agent networks creates transaction patterns that require appropriate monitoring. AML monitoring is therefore important for identifying financial behaviour that may warrant further investigation. The Financial Action Task Force emphasises a risk-based approach to AML </w:t>
+      </w:r>
+      <w:r>
+        <w:rPr>
+          <w:lang w:val="en-ZW"/>
+        </w:rPr>
+        <w:lastRenderedPageBreak/>
+        <w:t>controls, under which monitoring measures should respond appropriately to identified risks rather than treating all activity as equally suspicious [4].</w:t>
+      </w:r>
+    </w:p>
+    <w:p>
+      <w:pPr>
+        <w:rPr>
+          <w:lang w:val="en-ZW"/>
+        </w:rPr>
+      </w:pPr>
+      <w:r>
+        <w:rPr>
+          <w:lang w:val="en-ZW"/>
+        </w:rPr>
+        <w:t>An important challenge is that suspicious financial behaviour may be distributed across several transactions. An individual transaction may appear normal when considered independently but may become more significant when examined together with a customer's previous transactions, counterparties or associated agent activity. For example, repeated transactions involving similar values within a relatively short period may provide different behavioural information from a single transaction of the same value.</w:t>
+      </w:r>
+    </w:p>
+    <w:p>
+      <w:pPr>
+        <w:rPr>
+          <w:lang w:val="en-ZW"/>
+        </w:rPr>
+      </w:pPr>
+      <w:r>
+        <w:rPr>
+          <w:lang w:val="en-ZW"/>
+        </w:rPr>
+        <w:t>This research concentrates on three areas of mobile-money transaction behaviour: structuring, wallet/transaction-network behaviour and agent behaviour.</w:t>
+      </w:r>
+    </w:p>
+    <w:p>
+      <w:pPr>
+        <w:rPr>
+          <w:lang w:val="en-ZW"/>
+        </w:rPr>
+      </w:pPr>
+      <w:r>
+        <w:rPr>
+          <w:lang w:val="en-ZW"/>
+        </w:rPr>
+        <w:t>Structuring involves dividing or organising transactions into smaller amounts or repeated transaction sequences in a manner that may reduce the visibility of the overall movement of funds. Identifying potential structuring therefore requires examination of historical transaction characteristics such as transaction frequency, previous transaction values, repeated amounts and the distribution of transaction amounts over time. Within the developed system, six historical behavioural features represent this dimension.</w:t>
+      </w:r>
+    </w:p>
+    <w:p>
+      <w:pPr>
+        <w:rPr>
+          <w:lang w:val="en-ZW"/>
+        </w:rPr>
+      </w:pPr>
+      <w:r>
+        <w:rPr>
+          <w:lang w:val="en-ZW"/>
+        </w:rPr>
+        <w:t>Wallet and transaction-network behaviour concerns the relationships and movement of value between different mobile-money wallets. Relevant patterns can include many wallets transferring value towards a common wallet, one wallet dispersing value to several recipients, repeated reciprocal transactions between wallets and value entering a wallet before being transferred onwards within a relatively short period. Ten historical behavioural features were developed to represent such transaction-network characteristics.</w:t>
+      </w:r>
+    </w:p>
+    <w:p>
+      <w:pPr>
+        <w:rPr>
+          <w:lang w:val="en-ZW"/>
+        </w:rPr>
+      </w:pPr>
+      <w:r>
+        <w:rPr>
+          <w:lang w:val="en-ZW"/>
+        </w:rPr>
+        <w:t>The third area is agent behaviour. Mobile-money agents perform an important operational role by facilitating transactions such as Cash-In and Cash-Out. Analysing agent-related transaction history can provide information about the number and value of transactions handled by an agent, the wallets interacting with the agent, concentration of activity among particular wallets and unusual changes in transaction activity. Fourteen historical behavioural features were developed to represent agent behaviour.</w:t>
+      </w:r>
+    </w:p>
+    <w:p>
+      <w:pPr>
+        <w:rPr>
+          <w:lang w:val="en-ZW"/>
+        </w:rPr>
+      </w:pPr>
+      <w:r>
+        <w:rPr>
+          <w:lang w:val="en-ZW"/>
+        </w:rPr>
+        <w:lastRenderedPageBreak/>
+        <w:t>Together, these three dimensions form the behavioural foundation of the machine-learning component developed in this research. The system uses 30 historical behavioural features, comprising six structuring features, ten wallet/transaction-network features and fourteen agent features.</w:t>
+      </w:r>
+    </w:p>
+    <w:p>
+      <w:pPr>
+        <w:rPr>
+          <w:lang w:val="en-ZW"/>
+        </w:rPr>
+      </w:pPr>
+      <w:r>
+        <w:rPr>
+          <w:lang w:val="en-ZW"/>
+        </w:rPr>
+        <w:t>Machine learning has increasingly been investigated as a means of supporting AML transaction monitoring. Rather than relying exclusively on fixed rules, machine-learning algorithms can analyse combinations of transaction characteristics and estimate whether observed behaviour resembles patterns represented in training data. Research has demonstrated the potential for machine-learning approaches to assist in the identification and prioritisation of AML alerts [3]. Such systems nevertheless require careful evaluation because class imbalance, data leakage, unrealistic validation procedures and limited access to genuine labelled AML data can produce misleading performance estimates.</w:t>
+      </w:r>
+    </w:p>
+    <w:p>
+      <w:pPr>
+        <w:rPr>
+          <w:lang w:val="en-ZW"/>
+        </w:rPr>
+      </w:pPr>
+      <w:r>
+        <w:rPr>
+          <w:lang w:val="en-ZW"/>
+        </w:rPr>
+        <w:t>Access to confidential live mobile-money transaction data was not available for this academic project. Consequently, the research used a controlled synthetic dataset containing 100,000 mobile-money transactions involving 2,000 wallets and 160 agents. The dataset contained 88,000 normal transactions and 12,000 transactions representing suspicious-pattern scenarios. Suspicious scenarios were distributed across structuring, wallet/transaction-network and agent behavioural categories.</w:t>
+      </w:r>
+    </w:p>
+    <w:p>
+      <w:pPr>
+        <w:rPr>
+          <w:lang w:val="en-ZW"/>
+        </w:rPr>
+      </w:pPr>
+      <w:r>
+        <w:rPr>
+          <w:lang w:val="en-ZW"/>
+        </w:rPr>
+        <w:t>The dataset was designed to support controlled model development while reducing information leakage between training and evaluation populations. Historical features were constructed using only transaction information available before the transaction being evaluated. The current transaction was excluded from its own historical feature calculations, and future transactions were prevented from influencing earlier classifications.</w:t>
+      </w:r>
+    </w:p>
+    <w:p>
+      <w:pPr>
+        <w:rPr>
+          <w:lang w:val="en-ZW"/>
+        </w:rPr>
+      </w:pPr>
+      <w:r>
+        <w:rPr>
+          <w:lang w:val="en-ZW"/>
+        </w:rPr>
+        <w:t>Three machine-learning algorithms were considered during model development: Logistic Regression, Random Forest and Gradient Boosting. Gradient Boosting was selected for the final research model based on the controlled model-development and validation process. The final classifier accepts exactly 30 behavioural features and produces a probability associated with the suspicious-pattern class. A decision threshold of 0.35 is applied to produce a binary classification of normal or suspicious pattern.</w:t>
+      </w:r>
+    </w:p>
+    <w:p>
+      <w:pPr>
+        <w:rPr>
+          <w:lang w:val="en-ZW"/>
+        </w:rPr>
+      </w:pPr>
+      <w:r>
+        <w:rPr>
+          <w:lang w:val="en-ZW"/>
+        </w:rPr>
+        <w:lastRenderedPageBreak/>
+        <w:t>The machine-learning classifier forms one component of the wider system. The complete prototype also provides mobile-money transaction processing, behavioural analysis, suspicious-activity alerts, investigation workflows, role-based access and real-time dashboard updates. The approach therefore seeks to demonstrate how behavioural feature analysis and machine learning can be incorporated into a practical AML decision-support workflow without treating the machine-learning prediction as proof of money laundering.</w:t>
+      </w:r>
+    </w:p>
+    <w:p>
+      <w:pPr>
+        <w:rPr>
+          <w:lang w:val="en-ZW"/>
+        </w:rPr>
+      </w:pPr>
+    </w:p>
+    <w:p>
+      <w:pPr>
+        <w:rPr>
           <w:b/>
           <w:bCs/>
-          <w:szCs w:val="24"/>
-        </w:rPr>
-      </w:pPr>
-    </w:p>
-    <w:p>
-      <w:pPr>
-        <w:rPr>
-          <w:rFonts w:cs="Times New Roman"/>
+          <w:lang w:val="en-ZW"/>
+        </w:rPr>
+      </w:pPr>
+      <w:r>
+        <w:rPr>
           <w:b/>
           <w:bCs/>
-          <w:szCs w:val="24"/>
-        </w:rPr>
-      </w:pPr>
-    </w:p>
-    <w:p>
-      <w:pPr>
-        <w:rPr>
-          <w:rFonts w:cs="Times New Roman"/>
+          <w:lang w:val="en-ZW"/>
+        </w:rPr>
+        <w:t>1.3 Problem Definition</w:t>
+      </w:r>
+    </w:p>
+    <w:p>
+      <w:pPr>
+        <w:rPr>
+          <w:lang w:val="en-ZW"/>
+        </w:rPr>
+      </w:pPr>
+      <w:r>
+        <w:rPr>
+          <w:lang w:val="en-ZW"/>
+        </w:rPr>
+        <w:t>Suspicious behaviour within mobile-money environments may be distributed across transaction histories, relationships between multiple wallets and activities associated with mobile-money agents, making it difficult to identify by examining individual transactions independently. There is therefore a need for a monitoring mechanism capable of analysing historical mobile-money transaction behaviour across these dimensions and identifying suspicious patterns requiring further investigation. This research addresses this problem through a real-time mobile-money AML decision-support system that combines behavioural transaction analysis, machine-learning classification and an investigation workflow.</w:t>
+      </w:r>
+    </w:p>
+    <w:p>
+      <w:pPr>
+        <w:rPr>
+          <w:lang w:val="en-ZW"/>
+        </w:rPr>
+      </w:pPr>
+    </w:p>
+    <w:p>
+      <w:pPr>
+        <w:rPr>
           <w:b/>
           <w:bCs/>
-          <w:szCs w:val="24"/>
-        </w:rPr>
-      </w:pPr>
-    </w:p>
-    <w:p>
-      <w:pPr>
-        <w:rPr>
-          <w:rFonts w:cs="Times New Roman"/>
+          <w:lang w:val="en-ZW"/>
+        </w:rPr>
+      </w:pPr>
+      <w:r>
+        <w:rPr>
           <w:b/>
           <w:bCs/>
-          <w:szCs w:val="24"/>
-        </w:rPr>
-      </w:pPr>
-    </w:p>
-    <w:p>
-      <w:pPr>
-        <w:rPr>
-          <w:rFonts w:cs="Times New Roman"/>
+          <w:lang w:val="en-ZW"/>
+        </w:rPr>
+        <w:t>1.4 Aim</w:t>
+      </w:r>
+    </w:p>
+    <w:p>
+      <w:pPr>
+        <w:rPr>
+          <w:lang w:val="en-ZW"/>
+        </w:rPr>
+      </w:pPr>
+      <w:r>
+        <w:rPr>
+          <w:lang w:val="en-ZW"/>
+        </w:rPr>
+        <w:t>To design and develop a real-time mobile-money Anti-Money Laundering decision-support system that analyses structuring, wallet/transaction-network and agent behavioural patterns to identify suspicious mobile-money activity for further investigation within the Zimbabwean mobile-money environment.</w:t>
+      </w:r>
+    </w:p>
+    <w:p>
+      <w:pPr>
+        <w:rPr>
+          <w:lang w:val="en-ZW"/>
+        </w:rPr>
+      </w:pPr>
+    </w:p>
+    <w:p>
+      <w:pPr>
+        <w:rPr>
           <w:b/>
           <w:bCs/>
-          <w:szCs w:val="24"/>
+          <w:lang w:val="en-ZW"/>
+        </w:rPr>
+      </w:pPr>
+      <w:r>
+        <w:rPr>
+          <w:b/>
+          <w:bCs/>
+          <w:lang w:val="en-ZW"/>
+        </w:rPr>
+        <w:t>1.5 Objectives</w:t>
+      </w:r>
+    </w:p>
+    <w:p>
+      <w:pPr>
+        <w:rPr>
+          <w:lang w:val="en-ZW"/>
+        </w:rPr>
+      </w:pPr>
+      <w:r>
+        <w:rPr>
+          <w:lang w:val="en-ZW"/>
+        </w:rPr>
+        <w:t>The objectives of the project were:</w:t>
+      </w:r>
+    </w:p>
+    <w:p>
+      <w:pPr>
+        <w:numPr>
+          <w:ilvl w:val="0"/>
+          <w:numId w:val="9"/>
+        </w:numPr>
+        <w:rPr>
+          <w:lang w:val="en-ZW"/>
+        </w:rPr>
+      </w:pPr>
+      <w:r>
+        <w:rPr>
+          <w:lang w:val="en-ZW"/>
+        </w:rPr>
+        <w:t>To design and implement a real-time mobile-money transaction processing and monitoring engine for processing Cash-In, Cash-Out and Wallet-to-Wallet transactions.</w:t>
+      </w:r>
+    </w:p>
+    <w:p>
+      <w:pPr>
+        <w:numPr>
+          <w:ilvl w:val="0"/>
+          <w:numId w:val="9"/>
+        </w:numPr>
+        <w:rPr>
+          <w:lang w:val="en-ZW"/>
+        </w:rPr>
+      </w:pPr>
+      <w:r>
+        <w:rPr>
+          <w:lang w:val="en-ZW"/>
+        </w:rPr>
+        <w:lastRenderedPageBreak/>
+        <w:t>To design and implement behavioural analysis mechanisms for detecting structuring, wallet/transaction-network and agent behavioural patterns from mobile-money transaction activity.</w:t>
+      </w:r>
+    </w:p>
+    <w:p>
+      <w:pPr>
+        <w:numPr>
+          <w:ilvl w:val="0"/>
+          <w:numId w:val="9"/>
+        </w:numPr>
+        <w:rPr>
+          <w:lang w:val="en-ZW"/>
+        </w:rPr>
+      </w:pPr>
+      <w:r>
+        <w:rPr>
+          <w:lang w:val="en-ZW"/>
+        </w:rPr>
+        <w:t>To develop and integrate a machine-learning classification mechanism that uses the identified behavioural features to classify mobile-money transactions as normal or suspicious patterns.</w:t>
+      </w:r>
+    </w:p>
+    <w:p>
+      <w:pPr>
+        <w:numPr>
+          <w:ilvl w:val="0"/>
+          <w:numId w:val="9"/>
+        </w:numPr>
+        <w:rPr>
+          <w:lang w:val="en-ZW"/>
+        </w:rPr>
+      </w:pPr>
+      <w:r>
+        <w:rPr>
+          <w:lang w:val="en-ZW"/>
+        </w:rPr>
+        <w:t>To implement a real-time AML alert and investigation workflow that processes model detections and presents suspicious transaction information to authorised system users.</w:t>
+      </w:r>
+    </w:p>
+    <w:p>
+      <w:pPr>
+        <w:numPr>
+          <w:ilvl w:val="0"/>
+          <w:numId w:val="9"/>
+        </w:numPr>
+        <w:rPr>
+          <w:lang w:val="en-ZW"/>
+        </w:rPr>
+      </w:pPr>
+      <w:r>
+        <w:rPr>
+          <w:lang w:val="en-ZW"/>
+        </w:rPr>
+        <w:t>To implement a system dashboard for displaying real-time transaction activity, suspicious transaction alerts and investigation information to support AML monitoring.</w:t>
+      </w:r>
+    </w:p>
+    <w:p>
+      <w:pPr>
+        <w:ind w:left="720"/>
+        <w:rPr>
+          <w:lang w:val="en-ZW"/>
+        </w:rPr>
+      </w:pPr>
+    </w:p>
+    <w:p>
+      <w:pPr>
+        <w:rPr>
+          <w:b/>
+          <w:bCs/>
+          <w:lang w:val="en-ZW"/>
+        </w:rPr>
+      </w:pPr>
+      <w:r>
+        <w:rPr>
+          <w:b/>
+          <w:bCs/>
+          <w:lang w:val="en-ZW"/>
+        </w:rPr>
+        <w:t>1.6 Limitations</w:t>
+      </w:r>
+    </w:p>
+    <w:p>
+      <w:pPr>
+        <w:rPr>
+          <w:lang w:val="en-ZW"/>
+        </w:rPr>
+      </w:pPr>
+      <w:r>
+        <w:rPr>
+          <w:lang w:val="en-ZW"/>
+        </w:rPr>
+        <w:t>The research was subject to the following limitations:</w:t>
+      </w:r>
+    </w:p>
+    <w:p>
+      <w:pPr>
+        <w:numPr>
+          <w:ilvl w:val="0"/>
+          <w:numId w:val="10"/>
+        </w:numPr>
+        <w:rPr>
+          <w:lang w:val="en-ZW"/>
+        </w:rPr>
+      </w:pPr>
+      <w:r>
+        <w:rPr>
+          <w:b/>
+          <w:bCs/>
+          <w:lang w:val="en-ZW"/>
+        </w:rPr>
+        <w:t>Use of synthetic transaction data:</w:t>
+      </w:r>
+      <w:r>
+        <w:rPr>
+          <w:lang w:val="en-ZW"/>
+        </w:rPr>
+        <w:t xml:space="preserve"> Confidential operational mobile-money transaction data were not available for the research. Model development and evaluation therefore relied on a synthetic dataset. Although the dataset enabled controlled experimentation, it cannot reproduce every behavioural characteristic of an operational mobile-money environment.</w:t>
+      </w:r>
+    </w:p>
+    <w:p>
+      <w:pPr>
+        <w:numPr>
+          <w:ilvl w:val="0"/>
+          <w:numId w:val="10"/>
+        </w:numPr>
+        <w:rPr>
+          <w:lang w:val="en-ZW"/>
+        </w:rPr>
+      </w:pPr>
+      <w:r>
+        <w:rPr>
+          <w:b/>
+          <w:bCs/>
+          <w:lang w:val="en-ZW"/>
+        </w:rPr>
+        <w:t>Absence of real-world model validation:</w:t>
+      </w:r>
+      <w:r>
+        <w:rPr>
+          <w:lang w:val="en-ZW"/>
+        </w:rPr>
+        <w:t xml:space="preserve"> The machine-learning model was not trained or evaluated using live operational mobile-money transaction data. Performance obtained from the synthetic research dataset therefore cannot be assumed to represent the performance that would be achieved in a production mobile-money environment.</w:t>
+      </w:r>
+    </w:p>
+    <w:p>
+      <w:pPr>
+        <w:numPr>
+          <w:ilvl w:val="0"/>
+          <w:numId w:val="10"/>
+        </w:numPr>
+        <w:rPr>
+          <w:lang w:val="en-ZW"/>
+        </w:rPr>
+      </w:pPr>
+      <w:r>
+        <w:rPr>
+          <w:b/>
+          <w:bCs/>
+          <w:lang w:val="en-ZW"/>
+        </w:rPr>
+        <w:t>Model detection limitations:</w:t>
+      </w:r>
+      <w:r>
+        <w:rPr>
+          <w:lang w:val="en-ZW"/>
+        </w:rPr>
+        <w:t xml:space="preserve"> The machine-learning classifier does not identify every suspicious-pattern example and may classify some normal transactions as suspicious. The system therefore treats model outputs as indicators requiring human investigation rather than final determinations of money laundering.</w:t>
+      </w:r>
+    </w:p>
+    <w:p>
+      <w:pPr>
+        <w:numPr>
+          <w:ilvl w:val="0"/>
+          <w:numId w:val="10"/>
+        </w:numPr>
+        <w:rPr>
+          <w:lang w:val="en-ZW"/>
+        </w:rPr>
+      </w:pPr>
+      <w:r>
+        <w:rPr>
+          <w:b/>
+          <w:bCs/>
+          <w:lang w:val="en-ZW"/>
+        </w:rPr>
+        <w:t>Computational-resource limitations:</w:t>
+      </w:r>
+      <w:r>
+        <w:rPr>
+          <w:lang w:val="en-ZW"/>
+        </w:rPr>
+        <w:t xml:space="preserve"> Model development and experimentation were conducted using locally available computing resources. This limited the scale and complexity of experiments that could reasonably be performed during the project.</w:t>
+      </w:r>
+    </w:p>
+    <w:p>
+      <w:pPr>
+        <w:numPr>
+          <w:ilvl w:val="0"/>
+          <w:numId w:val="10"/>
+        </w:numPr>
+        <w:rPr>
+          <w:lang w:val="en-ZW"/>
+        </w:rPr>
+      </w:pPr>
+      <w:r>
+        <w:rPr>
+          <w:b/>
+          <w:bCs/>
+          <w:lang w:val="en-ZW"/>
+        </w:rPr>
+        <w:lastRenderedPageBreak/>
+        <w:t>Lack of external production integration:</w:t>
+      </w:r>
+      <w:r>
+        <w:rPr>
+          <w:lang w:val="en-ZW"/>
+        </w:rPr>
+        <w:t xml:space="preserve"> The research prototype was not integrated with live mobile-money operator infrastructure, regulatory systems, telecommunications infrastructure, SIM-registration databases, device-intelligence services or geolocation systems. Regulatory-report records generated by the prototype remain internal and are not automatically transmitted to external authorities.</w:t>
+      </w:r>
+    </w:p>
+    <w:p>
+      <w:pPr>
+        <w:ind w:left="720"/>
+        <w:rPr>
+          <w:lang w:val="en-ZW"/>
+        </w:rPr>
+      </w:pPr>
+    </w:p>
+    <w:p>
+      <w:pPr>
+        <w:rPr>
+          <w:b/>
+          <w:bCs/>
+          <w:lang w:val="en-ZW"/>
+        </w:rPr>
+      </w:pPr>
+      <w:r>
+        <w:rPr>
+          <w:b/>
+          <w:bCs/>
+          <w:lang w:val="en-ZW"/>
+        </w:rPr>
+        <w:t>1.7 Delimitations</w:t>
+      </w:r>
+    </w:p>
+    <w:p>
+      <w:pPr>
+        <w:rPr>
+          <w:lang w:val="en-ZW"/>
+        </w:rPr>
+      </w:pPr>
+      <w:r>
+        <w:rPr>
+          <w:lang w:val="en-ZW"/>
+        </w:rPr>
+        <w:t>The study was deliberately restricted by the following boundaries:</w:t>
+      </w:r>
+    </w:p>
+    <w:p>
+      <w:pPr>
+        <w:numPr>
+          <w:ilvl w:val="0"/>
+          <w:numId w:val="11"/>
+        </w:numPr>
+        <w:rPr>
+          <w:lang w:val="en-ZW"/>
+        </w:rPr>
+      </w:pPr>
+      <w:r>
+        <w:rPr>
+          <w:lang w:val="en-ZW"/>
+        </w:rPr>
+        <w:t>Geographical scope: The study focused on the Zimbabwean mobile-money environment and was not intended to represent every mobile-money platform or regulatory jurisdiction.</w:t>
+      </w:r>
+    </w:p>
+    <w:p>
+      <w:pPr>
+        <w:numPr>
+          <w:ilvl w:val="0"/>
+          <w:numId w:val="11"/>
+        </w:numPr>
+        <w:rPr>
+          <w:lang w:val="en-ZW"/>
+        </w:rPr>
+      </w:pPr>
+      <w:r>
+        <w:rPr>
+          <w:lang w:val="en-ZW"/>
+        </w:rPr>
+        <w:t>AML</w:t>
+      </w:r>
+      <w:r>
+        <w:rPr>
+          <w:b/>
+          <w:bCs/>
+          <w:lang w:val="en-ZW"/>
+        </w:rPr>
+        <w:t xml:space="preserve"> </w:t>
+      </w:r>
+      <w:r>
+        <w:rPr>
+          <w:lang w:val="en-ZW"/>
+        </w:rPr>
+        <w:t>behavioural scope</w:t>
+      </w:r>
+      <w:r>
+        <w:rPr>
+          <w:b/>
+          <w:bCs/>
+          <w:lang w:val="en-ZW"/>
+        </w:rPr>
+        <w:t>:</w:t>
+      </w:r>
+      <w:r>
+        <w:rPr>
+          <w:lang w:val="en-ZW"/>
+        </w:rPr>
+        <w:t xml:space="preserve"> The machine-learning component was restricted to three behavioural dimensions: structuring, wallet/transaction-network behaviour and agent behaviour.</w:t>
+      </w:r>
+    </w:p>
+    <w:p>
+      <w:pPr>
+        <w:numPr>
+          <w:ilvl w:val="0"/>
+          <w:numId w:val="11"/>
+        </w:numPr>
+        <w:rPr>
+          <w:lang w:val="en-ZW"/>
+        </w:rPr>
+      </w:pPr>
+      <w:r>
+        <w:rPr>
+          <w:lang w:val="en-ZW"/>
+        </w:rPr>
+        <w:t>Transaction scope: The principal transaction activities considered were Cash-In, Cash-Out and Wallet-to-Wallet transfers, including agent-mediated transactions and direct wallet transfers where applicable.</w:t>
+      </w:r>
+    </w:p>
+    <w:p>
+      <w:pPr>
+        <w:numPr>
+          <w:ilvl w:val="0"/>
+          <w:numId w:val="11"/>
+        </w:numPr>
+        <w:rPr>
+          <w:lang w:val="en-ZW"/>
+        </w:rPr>
+      </w:pPr>
+      <w:r>
+        <w:rPr>
+          <w:lang w:val="en-ZW"/>
+        </w:rPr>
+        <w:t>Machine-learning scope</w:t>
+      </w:r>
+      <w:r>
+        <w:rPr>
+          <w:b/>
+          <w:bCs/>
+          <w:lang w:val="en-ZW"/>
+        </w:rPr>
+        <w:t>:</w:t>
+      </w:r>
+      <w:r>
+        <w:rPr>
+          <w:lang w:val="en-ZW"/>
+        </w:rPr>
+        <w:t xml:space="preserve"> The machine-learning component was designed to classify transaction behaviour as normal or suspicious pattern for decision-support purposes. It does not establish criminal intent or prove that money laundering has occurred.</w:t>
+      </w:r>
+    </w:p>
+    <w:p>
+      <w:pPr>
+        <w:numPr>
+          <w:ilvl w:val="0"/>
+          <w:numId w:val="11"/>
+        </w:numPr>
+        <w:rPr>
+          <w:lang w:val="en-ZW"/>
+        </w:rPr>
+      </w:pPr>
+      <w:r>
+        <w:rPr>
+          <w:lang w:val="en-ZW"/>
+        </w:rPr>
+        <w:t>Functional scope</w:t>
+      </w:r>
+      <w:r>
+        <w:rPr>
+          <w:b/>
+          <w:bCs/>
+          <w:lang w:val="en-ZW"/>
+        </w:rPr>
+        <w:t>:</w:t>
+      </w:r>
+      <w:r>
+        <w:rPr>
+          <w:lang w:val="en-ZW"/>
+        </w:rPr>
+        <w:t xml:space="preserve"> The research did not attempt to replace customer identification and KYC procedures or implement biometric identification, blockchain or cryptocurrency analysis, live telecommunications analysis, SIM-registration analysis, device intelligence or geolocation-based AML detection.</w:t>
+      </w:r>
+    </w:p>
+    <w:p>
+      <w:pPr>
+        <w:numPr>
+          <w:ilvl w:val="0"/>
+          <w:numId w:val="11"/>
+        </w:numPr>
+        <w:rPr>
+          <w:lang w:val="en-ZW"/>
+        </w:rPr>
+      </w:pPr>
+      <w:r>
+        <w:rPr>
+          <w:lang w:val="en-ZW"/>
+        </w:rPr>
+        <w:t>Deployment scope</w:t>
+      </w:r>
+      <w:r>
+        <w:rPr>
+          <w:b/>
+          <w:bCs/>
+          <w:lang w:val="en-ZW"/>
+        </w:rPr>
+        <w:t>:</w:t>
+      </w:r>
+      <w:r>
+        <w:rPr>
+          <w:lang w:val="en-ZW"/>
+        </w:rPr>
+        <w:t xml:space="preserve"> The system was developed as an academic research prototype and was not deployed within the production infrastructure of a mobile-money operator.</w:t>
+      </w:r>
+    </w:p>
+    <w:p>
+      <w:pPr>
+        <w:ind w:left="720"/>
+        <w:rPr>
+          <w:lang w:val="en-ZW"/>
+        </w:rPr>
+      </w:pPr>
+    </w:p>
+    <w:p>
+      <w:pPr>
+        <w:rPr>
+          <w:b/>
+          <w:bCs/>
+          <w:lang w:val="en-ZW"/>
+        </w:rPr>
+      </w:pPr>
+      <w:r>
+        <w:rPr>
+          <w:b/>
+          <w:bCs/>
+          <w:lang w:val="en-ZW"/>
+        </w:rPr>
+        <w:t>1.8 Development Instruments</w:t>
+      </w:r>
+    </w:p>
+    <w:p>
+      <w:pPr>
+        <w:rPr>
+          <w:lang w:val="en-ZW"/>
+        </w:rPr>
+      </w:pPr>
+      <w:r>
+        <w:rPr>
+          <w:lang w:val="en-ZW"/>
+        </w:rPr>
+        <w:lastRenderedPageBreak/>
+        <w:t>The project required hardware and software resources for application development, database management, synthetic-data processing, machine-learning development and system testing.</w:t>
+      </w:r>
+    </w:p>
+    <w:p>
+      <w:pPr>
+        <w:rPr>
+          <w:lang w:val="en-ZW"/>
+        </w:rPr>
+      </w:pPr>
+    </w:p>
+    <w:p>
+      <w:pPr>
+        <w:rPr>
+          <w:b/>
+          <w:bCs/>
+          <w:lang w:val="en-ZW"/>
+        </w:rPr>
+      </w:pPr>
+      <w:r>
+        <w:rPr>
+          <w:b/>
+          <w:bCs/>
+          <w:lang w:val="en-ZW"/>
+        </w:rPr>
+        <w:t>1.8.1 Hardware Instruments</w:t>
+      </w:r>
+    </w:p>
+    <w:p>
+      <w:pPr>
+        <w:rPr>
+          <w:lang w:val="en-ZW"/>
+        </w:rPr>
+      </w:pPr>
+      <w:r>
+        <w:rPr>
+          <w:lang w:val="en-ZW"/>
+        </w:rPr>
+        <w:t>The development and experimentation were conducted using a personal computer equipped with an Intel Core i5 9th-generation processor and 16 GB of RAM. The computer provided the local processing environment required for software development, generation and processing of the synthetic transaction dataset, machine-learning experiments and testing of the integrated application.</w:t>
+      </w:r>
+    </w:p>
+    <w:p>
+      <w:pPr>
+        <w:rPr>
+          <w:lang w:val="en-ZW"/>
+        </w:rPr>
+      </w:pPr>
+      <w:r>
+        <w:rPr>
+          <w:lang w:val="en-ZW"/>
+        </w:rPr>
+        <w:t>The exact processor model and storage specification should be recorded from the development computer in the final submitted document to ensure that the hardware specification is accurate.</w:t>
+      </w:r>
+    </w:p>
+    <w:p>
+      <w:pPr>
+        <w:rPr>
+          <w:lang w:val="en-ZW"/>
+        </w:rPr>
+      </w:pPr>
+    </w:p>
+    <w:p>
+      <w:pPr>
+        <w:rPr>
+          <w:b/>
+          <w:bCs/>
+          <w:lang w:val="en-ZW"/>
+        </w:rPr>
+      </w:pPr>
+      <w:r>
+        <w:rPr>
+          <w:b/>
+          <w:bCs/>
+          <w:lang w:val="en-ZW"/>
+        </w:rPr>
+        <w:t>1.8.2 Software Instruments</w:t>
+      </w:r>
+    </w:p>
+    <w:p>
+      <w:pPr>
+        <w:rPr>
+          <w:lang w:val="en-ZW"/>
+        </w:rPr>
+      </w:pPr>
+      <w:r>
+        <w:rPr>
+          <w:lang w:val="en-ZW"/>
+        </w:rPr>
+        <w:t>The principal software instruments used during development are shown in Table 1.1.</w:t>
+      </w:r>
+    </w:p>
+    <w:p>
+      <w:pPr>
+        <w:rPr>
+          <w:lang w:val="en-ZW"/>
+        </w:rPr>
+      </w:pPr>
+    </w:p>
+    <w:p>
+      <w:pPr>
+        <w:rPr>
+          <w:lang w:val="en-ZW"/>
+        </w:rPr>
+      </w:pPr>
+      <w:r>
+        <w:rPr>
+          <w:b/>
+          <w:bCs/>
+          <w:lang w:val="en-ZW"/>
+        </w:rPr>
+        <w:t>Table 1.1: Software Development Instruments</w:t>
+      </w:r>
+    </w:p>
+    <w:tbl>
+      <w:tblPr>
+        <w:tblW w:w="0" w:type="auto"/>
+        <w:tblCellSpacing w:w="15" w:type="dxa"/>
+        <w:tblBorders>
+          <w:top w:val="single" w:sz="4" w:space="0" w:color="auto"/>
+          <w:left w:val="single" w:sz="4" w:space="0" w:color="auto"/>
+          <w:bottom w:val="single" w:sz="4" w:space="0" w:color="auto"/>
+          <w:right w:val="single" w:sz="4" w:space="0" w:color="auto"/>
+          <w:insideH w:val="single" w:sz="4" w:space="0" w:color="auto"/>
+          <w:insideV w:val="single" w:sz="4" w:space="0" w:color="auto"/>
+        </w:tblBorders>
+        <w:tblCellMar>
+          <w:top w:w="15" w:type="dxa"/>
+          <w:left w:w="15" w:type="dxa"/>
+          <w:bottom w:w="15" w:type="dxa"/>
+          <w:right w:w="15" w:type="dxa"/>
+        </w:tblCellMar>
+        <w:tblLook w:val="04A0" w:firstRow="1" w:lastRow="0" w:firstColumn="1" w:lastColumn="0" w:noHBand="0" w:noVBand="1"/>
+      </w:tblPr>
+      <w:tblGrid>
+        <w:gridCol w:w="2125"/>
+        <w:gridCol w:w="7225"/>
+      </w:tblGrid>
+      <w:tr>
+        <w:trPr>
+          <w:tblHeader/>
+          <w:tblCellSpacing w:w="15" w:type="dxa"/>
+        </w:trPr>
+        <w:tc>
+          <w:tcPr>
+            <w:tcW w:w="0" w:type="auto"/>
+            <w:vAlign w:val="center"/>
+            <w:hideMark/>
+          </w:tcPr>
+          <w:p>
+            <w:pPr>
+              <w:rPr>
+                <w:b/>
+                <w:bCs/>
+                <w:lang w:val="en-ZW"/>
+              </w:rPr>
+            </w:pPr>
+            <w:r>
+              <w:rPr>
+                <w:b/>
+                <w:bCs/>
+                <w:lang w:val="en-ZW"/>
+              </w:rPr>
+              <w:t>Instrument</w:t>
+            </w:r>
+          </w:p>
+        </w:tc>
+        <w:tc>
+          <w:tcPr>
+            <w:tcW w:w="0" w:type="auto"/>
+            <w:vAlign w:val="center"/>
+            <w:hideMark/>
+          </w:tcPr>
+          <w:p>
+            <w:pPr>
+              <w:rPr>
+                <w:b/>
+                <w:bCs/>
+                <w:lang w:val="en-ZW"/>
+              </w:rPr>
+            </w:pPr>
+            <w:r>
+              <w:rPr>
+                <w:b/>
+                <w:bCs/>
+                <w:lang w:val="en-ZW"/>
+              </w:rPr>
+              <w:t>Purpose</w:t>
+            </w:r>
+          </w:p>
+        </w:tc>
+      </w:tr>
+      <w:tr>
+        <w:trPr>
+          <w:tblCellSpacing w:w="15" w:type="dxa"/>
+        </w:trPr>
+        <w:tc>
+          <w:tcPr>
+            <w:tcW w:w="0" w:type="auto"/>
+            <w:vAlign w:val="center"/>
+            <w:hideMark/>
+          </w:tcPr>
+          <w:p>
+            <w:pPr>
+              <w:rPr>
+                <w:lang w:val="en-ZW"/>
+              </w:rPr>
+            </w:pPr>
+            <w:r>
+              <w:rPr>
+                <w:lang w:val="en-ZW"/>
+              </w:rPr>
+              <w:t>Python</w:t>
+            </w:r>
+          </w:p>
+        </w:tc>
+        <w:tc>
+          <w:tcPr>
+            <w:tcW w:w="0" w:type="auto"/>
+            <w:vAlign w:val="center"/>
+            <w:hideMark/>
+          </w:tcPr>
+          <w:p>
+            <w:pPr>
+              <w:rPr>
+                <w:lang w:val="en-ZW"/>
+              </w:rPr>
+            </w:pPr>
+            <w:r>
+              <w:rPr>
+                <w:lang w:val="en-ZW"/>
+              </w:rPr>
+              <w:t>Core application development, data processing, behavioural feature extraction and machine-learning implementation</w:t>
+            </w:r>
+          </w:p>
+        </w:tc>
+      </w:tr>
+      <w:tr>
+        <w:trPr>
+          <w:tblCellSpacing w:w="15" w:type="dxa"/>
+        </w:trPr>
+        <w:tc>
+          <w:tcPr>
+            <w:tcW w:w="0" w:type="auto"/>
+            <w:vAlign w:val="center"/>
+            <w:hideMark/>
+          </w:tcPr>
+          <w:p>
+            <w:pPr>
+              <w:rPr>
+                <w:lang w:val="en-ZW"/>
+              </w:rPr>
+            </w:pPr>
+            <w:r>
+              <w:rPr>
+                <w:lang w:val="en-ZW"/>
+              </w:rPr>
+              <w:t>Flask</w:t>
+            </w:r>
+          </w:p>
+        </w:tc>
+        <w:tc>
+          <w:tcPr>
+            <w:tcW w:w="0" w:type="auto"/>
+            <w:vAlign w:val="center"/>
+            <w:hideMark/>
+          </w:tcPr>
+          <w:p>
+            <w:pPr>
+              <w:rPr>
+                <w:lang w:val="en-ZW"/>
+              </w:rPr>
+            </w:pPr>
+            <w:r>
+              <w:rPr>
+                <w:lang w:val="en-ZW"/>
+              </w:rPr>
+              <w:t>Development of the web-based application and server-side processing</w:t>
+            </w:r>
+          </w:p>
+        </w:tc>
+      </w:tr>
+      <w:tr>
+        <w:trPr>
+          <w:tblCellSpacing w:w="15" w:type="dxa"/>
+        </w:trPr>
+        <w:tc>
+          <w:tcPr>
+            <w:tcW w:w="0" w:type="auto"/>
+            <w:vAlign w:val="center"/>
+            <w:hideMark/>
+          </w:tcPr>
+          <w:p>
+            <w:pPr>
+              <w:rPr>
+                <w:lang w:val="en-ZW"/>
+              </w:rPr>
+            </w:pPr>
+            <w:r>
+              <w:rPr>
+                <w:lang w:val="en-ZW"/>
+              </w:rPr>
+              <w:t>Flask-</w:t>
+            </w:r>
+            <w:proofErr w:type="spellStart"/>
+            <w:r>
+              <w:rPr>
+                <w:lang w:val="en-ZW"/>
+              </w:rPr>
+              <w:t>SocketIO</w:t>
+            </w:r>
+            <w:proofErr w:type="spellEnd"/>
+            <w:r>
+              <w:rPr>
+                <w:lang w:val="en-ZW"/>
+              </w:rPr>
+              <w:t xml:space="preserve"> / Socket.IO</w:t>
+            </w:r>
+          </w:p>
+        </w:tc>
+        <w:tc>
+          <w:tcPr>
+            <w:tcW w:w="0" w:type="auto"/>
+            <w:vAlign w:val="center"/>
+            <w:hideMark/>
+          </w:tcPr>
+          <w:p>
+            <w:pPr>
+              <w:rPr>
+                <w:lang w:val="en-ZW"/>
+              </w:rPr>
+            </w:pPr>
+            <w:r>
+              <w:rPr>
+                <w:lang w:val="en-ZW"/>
+              </w:rPr>
+              <w:t>Real-time communication between the application server and browser interfaces</w:t>
+            </w:r>
+          </w:p>
+        </w:tc>
+      </w:tr>
+      <w:tr>
+        <w:trPr>
+          <w:tblCellSpacing w:w="15" w:type="dxa"/>
+        </w:trPr>
+        <w:tc>
+          <w:tcPr>
+            <w:tcW w:w="0" w:type="auto"/>
+            <w:vAlign w:val="center"/>
+            <w:hideMark/>
+          </w:tcPr>
+          <w:p>
+            <w:pPr>
+              <w:rPr>
+                <w:lang w:val="en-ZW"/>
+              </w:rPr>
+            </w:pPr>
+            <w:r>
+              <w:rPr>
+                <w:lang w:val="en-ZW"/>
+              </w:rPr>
+              <w:t>MySQL</w:t>
+            </w:r>
+          </w:p>
+        </w:tc>
+        <w:tc>
+          <w:tcPr>
+            <w:tcW w:w="0" w:type="auto"/>
+            <w:vAlign w:val="center"/>
+            <w:hideMark/>
+          </w:tcPr>
+          <w:p>
+            <w:pPr>
+              <w:rPr>
+                <w:lang w:val="en-ZW"/>
+              </w:rPr>
+            </w:pPr>
+            <w:r>
+              <w:rPr>
+                <w:lang w:val="en-ZW"/>
+              </w:rPr>
+              <w:t>Relational database management for application data</w:t>
+            </w:r>
+          </w:p>
+        </w:tc>
+      </w:tr>
+      <w:tr>
+        <w:trPr>
+          <w:tblCellSpacing w:w="15" w:type="dxa"/>
+        </w:trPr>
+        <w:tc>
+          <w:tcPr>
+            <w:tcW w:w="0" w:type="auto"/>
+            <w:vAlign w:val="center"/>
+            <w:hideMark/>
+          </w:tcPr>
+          <w:p>
+            <w:pPr>
+              <w:rPr>
+                <w:lang w:val="en-ZW"/>
+              </w:rPr>
+            </w:pPr>
+            <w:r>
+              <w:rPr>
+                <w:lang w:val="en-ZW"/>
+              </w:rPr>
+              <w:t>scikit-learn</w:t>
+            </w:r>
+          </w:p>
+        </w:tc>
+        <w:tc>
+          <w:tcPr>
+            <w:tcW w:w="0" w:type="auto"/>
+            <w:vAlign w:val="center"/>
+            <w:hideMark/>
+          </w:tcPr>
+          <w:p>
+            <w:pPr>
+              <w:rPr>
+                <w:lang w:val="en-ZW"/>
+              </w:rPr>
+            </w:pPr>
+            <w:r>
+              <w:rPr>
+                <w:lang w:val="en-ZW"/>
+              </w:rPr>
+              <w:t>Development, training and implementation of the machine-learning models</w:t>
+            </w:r>
+          </w:p>
+        </w:tc>
+      </w:tr>
+      <w:tr>
+        <w:trPr>
+          <w:tblCellSpacing w:w="15" w:type="dxa"/>
+        </w:trPr>
+        <w:tc>
+          <w:tcPr>
+            <w:tcW w:w="0" w:type="auto"/>
+            <w:vAlign w:val="center"/>
+            <w:hideMark/>
+          </w:tcPr>
+          <w:p>
+            <w:pPr>
+              <w:rPr>
+                <w:lang w:val="en-ZW"/>
+              </w:rPr>
+            </w:pPr>
+            <w:r>
+              <w:rPr>
+                <w:lang w:val="en-ZW"/>
+              </w:rPr>
+              <w:lastRenderedPageBreak/>
+              <w:t>HTML</w:t>
+            </w:r>
+          </w:p>
+        </w:tc>
+        <w:tc>
+          <w:tcPr>
+            <w:tcW w:w="0" w:type="auto"/>
+            <w:vAlign w:val="center"/>
+            <w:hideMark/>
+          </w:tcPr>
+          <w:p>
+            <w:pPr>
+              <w:rPr>
+                <w:lang w:val="en-ZW"/>
+              </w:rPr>
+            </w:pPr>
+            <w:r>
+              <w:rPr>
+                <w:lang w:val="en-ZW"/>
+              </w:rPr>
+              <w:t>Structure of the browser-based application interfaces</w:t>
+            </w:r>
+          </w:p>
+        </w:tc>
+      </w:tr>
+      <w:tr>
+        <w:trPr>
+          <w:tblCellSpacing w:w="15" w:type="dxa"/>
+        </w:trPr>
+        <w:tc>
+          <w:tcPr>
+            <w:tcW w:w="0" w:type="auto"/>
+            <w:vAlign w:val="center"/>
+            <w:hideMark/>
+          </w:tcPr>
+          <w:p>
+            <w:pPr>
+              <w:rPr>
+                <w:lang w:val="en-ZW"/>
+              </w:rPr>
+            </w:pPr>
+            <w:r>
+              <w:rPr>
+                <w:lang w:val="en-ZW"/>
+              </w:rPr>
+              <w:t>CSS</w:t>
+            </w:r>
+          </w:p>
+        </w:tc>
+        <w:tc>
+          <w:tcPr>
+            <w:tcW w:w="0" w:type="auto"/>
+            <w:vAlign w:val="center"/>
+            <w:hideMark/>
+          </w:tcPr>
+          <w:p>
+            <w:pPr>
+              <w:rPr>
+                <w:lang w:val="en-ZW"/>
+              </w:rPr>
+            </w:pPr>
+            <w:r>
+              <w:rPr>
+                <w:lang w:val="en-ZW"/>
+              </w:rPr>
+              <w:t>Styling and presentation of application interfaces</w:t>
+            </w:r>
+          </w:p>
+        </w:tc>
+      </w:tr>
+      <w:tr>
+        <w:trPr>
+          <w:tblCellSpacing w:w="15" w:type="dxa"/>
+        </w:trPr>
+        <w:tc>
+          <w:tcPr>
+            <w:tcW w:w="0" w:type="auto"/>
+            <w:vAlign w:val="center"/>
+            <w:hideMark/>
+          </w:tcPr>
+          <w:p>
+            <w:pPr>
+              <w:rPr>
+                <w:lang w:val="en-ZW"/>
+              </w:rPr>
+            </w:pPr>
+            <w:r>
+              <w:rPr>
+                <w:lang w:val="en-ZW"/>
+              </w:rPr>
+              <w:t>JavaScript</w:t>
+            </w:r>
+          </w:p>
+        </w:tc>
+        <w:tc>
+          <w:tcPr>
+            <w:tcW w:w="0" w:type="auto"/>
+            <w:vAlign w:val="center"/>
+            <w:hideMark/>
+          </w:tcPr>
+          <w:p>
+            <w:pPr>
+              <w:rPr>
+                <w:lang w:val="en-ZW"/>
+              </w:rPr>
+            </w:pPr>
+            <w:r>
+              <w:rPr>
+                <w:lang w:val="en-ZW"/>
+              </w:rPr>
+              <w:t>Client-side interaction and real-time interface behaviour</w:t>
+            </w:r>
+          </w:p>
+        </w:tc>
+      </w:tr>
+      <w:tr>
+        <w:trPr>
+          <w:tblCellSpacing w:w="15" w:type="dxa"/>
+        </w:trPr>
+        <w:tc>
+          <w:tcPr>
+            <w:tcW w:w="0" w:type="auto"/>
+            <w:vAlign w:val="center"/>
+            <w:hideMark/>
+          </w:tcPr>
+          <w:p>
+            <w:pPr>
+              <w:rPr>
+                <w:lang w:val="en-ZW"/>
+              </w:rPr>
+            </w:pPr>
+            <w:r>
+              <w:rPr>
+                <w:lang w:val="en-ZW"/>
+              </w:rPr>
+              <w:t>Visual Studio Code</w:t>
+            </w:r>
+          </w:p>
+        </w:tc>
+        <w:tc>
+          <w:tcPr>
+            <w:tcW w:w="0" w:type="auto"/>
+            <w:vAlign w:val="center"/>
+            <w:hideMark/>
+          </w:tcPr>
+          <w:p>
+            <w:pPr>
+              <w:rPr>
+                <w:lang w:val="en-ZW"/>
+              </w:rPr>
+            </w:pPr>
+            <w:r>
+              <w:rPr>
+                <w:lang w:val="en-ZW"/>
+              </w:rPr>
+              <w:t>Software development and source-code editing</w:t>
+            </w:r>
+          </w:p>
+        </w:tc>
+      </w:tr>
+      <w:tr>
+        <w:trPr>
+          <w:tblCellSpacing w:w="15" w:type="dxa"/>
+        </w:trPr>
+        <w:tc>
+          <w:tcPr>
+            <w:tcW w:w="0" w:type="auto"/>
+            <w:vAlign w:val="center"/>
+            <w:hideMark/>
+          </w:tcPr>
+          <w:p>
+            <w:pPr>
+              <w:rPr>
+                <w:lang w:val="en-ZW"/>
+              </w:rPr>
+            </w:pPr>
+            <w:r>
+              <w:rPr>
+                <w:lang w:val="en-ZW"/>
+              </w:rPr>
+              <w:t>Git</w:t>
+            </w:r>
+          </w:p>
+        </w:tc>
+        <w:tc>
+          <w:tcPr>
+            <w:tcW w:w="0" w:type="auto"/>
+            <w:vAlign w:val="center"/>
+            <w:hideMark/>
+          </w:tcPr>
+          <w:p>
+            <w:pPr>
+              <w:rPr>
+                <w:lang w:val="en-ZW"/>
+              </w:rPr>
+            </w:pPr>
+            <w:r>
+              <w:rPr>
+                <w:lang w:val="en-ZW"/>
+              </w:rPr>
+              <w:t>Source-code version control</w:t>
+            </w:r>
+          </w:p>
+        </w:tc>
+      </w:tr>
+      <w:tr>
+        <w:trPr>
+          <w:tblCellSpacing w:w="15" w:type="dxa"/>
+        </w:trPr>
+        <w:tc>
+          <w:tcPr>
+            <w:tcW w:w="0" w:type="auto"/>
+            <w:vAlign w:val="center"/>
+            <w:hideMark/>
+          </w:tcPr>
+          <w:p>
+            <w:pPr>
+              <w:rPr>
+                <w:lang w:val="en-ZW"/>
+              </w:rPr>
+            </w:pPr>
+            <w:r>
+              <w:rPr>
+                <w:lang w:val="en-ZW"/>
+              </w:rPr>
+              <w:t>Web Browser</w:t>
+            </w:r>
+          </w:p>
+        </w:tc>
+        <w:tc>
+          <w:tcPr>
+            <w:tcW w:w="0" w:type="auto"/>
+            <w:vAlign w:val="center"/>
+            <w:hideMark/>
+          </w:tcPr>
+          <w:p>
+            <w:pPr>
+              <w:rPr>
+                <w:lang w:val="en-ZW"/>
+              </w:rPr>
+            </w:pPr>
+            <w:r>
+              <w:rPr>
+                <w:lang w:val="en-ZW"/>
+              </w:rPr>
+              <w:t>Testing and interaction with the developed application</w:t>
+            </w:r>
+          </w:p>
+        </w:tc>
+      </w:tr>
+    </w:tbl>
+    <w:p>
+      <w:pPr>
+        <w:rPr>
+          <w:lang w:val="en-ZW"/>
+        </w:rPr>
+      </w:pPr>
+      <w:r>
+        <w:rPr>
+          <w:lang w:val="en-ZW"/>
+        </w:rPr>
+        <w:t>MySQL was used as the relational database for the final integrated research application. It stores application information associated with users, mobile-money transactions, agents, alerts, behavioural information, investigation activities and other supporting system records.</w:t>
+      </w:r>
+    </w:p>
+    <w:p>
+      <w:pPr>
+        <w:rPr>
+          <w:lang w:val="en-ZW"/>
+        </w:rPr>
+      </w:pPr>
+    </w:p>
+    <w:p>
+      <w:pPr>
+        <w:rPr>
+          <w:b/>
+          <w:bCs/>
+          <w:lang w:val="en-ZW"/>
+        </w:rPr>
+      </w:pPr>
+      <w:r>
+        <w:rPr>
+          <w:b/>
+          <w:bCs/>
+          <w:lang w:val="en-ZW"/>
+        </w:rPr>
+        <w:t>1.9 Work Plan</w:t>
+      </w:r>
+    </w:p>
+    <w:p>
+      <w:pPr>
+        <w:rPr>
+          <w:lang w:val="en-ZW"/>
+        </w:rPr>
+      </w:pPr>
+      <w:r>
+        <w:rPr>
+          <w:lang w:val="en-ZW"/>
+        </w:rPr>
+        <w:t>The research followed a staged development process. The work began with problem analysis and the definition of the mobile-money AML scope. This was followed by development of the transaction and database components, design of the behavioural detection architecture, development of the synthetic dataset, feature engineering, machine-learning experimentation, system integration, testing and documentation.</w:t>
+      </w:r>
+    </w:p>
+    <w:p>
+      <w:pPr>
+        <w:rPr>
+          <w:lang w:val="en-ZW"/>
+        </w:rPr>
+      </w:pPr>
+    </w:p>
+    <w:p>
+      <w:pPr>
+        <w:rPr>
+          <w:lang w:val="en-ZW"/>
+        </w:rPr>
+      </w:pPr>
+      <w:r>
+        <w:rPr>
+          <w:b/>
+          <w:bCs/>
+          <w:lang w:val="en-ZW"/>
+        </w:rPr>
+        <w:t>Table 1.2: Project Work Plan</w:t>
+      </w:r>
+    </w:p>
+    <w:tbl>
+      <w:tblPr>
+        <w:tblW w:w="0" w:type="auto"/>
+        <w:tblCellSpacing w:w="15" w:type="dxa"/>
+        <w:tblBorders>
+          <w:top w:val="single" w:sz="4" w:space="0" w:color="auto"/>
+          <w:left w:val="single" w:sz="4" w:space="0" w:color="auto"/>
+          <w:bottom w:val="single" w:sz="4" w:space="0" w:color="auto"/>
+          <w:right w:val="single" w:sz="4" w:space="0" w:color="auto"/>
+          <w:insideH w:val="single" w:sz="4" w:space="0" w:color="auto"/>
+          <w:insideV w:val="single" w:sz="4" w:space="0" w:color="auto"/>
+        </w:tblBorders>
+        <w:tblCellMar>
+          <w:top w:w="15" w:type="dxa"/>
+          <w:left w:w="15" w:type="dxa"/>
+          <w:bottom w:w="15" w:type="dxa"/>
+          <w:right w:w="15" w:type="dxa"/>
+        </w:tblCellMar>
+        <w:tblLook w:val="04A0" w:firstRow="1" w:lastRow="0" w:firstColumn="1" w:lastColumn="0" w:noHBand="0" w:noVBand="1"/>
+      </w:tblPr>
+      <w:tblGrid>
+        <w:gridCol w:w="2551"/>
+        <w:gridCol w:w="4084"/>
+        <w:gridCol w:w="2715"/>
+      </w:tblGrid>
+      <w:tr>
+        <w:trPr>
+          <w:tblHeader/>
+          <w:tblCellSpacing w:w="15" w:type="dxa"/>
+        </w:trPr>
+        <w:tc>
+          <w:tcPr>
+            <w:tcW w:w="0" w:type="auto"/>
+            <w:vAlign w:val="center"/>
+            <w:hideMark/>
+          </w:tcPr>
+          <w:p>
+            <w:pPr>
+              <w:rPr>
+                <w:b/>
+                <w:bCs/>
+                <w:lang w:val="en-ZW"/>
+              </w:rPr>
+            </w:pPr>
+            <w:r>
+              <w:rPr>
+                <w:b/>
+                <w:bCs/>
+                <w:lang w:val="en-ZW"/>
+              </w:rPr>
+              <w:t>Activity</w:t>
+            </w:r>
+          </w:p>
+        </w:tc>
+        <w:tc>
+          <w:tcPr>
+            <w:tcW w:w="0" w:type="auto"/>
+            <w:vAlign w:val="center"/>
+            <w:hideMark/>
+          </w:tcPr>
+          <w:p>
+            <w:pPr>
+              <w:rPr>
+                <w:b/>
+                <w:bCs/>
+                <w:lang w:val="en-ZW"/>
+              </w:rPr>
+            </w:pPr>
+            <w:r>
+              <w:rPr>
+                <w:b/>
+                <w:bCs/>
+                <w:lang w:val="en-ZW"/>
+              </w:rPr>
+              <w:t>Main Task</w:t>
+            </w:r>
+          </w:p>
+        </w:tc>
+        <w:tc>
+          <w:tcPr>
+            <w:tcW w:w="0" w:type="auto"/>
+            <w:vAlign w:val="center"/>
+            <w:hideMark/>
+          </w:tcPr>
+          <w:p>
+            <w:pPr>
+              <w:rPr>
+                <w:b/>
+                <w:bCs/>
+                <w:lang w:val="en-ZW"/>
+              </w:rPr>
+            </w:pPr>
+            <w:r>
+              <w:rPr>
+                <w:b/>
+                <w:bCs/>
+                <w:lang w:val="en-ZW"/>
+              </w:rPr>
+              <w:t>Outcome</w:t>
+            </w:r>
+          </w:p>
+        </w:tc>
+      </w:tr>
+      <w:tr>
+        <w:trPr>
+          <w:tblCellSpacing w:w="15" w:type="dxa"/>
+        </w:trPr>
+        <w:tc>
+          <w:tcPr>
+            <w:tcW w:w="0" w:type="auto"/>
+            <w:vAlign w:val="center"/>
+            <w:hideMark/>
+          </w:tcPr>
+          <w:p>
+            <w:pPr>
+              <w:rPr>
+                <w:lang w:val="en-ZW"/>
+              </w:rPr>
+            </w:pPr>
+            <w:r>
+              <w:rPr>
+                <w:lang w:val="en-ZW"/>
+              </w:rPr>
+              <w:t>Requirements and problem analysis</w:t>
+            </w:r>
+          </w:p>
+        </w:tc>
+        <w:tc>
+          <w:tcPr>
+            <w:tcW w:w="0" w:type="auto"/>
+            <w:vAlign w:val="center"/>
+            <w:hideMark/>
+          </w:tcPr>
+          <w:p>
+            <w:pPr>
+              <w:rPr>
+                <w:lang w:val="en-ZW"/>
+              </w:rPr>
+            </w:pPr>
+            <w:r>
+              <w:rPr>
+                <w:lang w:val="en-ZW"/>
+              </w:rPr>
+              <w:t>Analyse the AML problem and establish the mobile-money research scope</w:t>
+            </w:r>
+          </w:p>
+        </w:tc>
+        <w:tc>
+          <w:tcPr>
+            <w:tcW w:w="0" w:type="auto"/>
+            <w:vAlign w:val="center"/>
+            <w:hideMark/>
+          </w:tcPr>
+          <w:p>
+            <w:pPr>
+              <w:rPr>
+                <w:lang w:val="en-ZW"/>
+              </w:rPr>
+            </w:pPr>
+            <w:r>
+              <w:rPr>
+                <w:lang w:val="en-ZW"/>
+              </w:rPr>
+              <w:t>Defined project scope and requirements</w:t>
+            </w:r>
+          </w:p>
+        </w:tc>
+      </w:tr>
+      <w:tr>
+        <w:trPr>
+          <w:tblCellSpacing w:w="15" w:type="dxa"/>
+        </w:trPr>
+        <w:tc>
+          <w:tcPr>
+            <w:tcW w:w="0" w:type="auto"/>
+            <w:vAlign w:val="center"/>
+            <w:hideMark/>
+          </w:tcPr>
+          <w:p>
+            <w:pPr>
+              <w:rPr>
+                <w:lang w:val="en-ZW"/>
+              </w:rPr>
+            </w:pPr>
+            <w:r>
+              <w:rPr>
+                <w:lang w:val="en-ZW"/>
+              </w:rPr>
+              <w:t>System design</w:t>
+            </w:r>
+          </w:p>
+        </w:tc>
+        <w:tc>
+          <w:tcPr>
+            <w:tcW w:w="0" w:type="auto"/>
+            <w:vAlign w:val="center"/>
+            <w:hideMark/>
+          </w:tcPr>
+          <w:p>
+            <w:pPr>
+              <w:rPr>
+                <w:lang w:val="en-ZW"/>
+              </w:rPr>
+            </w:pPr>
+            <w:r>
+              <w:rPr>
+                <w:lang w:val="en-ZW"/>
+              </w:rPr>
+              <w:t>Design the mobile-money transaction, monitoring and AML architecture</w:t>
+            </w:r>
+          </w:p>
+        </w:tc>
+        <w:tc>
+          <w:tcPr>
+            <w:tcW w:w="0" w:type="auto"/>
+            <w:vAlign w:val="center"/>
+            <w:hideMark/>
+          </w:tcPr>
+          <w:p>
+            <w:pPr>
+              <w:rPr>
+                <w:lang w:val="en-ZW"/>
+              </w:rPr>
+            </w:pPr>
+            <w:r>
+              <w:rPr>
+                <w:lang w:val="en-ZW"/>
+              </w:rPr>
+              <w:t>System architecture</w:t>
+            </w:r>
+          </w:p>
+        </w:tc>
+      </w:tr>
+      <w:tr>
+        <w:trPr>
+          <w:tblCellSpacing w:w="15" w:type="dxa"/>
+        </w:trPr>
+        <w:tc>
+          <w:tcPr>
+            <w:tcW w:w="0" w:type="auto"/>
+            <w:vAlign w:val="center"/>
+            <w:hideMark/>
+          </w:tcPr>
+          <w:p>
+            <w:pPr>
+              <w:rPr>
+                <w:lang w:val="en-ZW"/>
+              </w:rPr>
+            </w:pPr>
+            <w:r>
+              <w:rPr>
+                <w:lang w:val="en-ZW"/>
+              </w:rPr>
+              <w:lastRenderedPageBreak/>
+              <w:t>Database and transaction development</w:t>
+            </w:r>
+          </w:p>
+        </w:tc>
+        <w:tc>
+          <w:tcPr>
+            <w:tcW w:w="0" w:type="auto"/>
+            <w:vAlign w:val="center"/>
+            <w:hideMark/>
+          </w:tcPr>
+          <w:p>
+            <w:pPr>
+              <w:rPr>
+                <w:lang w:val="en-ZW"/>
+              </w:rPr>
+            </w:pPr>
+            <w:r>
+              <w:rPr>
+                <w:lang w:val="en-ZW"/>
+              </w:rPr>
+              <w:t>Develop wallet, agent and transaction-processing components</w:t>
+            </w:r>
+          </w:p>
+        </w:tc>
+        <w:tc>
+          <w:tcPr>
+            <w:tcW w:w="0" w:type="auto"/>
+            <w:vAlign w:val="center"/>
+            <w:hideMark/>
+          </w:tcPr>
+          <w:p>
+            <w:pPr>
+              <w:rPr>
+                <w:lang w:val="en-ZW"/>
+              </w:rPr>
+            </w:pPr>
+            <w:r>
+              <w:rPr>
+                <w:lang w:val="en-ZW"/>
+              </w:rPr>
+              <w:t>Operational data and transaction layer</w:t>
+            </w:r>
+          </w:p>
+        </w:tc>
+      </w:tr>
+      <w:tr>
+        <w:trPr>
+          <w:tblCellSpacing w:w="15" w:type="dxa"/>
+        </w:trPr>
+        <w:tc>
+          <w:tcPr>
+            <w:tcW w:w="0" w:type="auto"/>
+            <w:vAlign w:val="center"/>
+            <w:hideMark/>
+          </w:tcPr>
+          <w:p>
+            <w:pPr>
+              <w:rPr>
+                <w:lang w:val="en-ZW"/>
+              </w:rPr>
+            </w:pPr>
+            <w:r>
+              <w:rPr>
+                <w:lang w:val="en-ZW"/>
+              </w:rPr>
+              <w:t>Behavioural analysis design</w:t>
+            </w:r>
+          </w:p>
+        </w:tc>
+        <w:tc>
+          <w:tcPr>
+            <w:tcW w:w="0" w:type="auto"/>
+            <w:vAlign w:val="center"/>
+            <w:hideMark/>
+          </w:tcPr>
+          <w:p>
+            <w:pPr>
+              <w:rPr>
+                <w:lang w:val="en-ZW"/>
+              </w:rPr>
+            </w:pPr>
+            <w:r>
+              <w:rPr>
+                <w:lang w:val="en-ZW"/>
+              </w:rPr>
+              <w:t>Define structuring, wallet/network and agent behavioural dimensions</w:t>
+            </w:r>
+          </w:p>
+        </w:tc>
+        <w:tc>
+          <w:tcPr>
+            <w:tcW w:w="0" w:type="auto"/>
+            <w:vAlign w:val="center"/>
+            <w:hideMark/>
+          </w:tcPr>
+          <w:p>
+            <w:pPr>
+              <w:rPr>
+                <w:lang w:val="en-ZW"/>
+              </w:rPr>
+            </w:pPr>
+            <w:r>
+              <w:rPr>
+                <w:lang w:val="en-ZW"/>
+              </w:rPr>
+              <w:t>Behavioural detection framework</w:t>
+            </w:r>
+          </w:p>
+        </w:tc>
+      </w:tr>
+      <w:tr>
+        <w:trPr>
+          <w:tblCellSpacing w:w="15" w:type="dxa"/>
+        </w:trPr>
+        <w:tc>
+          <w:tcPr>
+            <w:tcW w:w="0" w:type="auto"/>
+            <w:vAlign w:val="center"/>
+            <w:hideMark/>
+          </w:tcPr>
+          <w:p>
+            <w:pPr>
+              <w:rPr>
+                <w:lang w:val="en-ZW"/>
+              </w:rPr>
+            </w:pPr>
+            <w:r>
+              <w:rPr>
+                <w:lang w:val="en-ZW"/>
+              </w:rPr>
+              <w:t>Synthetic dataset development</w:t>
+            </w:r>
+          </w:p>
+        </w:tc>
+        <w:tc>
+          <w:tcPr>
+            <w:tcW w:w="0" w:type="auto"/>
+            <w:vAlign w:val="center"/>
+            <w:hideMark/>
+          </w:tcPr>
+          <w:p>
+            <w:pPr>
+              <w:rPr>
+                <w:lang w:val="en-ZW"/>
+              </w:rPr>
+            </w:pPr>
+            <w:r>
+              <w:rPr>
+                <w:lang w:val="en-ZW"/>
+              </w:rPr>
+              <w:t>Generate controlled mobile-money transaction activity</w:t>
+            </w:r>
+          </w:p>
+        </w:tc>
+        <w:tc>
+          <w:tcPr>
+            <w:tcW w:w="0" w:type="auto"/>
+            <w:vAlign w:val="center"/>
+            <w:hideMark/>
+          </w:tcPr>
+          <w:p>
+            <w:pPr>
+              <w:rPr>
+                <w:lang w:val="en-ZW"/>
+              </w:rPr>
+            </w:pPr>
+            <w:r>
+              <w:rPr>
+                <w:lang w:val="en-ZW"/>
+              </w:rPr>
+              <w:t>100,000-transaction synthetic dataset</w:t>
+            </w:r>
+          </w:p>
+        </w:tc>
+      </w:tr>
+      <w:tr>
+        <w:trPr>
+          <w:tblCellSpacing w:w="15" w:type="dxa"/>
+        </w:trPr>
+        <w:tc>
+          <w:tcPr>
+            <w:tcW w:w="0" w:type="auto"/>
+            <w:vAlign w:val="center"/>
+            <w:hideMark/>
+          </w:tcPr>
+          <w:p>
+            <w:pPr>
+              <w:rPr>
+                <w:lang w:val="en-ZW"/>
+              </w:rPr>
+            </w:pPr>
+            <w:r>
+              <w:rPr>
+                <w:lang w:val="en-ZW"/>
+              </w:rPr>
+              <w:t>Feature engineering</w:t>
+            </w:r>
+          </w:p>
+        </w:tc>
+        <w:tc>
+          <w:tcPr>
+            <w:tcW w:w="0" w:type="auto"/>
+            <w:vAlign w:val="center"/>
+            <w:hideMark/>
+          </w:tcPr>
+          <w:p>
+            <w:pPr>
+              <w:rPr>
+                <w:lang w:val="en-ZW"/>
+              </w:rPr>
+            </w:pPr>
+            <w:r>
+              <w:rPr>
+                <w:lang w:val="en-ZW"/>
+              </w:rPr>
+              <w:t>Develop historical behavioural features</w:t>
+            </w:r>
+          </w:p>
+        </w:tc>
+        <w:tc>
+          <w:tcPr>
+            <w:tcW w:w="0" w:type="auto"/>
+            <w:vAlign w:val="center"/>
+            <w:hideMark/>
+          </w:tcPr>
+          <w:p>
+            <w:pPr>
+              <w:rPr>
+                <w:lang w:val="en-ZW"/>
+              </w:rPr>
+            </w:pPr>
+            <w:r>
+              <w:rPr>
+                <w:lang w:val="en-ZW"/>
+              </w:rPr>
+              <w:t>30-feature machine-learning architecture</w:t>
+            </w:r>
+          </w:p>
+        </w:tc>
+      </w:tr>
+      <w:tr>
+        <w:trPr>
+          <w:tblCellSpacing w:w="15" w:type="dxa"/>
+        </w:trPr>
+        <w:tc>
+          <w:tcPr>
+            <w:tcW w:w="0" w:type="auto"/>
+            <w:vAlign w:val="center"/>
+            <w:hideMark/>
+          </w:tcPr>
+          <w:p>
+            <w:pPr>
+              <w:rPr>
+                <w:lang w:val="en-ZW"/>
+              </w:rPr>
+            </w:pPr>
+            <w:r>
+              <w:rPr>
+                <w:lang w:val="en-ZW"/>
+              </w:rPr>
+              <w:t>Model development</w:t>
+            </w:r>
+          </w:p>
+        </w:tc>
+        <w:tc>
+          <w:tcPr>
+            <w:tcW w:w="0" w:type="auto"/>
+            <w:vAlign w:val="center"/>
+            <w:hideMark/>
+          </w:tcPr>
+          <w:p>
+            <w:pPr>
+              <w:rPr>
+                <w:lang w:val="en-ZW"/>
+              </w:rPr>
+            </w:pPr>
+            <w:r>
+              <w:rPr>
+                <w:lang w:val="en-ZW"/>
+              </w:rPr>
+              <w:t>Train and compare candidate machine-learning algorithms</w:t>
+            </w:r>
+          </w:p>
+        </w:tc>
+        <w:tc>
+          <w:tcPr>
+            <w:tcW w:w="0" w:type="auto"/>
+            <w:vAlign w:val="center"/>
+            <w:hideMark/>
+          </w:tcPr>
+          <w:p>
+            <w:pPr>
+              <w:rPr>
+                <w:lang w:val="en-ZW"/>
+              </w:rPr>
+            </w:pPr>
+            <w:r>
+              <w:rPr>
+                <w:lang w:val="en-ZW"/>
+              </w:rPr>
+              <w:t>Selected classification model</w:t>
+            </w:r>
+          </w:p>
+        </w:tc>
+      </w:tr>
+      <w:tr>
+        <w:trPr>
+          <w:tblCellSpacing w:w="15" w:type="dxa"/>
+        </w:trPr>
+        <w:tc>
+          <w:tcPr>
+            <w:tcW w:w="0" w:type="auto"/>
+            <w:vAlign w:val="center"/>
+            <w:hideMark/>
+          </w:tcPr>
+          <w:p>
+            <w:pPr>
+              <w:rPr>
+                <w:lang w:val="en-ZW"/>
+              </w:rPr>
+            </w:pPr>
+            <w:r>
+              <w:rPr>
+                <w:lang w:val="en-ZW"/>
+              </w:rPr>
+              <w:t>Model validation</w:t>
+            </w:r>
+          </w:p>
+        </w:tc>
+        <w:tc>
+          <w:tcPr>
+            <w:tcW w:w="0" w:type="auto"/>
+            <w:vAlign w:val="center"/>
+            <w:hideMark/>
+          </w:tcPr>
+          <w:p>
+            <w:pPr>
+              <w:rPr>
+                <w:lang w:val="en-ZW"/>
+              </w:rPr>
+            </w:pPr>
+            <w:r>
+              <w:rPr>
+                <w:lang w:val="en-ZW"/>
+              </w:rPr>
+              <w:t>Evaluate model behaviour using separated validation data</w:t>
+            </w:r>
+          </w:p>
+        </w:tc>
+        <w:tc>
+          <w:tcPr>
+            <w:tcW w:w="0" w:type="auto"/>
+            <w:vAlign w:val="center"/>
+            <w:hideMark/>
+          </w:tcPr>
+          <w:p>
+            <w:pPr>
+              <w:rPr>
+                <w:lang w:val="en-ZW"/>
+              </w:rPr>
+            </w:pPr>
+            <w:r>
+              <w:rPr>
+                <w:lang w:val="en-ZW"/>
+              </w:rPr>
+              <w:t>Validated research classifier</w:t>
+            </w:r>
+          </w:p>
+        </w:tc>
+      </w:tr>
+      <w:tr>
+        <w:trPr>
+          <w:tblCellSpacing w:w="15" w:type="dxa"/>
+        </w:trPr>
+        <w:tc>
+          <w:tcPr>
+            <w:tcW w:w="0" w:type="auto"/>
+            <w:vAlign w:val="center"/>
+            <w:hideMark/>
+          </w:tcPr>
+          <w:p>
+            <w:pPr>
+              <w:rPr>
+                <w:lang w:val="en-ZW"/>
+              </w:rPr>
+            </w:pPr>
+            <w:r>
+              <w:rPr>
+                <w:lang w:val="en-ZW"/>
+              </w:rPr>
+              <w:t>Application integration</w:t>
+            </w:r>
+          </w:p>
+        </w:tc>
+        <w:tc>
+          <w:tcPr>
+            <w:tcW w:w="0" w:type="auto"/>
+            <w:vAlign w:val="center"/>
+            <w:hideMark/>
+          </w:tcPr>
+          <w:p>
+            <w:pPr>
+              <w:rPr>
+                <w:lang w:val="en-ZW"/>
+              </w:rPr>
+            </w:pPr>
+            <w:r>
+              <w:rPr>
+                <w:lang w:val="en-ZW"/>
+              </w:rPr>
+              <w:t>Integrate feature extraction and classification with transaction processing</w:t>
+            </w:r>
+          </w:p>
+        </w:tc>
+        <w:tc>
+          <w:tcPr>
+            <w:tcW w:w="0" w:type="auto"/>
+            <w:vAlign w:val="center"/>
+            <w:hideMark/>
+          </w:tcPr>
+          <w:p>
+            <w:pPr>
+              <w:rPr>
+                <w:lang w:val="en-ZW"/>
+              </w:rPr>
+            </w:pPr>
+            <w:r>
+              <w:rPr>
+                <w:lang w:val="en-ZW"/>
+              </w:rPr>
+              <w:t>Integrated AML processing pipeline</w:t>
+            </w:r>
+          </w:p>
+        </w:tc>
+      </w:tr>
+      <w:tr>
+        <w:trPr>
+          <w:tblCellSpacing w:w="15" w:type="dxa"/>
+        </w:trPr>
+        <w:tc>
+          <w:tcPr>
+            <w:tcW w:w="0" w:type="auto"/>
+            <w:vAlign w:val="center"/>
+            <w:hideMark/>
+          </w:tcPr>
+          <w:p>
+            <w:pPr>
+              <w:rPr>
+                <w:lang w:val="en-ZW"/>
+              </w:rPr>
+            </w:pPr>
+            <w:r>
+              <w:rPr>
+                <w:lang w:val="en-ZW"/>
+              </w:rPr>
+              <w:t>Alert and investigation development</w:t>
+            </w:r>
+          </w:p>
+        </w:tc>
+        <w:tc>
+          <w:tcPr>
+            <w:tcW w:w="0" w:type="auto"/>
+            <w:vAlign w:val="center"/>
+            <w:hideMark/>
+          </w:tcPr>
+          <w:p>
+            <w:pPr>
+              <w:rPr>
+                <w:lang w:val="en-ZW"/>
+              </w:rPr>
+            </w:pPr>
+            <w:r>
+              <w:rPr>
+                <w:lang w:val="en-ZW"/>
+              </w:rPr>
+              <w:t>Integrate suspicious activity with AML investigation functions</w:t>
+            </w:r>
+          </w:p>
+        </w:tc>
+        <w:tc>
+          <w:tcPr>
+            <w:tcW w:w="0" w:type="auto"/>
+            <w:vAlign w:val="center"/>
+            <w:hideMark/>
+          </w:tcPr>
+          <w:p>
+            <w:pPr>
+              <w:rPr>
+                <w:lang w:val="en-ZW"/>
+              </w:rPr>
+            </w:pPr>
+            <w:r>
+              <w:rPr>
+                <w:lang w:val="en-ZW"/>
+              </w:rPr>
+              <w:t>Alert and investigation workflow</w:t>
+            </w:r>
+          </w:p>
+        </w:tc>
+      </w:tr>
+      <w:tr>
+        <w:trPr>
+          <w:tblCellSpacing w:w="15" w:type="dxa"/>
+        </w:trPr>
+        <w:tc>
+          <w:tcPr>
+            <w:tcW w:w="0" w:type="auto"/>
+            <w:vAlign w:val="center"/>
+            <w:hideMark/>
+          </w:tcPr>
+          <w:p>
+            <w:pPr>
+              <w:rPr>
+                <w:lang w:val="en-ZW"/>
+              </w:rPr>
+            </w:pPr>
+            <w:r>
+              <w:rPr>
+                <w:lang w:val="en-ZW"/>
+              </w:rPr>
+              <w:t>Real-time monitoring</w:t>
+            </w:r>
+          </w:p>
+        </w:tc>
+        <w:tc>
+          <w:tcPr>
+            <w:tcW w:w="0" w:type="auto"/>
+            <w:vAlign w:val="center"/>
+            <w:hideMark/>
+          </w:tcPr>
+          <w:p>
+            <w:pPr>
+              <w:rPr>
+                <w:lang w:val="en-ZW"/>
+              </w:rPr>
+            </w:pPr>
+            <w:r>
+              <w:rPr>
+                <w:lang w:val="en-ZW"/>
+              </w:rPr>
+              <w:t>Integrate transaction and alert activity with real-time interfaces</w:t>
+            </w:r>
+          </w:p>
+        </w:tc>
+        <w:tc>
+          <w:tcPr>
+            <w:tcW w:w="0" w:type="auto"/>
+            <w:vAlign w:val="center"/>
+            <w:hideMark/>
+          </w:tcPr>
+          <w:p>
+            <w:pPr>
+              <w:rPr>
+                <w:lang w:val="en-ZW"/>
+              </w:rPr>
+            </w:pPr>
+            <w:r>
+              <w:rPr>
+                <w:lang w:val="en-ZW"/>
+              </w:rPr>
+              <w:t>Monitoring dashboard</w:t>
+            </w:r>
+          </w:p>
+        </w:tc>
+      </w:tr>
+      <w:tr>
+        <w:trPr>
+          <w:tblCellSpacing w:w="15" w:type="dxa"/>
+        </w:trPr>
+        <w:tc>
+          <w:tcPr>
+            <w:tcW w:w="0" w:type="auto"/>
+            <w:vAlign w:val="center"/>
+            <w:hideMark/>
+          </w:tcPr>
+          <w:p>
+            <w:pPr>
+              <w:rPr>
+                <w:lang w:val="en-ZW"/>
+              </w:rPr>
+            </w:pPr>
+            <w:r>
+              <w:rPr>
+                <w:lang w:val="en-ZW"/>
+              </w:rPr>
+              <w:t>System testing</w:t>
+            </w:r>
+          </w:p>
+        </w:tc>
+        <w:tc>
+          <w:tcPr>
+            <w:tcW w:w="0" w:type="auto"/>
+            <w:vAlign w:val="center"/>
+            <w:hideMark/>
+          </w:tcPr>
+          <w:p>
+            <w:pPr>
+              <w:rPr>
+                <w:lang w:val="en-ZW"/>
+              </w:rPr>
+            </w:pPr>
+            <w:r>
+              <w:rPr>
+                <w:lang w:val="en-ZW"/>
+              </w:rPr>
+              <w:t>Test transaction processing, classification, alerts and application integration</w:t>
+            </w:r>
+          </w:p>
+        </w:tc>
+        <w:tc>
+          <w:tcPr>
+            <w:tcW w:w="0" w:type="auto"/>
+            <w:vAlign w:val="center"/>
+            <w:hideMark/>
+          </w:tcPr>
+          <w:p>
+            <w:pPr>
+              <w:rPr>
+                <w:lang w:val="en-ZW"/>
+              </w:rPr>
+            </w:pPr>
+            <w:r>
+              <w:rPr>
+                <w:lang w:val="en-ZW"/>
+              </w:rPr>
+              <w:t>Tested research prototype</w:t>
+            </w:r>
+          </w:p>
+        </w:tc>
+      </w:tr>
+      <w:tr>
+        <w:trPr>
+          <w:tblCellSpacing w:w="15" w:type="dxa"/>
+        </w:trPr>
+        <w:tc>
+          <w:tcPr>
+            <w:tcW w:w="0" w:type="auto"/>
+            <w:vAlign w:val="center"/>
+            <w:hideMark/>
+          </w:tcPr>
+          <w:p>
+            <w:pPr>
+              <w:rPr>
+                <w:lang w:val="en-ZW"/>
+              </w:rPr>
+            </w:pPr>
+            <w:r>
+              <w:rPr>
+                <w:lang w:val="en-ZW"/>
+              </w:rPr>
+              <w:t>Documentation</w:t>
+            </w:r>
+          </w:p>
+        </w:tc>
+        <w:tc>
+          <w:tcPr>
+            <w:tcW w:w="0" w:type="auto"/>
+            <w:vAlign w:val="center"/>
+            <w:hideMark/>
+          </w:tcPr>
+          <w:p>
+            <w:pPr>
+              <w:rPr>
+                <w:lang w:val="en-ZW"/>
+              </w:rPr>
+            </w:pPr>
+            <w:r>
+              <w:rPr>
+                <w:lang w:val="en-ZW"/>
+              </w:rPr>
+              <w:t>Document the research, methodology and findings</w:t>
+            </w:r>
+          </w:p>
+        </w:tc>
+        <w:tc>
+          <w:tcPr>
+            <w:tcW w:w="0" w:type="auto"/>
+            <w:vAlign w:val="center"/>
+            <w:hideMark/>
+          </w:tcPr>
+          <w:p>
+            <w:pPr>
+              <w:rPr>
+                <w:lang w:val="en-ZW"/>
+              </w:rPr>
+            </w:pPr>
+            <w:r>
+              <w:rPr>
+                <w:lang w:val="en-ZW"/>
+              </w:rPr>
+              <w:t>Dissertation and supporting documentation</w:t>
+            </w:r>
+          </w:p>
+        </w:tc>
+      </w:tr>
+    </w:tbl>
+    <w:p>
+      <w:pPr>
+        <w:rPr>
+          <w:b/>
+          <w:bCs/>
+          <w:lang w:val="en-ZW"/>
+        </w:rPr>
+      </w:pPr>
+    </w:p>
+    <w:p>
+      <w:pPr>
+        <w:rPr>
+          <w:lang w:val="en-ZW"/>
+        </w:rPr>
+      </w:pPr>
+      <w:r>
+        <w:rPr>
+          <w:b/>
+          <w:bCs/>
+          <w:lang w:val="en-ZW"/>
+        </w:rPr>
+        <w:lastRenderedPageBreak/>
+        <w:t>Figure 1.1: Project Gantt Chart</w:t>
+      </w:r>
+    </w:p>
+    <w:p>
+      <w:pPr>
+        <w:rPr>
+          <w:lang w:val="en-ZW"/>
+        </w:rPr>
+      </w:pPr>
+      <w:r>
+        <w:rPr>
+          <w:i/>
+          <w:iCs/>
+          <w:lang w:val="en-ZW"/>
+        </w:rPr>
+        <w:t>The project Gantt chart should be inserted here using the actual project timeline, showing the activities in Table 1.2 against the corresponding project weeks or months.</w:t>
+      </w:r>
+    </w:p>
+    <w:p>
+      <w:pPr>
+        <w:rPr>
+          <w:b/>
+          <w:bCs/>
+          <w:lang w:val="en-ZW"/>
+        </w:rPr>
+      </w:pPr>
+    </w:p>
+    <w:p>
+      <w:pPr>
+        <w:rPr>
+          <w:b/>
+          <w:bCs/>
+          <w:lang w:val="en-ZW"/>
+        </w:rPr>
+      </w:pPr>
+      <w:r>
+        <w:rPr>
+          <w:b/>
+          <w:bCs/>
+          <w:lang w:val="en-ZW"/>
+        </w:rPr>
+        <w:t>1.10 Justification / Rationale</w:t>
+      </w:r>
+    </w:p>
+    <w:p>
+      <w:pPr>
+        <w:rPr>
+          <w:lang w:val="en-ZW"/>
+        </w:rPr>
+      </w:pPr>
+      <w:r>
+        <w:rPr>
+          <w:lang w:val="en-ZW"/>
+        </w:rPr>
+        <w:t>The continued development of mobile-money services has created an important digital financial environment, particularly within Sub-Saharan Africa [1]. Zimbabwe has also incorporated digital financial services into its broader financial-inclusion strategy [2]. As the use of digital transaction channels increases, mechanisms for monitoring financial activity and supporting AML investigations remain important.</w:t>
+      </w:r>
+    </w:p>
+    <w:p>
+      <w:pPr>
+        <w:rPr>
+          <w:lang w:val="en-ZW"/>
+        </w:rPr>
+      </w:pPr>
+      <w:r>
+        <w:rPr>
+          <w:lang w:val="en-ZW"/>
+        </w:rPr>
+        <w:t>One reason for undertaking this research is that suspicious mobile-money behaviour may not be fully represented by an individual transaction. Relevant behaviour may develop through repeated transactions, interactions between several wallets, rapid movement of value or unusual activity involving mobile-money agents. Monitoring only individual transaction amounts may therefore provide an incomplete representation of transaction behaviour.</w:t>
+      </w:r>
+    </w:p>
+    <w:p>
+      <w:pPr>
+        <w:rPr>
+          <w:lang w:val="en-ZW"/>
+        </w:rPr>
+      </w:pPr>
+      <w:r>
+        <w:rPr>
+          <w:lang w:val="en-ZW"/>
+        </w:rPr>
+        <w:t>The research addresses this problem by combining three behavioural perspectives. Structuring features examine historical transaction frequency and amount behaviour. Wallet/transaction-network features examine relationships and movement of value between wallets. Agent features examine historical activity associated with mobile-money agents. Combining these dimensions allows the system to analyse a broader representation of mobile-money transaction behaviour.</w:t>
+      </w:r>
+    </w:p>
+    <w:p>
+      <w:pPr>
+        <w:rPr>
+          <w:lang w:val="en-ZW"/>
+        </w:rPr>
+      </w:pPr>
+      <w:r>
+        <w:rPr>
+          <w:lang w:val="en-ZW"/>
+        </w:rPr>
+        <w:t>Machine learning was incorporated to investigate whether combinations of these behavioural characteristics could assist in distinguishing normal activity from suspicious patterns. Existing research has demonstrated the potential of machine-learning techniques to support AML transaction monitoring and alert identification [3]. The machine-learning component developed in this project is therefore used as a decision-support mechanism rather than an autonomous determination of criminal behaviour.</w:t>
+      </w:r>
+    </w:p>
+    <w:p>
+      <w:pPr>
+        <w:rPr>
+          <w:lang w:val="en-ZW"/>
+        </w:rPr>
+      </w:pPr>
+      <w:r>
+        <w:rPr>
+          <w:lang w:val="en-ZW"/>
+        </w:rPr>
+        <w:t xml:space="preserve">The research also contributes a controlled experimental approach for circumstances in which confidential operational AML data are unavailable. A synthetic mobile-money dataset provides known normal and suspicious-pattern scenarios across structuring, wallet/network and agent </w:t>
+      </w:r>
+      <w:r>
+        <w:rPr>
+          <w:lang w:val="en-ZW"/>
+        </w:rPr>
+        <w:lastRenderedPageBreak/>
+        <w:t>behaviour. The methodology also separates evaluation populations and restricts historical feature calculation to information available before each evaluated transaction. These measures support more realistic experimental evaluation and reduce the risk of obtaining misleading results through information leakage.</w:t>
+      </w:r>
+    </w:p>
+    <w:p>
+      <w:pPr>
+        <w:rPr>
+          <w:lang w:val="en-ZW"/>
+        </w:rPr>
+      </w:pPr>
+      <w:r>
+        <w:rPr>
+          <w:lang w:val="en-ZW"/>
+        </w:rPr>
+        <w:t>A further justification for the project is the integration of machine-learning analysis with an operational investigation workflow. The research does not terminate at the classification stage. Suspicious activity can be presented to authorised users through alerts, examined through an investigation interface and monitored through a real-time dashboard. This provides a practical demonstration of how machine-learning outputs can form part of a broader human-centred AML decision-support process.</w:t>
+      </w:r>
+    </w:p>
+    <w:p>
+      <w:pPr>
+        <w:rPr>
+          <w:lang w:val="en-ZW"/>
+        </w:rPr>
+      </w:pPr>
+      <w:r>
+        <w:rPr>
+          <w:lang w:val="en-ZW"/>
+        </w:rPr>
+        <w:t>The research therefore contributes both a technical and academic perspective by demonstrating how historical behavioural analysis, machine-learning classification, transaction monitoring, alert management and investigation support can be combined within a Zimbabwean mobile-money AML research prototype.</w:t>
+      </w:r>
+    </w:p>
+    <w:p>
+      <w:pPr>
+        <w:rPr>
+          <w:b/>
+          <w:bCs/>
+          <w:lang w:val="en-ZW"/>
+        </w:rPr>
+      </w:pPr>
+    </w:p>
+    <w:p>
+      <w:pPr>
+        <w:rPr>
+          <w:b/>
+          <w:bCs/>
+          <w:lang w:val="en-ZW"/>
+        </w:rPr>
+      </w:pPr>
+      <w:r>
+        <w:rPr>
+          <w:b/>
+          <w:bCs/>
+          <w:lang w:val="en-ZW"/>
+        </w:rPr>
+        <w:t>1.11 Summary</w:t>
+      </w:r>
+    </w:p>
+    <w:p>
+      <w:pPr>
+        <w:rPr>
+          <w:lang w:val="en-ZW"/>
+        </w:rPr>
+      </w:pPr>
+      <w:r>
+        <w:rPr>
+          <w:lang w:val="en-ZW"/>
+        </w:rPr>
+        <w:t>This chapter introduced the development of a real-time mobile-money Anti-Money Laundering decision-support system for the Zimbabwean mobile-money environment. The background established the importance of mobile-money services and the need to analyse suspicious behaviour that may develop across transaction histories, wallet relationships and mobile-money agent activity.</w:t>
+      </w:r>
+    </w:p>
+    <w:p>
+      <w:pPr>
+        <w:rPr>
+          <w:lang w:val="en-ZW"/>
+        </w:rPr>
+      </w:pPr>
+      <w:r>
+        <w:rPr>
+          <w:lang w:val="en-ZW"/>
+        </w:rPr>
+        <w:t>The research was defined around three behavioural dimensions: structuring, wallet/transaction-network behaviour and agent behaviour. The aim and five objectives established the development of transaction-processing and monitoring mechanisms, behavioural analysis, machine-learning classification, AML alert and investigation workflows, and real-time dashboard monitoring.</w:t>
+      </w:r>
+    </w:p>
+    <w:p>
+      <w:pPr>
+        <w:rPr>
+          <w:lang w:val="en-ZW"/>
+        </w:rPr>
+      </w:pPr>
+      <w:r>
+        <w:rPr>
+          <w:lang w:val="en-ZW"/>
+        </w:rPr>
+        <w:t xml:space="preserve">The chapter also identified the principal limitations of the study, particularly the use of synthetic data, absence of live operational validation, computational constraints and lack of integration with production mobile-money and regulatory infrastructure. The delimitations established the </w:t>
+      </w:r>
+      <w:r>
+        <w:rPr>
+          <w:lang w:val="en-ZW"/>
+        </w:rPr>
+        <w:lastRenderedPageBreak/>
+        <w:t>intentional boundaries of the research and clarified that the system provides decision support rather than proof of money laundering.</w:t>
+      </w:r>
+    </w:p>
+    <w:p>
+      <w:pPr>
+        <w:rPr>
+          <w:lang w:val="en-ZW"/>
+        </w:rPr>
+      </w:pPr>
+      <w:r>
+        <w:rPr>
+          <w:lang w:val="en-ZW"/>
+        </w:rPr>
+        <w:t>The development instruments and project work plan outlined the technologies and staged activities used to develop the research prototype. The justification demonstrated the relevance of combining historical behavioural analysis, machine learning and human investigation within mobile-money AML monitoring.</w:t>
+      </w:r>
+    </w:p>
+    <w:p>
+      <w:pPr>
+        <w:rPr>
+          <w:lang w:val="en-ZW"/>
+        </w:rPr>
+      </w:pPr>
+      <w:r>
+        <w:rPr>
+          <w:lang w:val="en-ZW"/>
+        </w:rPr>
+        <w:t>Chapter 2 presents the Literature Review. It examines existing research and approaches relating to mobile money, Anti-Money Laundering monitoring, structuring, transaction-network behaviour, agent behaviour and machine-learning-based AML detection. The chapter then identifies the research gaps addressed by the developed system and presents the proposed work.</w:t>
+      </w:r>
+    </w:p>
+    <w:p>
+      <w:pPr>
+        <w:rPr>
+          <w:b/>
+          <w:bCs/>
+          <w:lang w:val="en-ZW"/>
+        </w:rPr>
+      </w:pPr>
+    </w:p>
+    <w:p>
+      <w:pPr>
+        <w:rPr>
+          <w:b/>
+          <w:bCs/>
+          <w:lang w:val="en-ZW"/>
+        </w:rPr>
+      </w:pPr>
+      <w:r>
+        <w:rPr>
+          <w:b/>
+          <w:bCs/>
+          <w:lang w:val="en-ZW"/>
+        </w:rPr>
+        <w:t>References</w:t>
+      </w:r>
+    </w:p>
+    <w:p>
+      <w:pPr>
+        <w:rPr>
+          <w:lang w:val="en-ZW"/>
+        </w:rPr>
+      </w:pPr>
+      <w:r>
+        <w:rPr>
+          <w:b/>
+          <w:bCs/>
+          <w:lang w:val="en-ZW"/>
+        </w:rPr>
+        <w:t>[1]</w:t>
+      </w:r>
+      <w:r>
+        <w:rPr>
+          <w:lang w:val="en-ZW"/>
+        </w:rPr>
+        <w:t xml:space="preserve"> GSMA, </w:t>
+      </w:r>
+      <w:r>
+        <w:rPr>
+          <w:i/>
+          <w:iCs/>
+          <w:lang w:val="en-ZW"/>
+        </w:rPr>
+        <w:t>The State of the Industry Report on Mobile Money 2025</w:t>
+      </w:r>
+      <w:r>
+        <w:rPr>
+          <w:lang w:val="en-ZW"/>
+        </w:rPr>
+        <w:t>. London, U.K.: GSMA, 2025.</w:t>
+      </w:r>
+    </w:p>
+    <w:p>
+      <w:pPr>
+        <w:rPr>
+          <w:lang w:val="en-ZW"/>
+        </w:rPr>
+      </w:pPr>
+      <w:r>
+        <w:rPr>
+          <w:b/>
+          <w:bCs/>
+          <w:lang w:val="en-ZW"/>
+        </w:rPr>
+        <w:t>[2]</w:t>
+      </w:r>
+      <w:r>
+        <w:rPr>
+          <w:lang w:val="en-ZW"/>
+        </w:rPr>
+        <w:t xml:space="preserve"> Reserve Bank of Zimbabwe, </w:t>
+      </w:r>
+      <w:r>
+        <w:rPr>
+          <w:i/>
+          <w:iCs/>
+          <w:lang w:val="en-ZW"/>
+        </w:rPr>
+        <w:t>National Financial Inclusion Strategy II 2022–2026</w:t>
+      </w:r>
+      <w:r>
+        <w:rPr>
+          <w:lang w:val="en-ZW"/>
+        </w:rPr>
+        <w:t>. Harare, Zimbabwe: Reserve Bank of Zimbabwe, 2022.</w:t>
+      </w:r>
+    </w:p>
+    <w:p>
+      <w:pPr>
+        <w:rPr>
+          <w:lang w:val="en-ZW"/>
+        </w:rPr>
+      </w:pPr>
+      <w:r>
+        <w:rPr>
+          <w:b/>
+          <w:bCs/>
+          <w:lang w:val="en-ZW"/>
+        </w:rPr>
+        <w:t>[3]</w:t>
+      </w:r>
+      <w:r>
+        <w:rPr>
+          <w:lang w:val="en-ZW"/>
+        </w:rPr>
+        <w:t xml:space="preserve"> A. </w:t>
+      </w:r>
+      <w:proofErr w:type="spellStart"/>
+      <w:r>
+        <w:rPr>
+          <w:lang w:val="en-ZW"/>
+        </w:rPr>
+        <w:t>Demirgüç-Kunt</w:t>
+      </w:r>
+      <w:proofErr w:type="spellEnd"/>
+      <w:r>
+        <w:rPr>
+          <w:lang w:val="en-ZW"/>
+        </w:rPr>
+        <w:t xml:space="preserve">, L. </w:t>
+      </w:r>
+      <w:proofErr w:type="spellStart"/>
+      <w:r>
+        <w:rPr>
+          <w:lang w:val="en-ZW"/>
+        </w:rPr>
+        <w:t>Klapper</w:t>
+      </w:r>
+      <w:proofErr w:type="spellEnd"/>
+      <w:r>
+        <w:rPr>
+          <w:lang w:val="en-ZW"/>
+        </w:rPr>
+        <w:t xml:space="preserve">, D. Singer, and S. Ansar, </w:t>
+      </w:r>
+      <w:r>
+        <w:rPr>
+          <w:i/>
+          <w:iCs/>
+          <w:lang w:val="en-ZW"/>
+        </w:rPr>
+        <w:t>The Global Findex Database 2021: Financial Inclusion, Digital Payments, and Resilience in the Age of COVID-19</w:t>
+      </w:r>
+      <w:r>
+        <w:rPr>
+          <w:lang w:val="en-ZW"/>
+        </w:rPr>
+        <w:t xml:space="preserve">. Washington, DC, USA: World Bank, 2022. The World Bank report specifically discusses the role of mobile money in expanding financial access. </w:t>
+      </w:r>
+    </w:p>
+    <w:p>
+      <w:pPr>
+        <w:rPr>
+          <w:lang w:val="en-ZW"/>
+        </w:rPr>
+      </w:pPr>
+      <w:r>
+        <w:rPr>
+          <w:b/>
+          <w:bCs/>
+          <w:lang w:val="en-ZW"/>
+        </w:rPr>
+        <w:t>[4]</w:t>
+      </w:r>
+      <w:r>
+        <w:rPr>
+          <w:lang w:val="en-ZW"/>
+        </w:rPr>
+        <w:t xml:space="preserve"> J. Whisker and M. E. </w:t>
+      </w:r>
+      <w:proofErr w:type="spellStart"/>
+      <w:r>
+        <w:rPr>
+          <w:lang w:val="en-ZW"/>
+        </w:rPr>
+        <w:t>Lokanan</w:t>
+      </w:r>
+      <w:proofErr w:type="spellEnd"/>
+      <w:r>
+        <w:rPr>
+          <w:lang w:val="en-ZW"/>
+        </w:rPr>
+        <w:t xml:space="preserve">, “Anti-money laundering and counter-terrorist financing threats posed by mobile money,” </w:t>
+      </w:r>
+      <w:r>
+        <w:rPr>
+          <w:i/>
+          <w:iCs/>
+          <w:lang w:val="en-ZW"/>
+        </w:rPr>
+        <w:t>Journal of Money Laundering Control</w:t>
+      </w:r>
+      <w:r>
+        <w:rPr>
+          <w:lang w:val="en-ZW"/>
+        </w:rPr>
+        <w:t xml:space="preserve">, vol. 22, no. 1, pp. 158–172, 2019, </w:t>
+      </w:r>
+      <w:proofErr w:type="spellStart"/>
+      <w:r>
+        <w:rPr>
+          <w:lang w:val="en-ZW"/>
+        </w:rPr>
+        <w:t>doi</w:t>
+      </w:r>
+      <w:proofErr w:type="spellEnd"/>
+      <w:r>
+        <w:rPr>
+          <w:lang w:val="en-ZW"/>
+        </w:rPr>
+        <w:t xml:space="preserve">: 10.1108/JMLC-10-2017-0061. This is especially valuable because it deals specifically with mobile money rather than conventional banking AML. </w:t>
+      </w:r>
+    </w:p>
+    <w:p>
+      <w:pPr>
+        <w:rPr>
+          <w:lang w:val="en-ZW"/>
+        </w:rPr>
+      </w:pPr>
+      <w:r>
+        <w:rPr>
+          <w:b/>
+          <w:bCs/>
+          <w:lang w:val="en-ZW"/>
+        </w:rPr>
+        <w:t>[5]</w:t>
+      </w:r>
+      <w:r>
+        <w:rPr>
+          <w:lang w:val="en-ZW"/>
+        </w:rPr>
+        <w:t xml:space="preserve"> R. I. T. Jensen and A. </w:t>
+      </w:r>
+      <w:proofErr w:type="spellStart"/>
+      <w:r>
+        <w:rPr>
+          <w:lang w:val="en-ZW"/>
+        </w:rPr>
+        <w:t>Iosifidis</w:t>
+      </w:r>
+      <w:proofErr w:type="spellEnd"/>
+      <w:r>
+        <w:rPr>
+          <w:lang w:val="en-ZW"/>
+        </w:rPr>
+        <w:t xml:space="preserve">, “Fighting money laundering with statistics and machine learning,” </w:t>
+      </w:r>
+      <w:r>
+        <w:rPr>
+          <w:i/>
+          <w:iCs/>
+          <w:lang w:val="en-ZW"/>
+        </w:rPr>
+        <w:t>IEEE Access</w:t>
+      </w:r>
+      <w:r>
+        <w:rPr>
+          <w:lang w:val="en-ZW"/>
+        </w:rPr>
+        <w:t xml:space="preserve">, vol. 11, 2023, </w:t>
+      </w:r>
+      <w:proofErr w:type="spellStart"/>
+      <w:r>
+        <w:rPr>
+          <w:lang w:val="en-ZW"/>
+        </w:rPr>
+        <w:t>doi</w:t>
+      </w:r>
+      <w:proofErr w:type="spellEnd"/>
+      <w:r>
+        <w:rPr>
+          <w:lang w:val="en-ZW"/>
+        </w:rPr>
+        <w:t xml:space="preserve">: 10.1109/ACCESS.2023.3239549. The paper discusses suspicious-behaviour flagging, risk profiling and the shortage of publicly available AML datasets. </w:t>
+      </w:r>
+    </w:p>
+    <w:p>
+      <w:pPr>
+        <w:rPr>
+          <w:lang w:val="en-ZW"/>
+        </w:rPr>
+      </w:pPr>
+      <w:r>
+        <w:rPr>
+          <w:b/>
+          <w:bCs/>
+          <w:lang w:val="en-ZW"/>
+        </w:rPr>
+        <w:t>[6]</w:t>
+      </w:r>
+      <w:r>
+        <w:rPr>
+          <w:lang w:val="en-ZW"/>
+        </w:rPr>
+        <w:t xml:space="preserve"> P. </w:t>
+      </w:r>
+      <w:proofErr w:type="spellStart"/>
+      <w:r>
+        <w:rPr>
+          <w:lang w:val="en-ZW"/>
+        </w:rPr>
+        <w:t>Tertychnyi</w:t>
+      </w:r>
+      <w:proofErr w:type="spellEnd"/>
+      <w:r>
+        <w:rPr>
+          <w:lang w:val="en-ZW"/>
+        </w:rPr>
+        <w:t xml:space="preserve">, M. </w:t>
+      </w:r>
+      <w:proofErr w:type="spellStart"/>
+      <w:r>
+        <w:rPr>
+          <w:lang w:val="en-ZW"/>
+        </w:rPr>
+        <w:t>Godgildieva</w:t>
+      </w:r>
+      <w:proofErr w:type="spellEnd"/>
+      <w:r>
+        <w:rPr>
+          <w:lang w:val="en-ZW"/>
+        </w:rPr>
+        <w:t xml:space="preserve">, M. Dumas, and M. Ollikainen, “Time-aware and interpretable predictive monitoring system for Anti-Money Laundering,” </w:t>
+      </w:r>
+      <w:r>
+        <w:rPr>
+          <w:i/>
+          <w:iCs/>
+          <w:lang w:val="en-ZW"/>
+        </w:rPr>
+        <w:t>Machine Learning with Applications</w:t>
+      </w:r>
+      <w:r>
+        <w:rPr>
+          <w:lang w:val="en-ZW"/>
+        </w:rPr>
+        <w:t xml:space="preserve">, </w:t>
+      </w:r>
+      <w:r>
+        <w:rPr>
+          <w:lang w:val="en-ZW"/>
+        </w:rPr>
+        <w:lastRenderedPageBreak/>
+        <w:t xml:space="preserve">vol. 8, Art. no. 100306, 2022, </w:t>
+      </w:r>
+      <w:proofErr w:type="spellStart"/>
+      <w:r>
+        <w:rPr>
+          <w:lang w:val="en-ZW"/>
+        </w:rPr>
+        <w:t>doi</w:t>
+      </w:r>
+      <w:proofErr w:type="spellEnd"/>
+      <w:r>
+        <w:rPr>
+          <w:lang w:val="en-ZW"/>
+        </w:rPr>
+        <w:t xml:space="preserve">: 10.1016/j.mlwa.2022.100306. This is highly relevant to our use of historical information, time-aware monitoring and alerts. </w:t>
+      </w:r>
+    </w:p>
+    <w:p>
+      <w:pPr>
+        <w:rPr>
+          <w:lang w:val="en-ZW"/>
+        </w:rPr>
+      </w:pPr>
+      <w:r>
+        <w:rPr>
+          <w:b/>
+          <w:bCs/>
+          <w:lang w:val="en-ZW"/>
+        </w:rPr>
+        <w:t>[7]</w:t>
+      </w:r>
+      <w:r>
+        <w:rPr>
+          <w:lang w:val="en-ZW"/>
+        </w:rPr>
+        <w:t xml:space="preserve"> E. R. Altman, J. </w:t>
+      </w:r>
+      <w:proofErr w:type="spellStart"/>
+      <w:r>
+        <w:rPr>
+          <w:lang w:val="en-ZW"/>
+        </w:rPr>
+        <w:t>Blanuša</w:t>
+      </w:r>
+      <w:proofErr w:type="spellEnd"/>
+      <w:r>
+        <w:rPr>
+          <w:lang w:val="en-ZW"/>
+        </w:rPr>
+        <w:t xml:space="preserve">, L. von </w:t>
+      </w:r>
+      <w:proofErr w:type="spellStart"/>
+      <w:r>
+        <w:rPr>
+          <w:lang w:val="en-ZW"/>
+        </w:rPr>
+        <w:t>Niederhäusern</w:t>
+      </w:r>
+      <w:proofErr w:type="spellEnd"/>
+      <w:r>
+        <w:rPr>
+          <w:lang w:val="en-ZW"/>
+        </w:rPr>
+        <w:t xml:space="preserve">, B. </w:t>
+      </w:r>
+      <w:proofErr w:type="spellStart"/>
+      <w:r>
+        <w:rPr>
+          <w:lang w:val="en-ZW"/>
+        </w:rPr>
+        <w:t>Egressy</w:t>
+      </w:r>
+      <w:proofErr w:type="spellEnd"/>
+      <w:r>
+        <w:rPr>
+          <w:lang w:val="en-ZW"/>
+        </w:rPr>
+        <w:t xml:space="preserve">, A. </w:t>
+      </w:r>
+      <w:proofErr w:type="spellStart"/>
+      <w:r>
+        <w:rPr>
+          <w:lang w:val="en-ZW"/>
+        </w:rPr>
+        <w:t>Anghel</w:t>
+      </w:r>
+      <w:proofErr w:type="spellEnd"/>
+      <w:r>
+        <w:rPr>
+          <w:lang w:val="en-ZW"/>
+        </w:rPr>
+        <w:t xml:space="preserve">, and K. </w:t>
+      </w:r>
+      <w:proofErr w:type="spellStart"/>
+      <w:r>
+        <w:rPr>
+          <w:lang w:val="en-ZW"/>
+        </w:rPr>
+        <w:t>Atasu</w:t>
+      </w:r>
+      <w:proofErr w:type="spellEnd"/>
+      <w:r>
+        <w:rPr>
+          <w:lang w:val="en-ZW"/>
+        </w:rPr>
+        <w:t xml:space="preserve">, “Realistic synthetic financial transactions for Anti-Money Laundering models,” in </w:t>
+      </w:r>
+      <w:r>
+        <w:rPr>
+          <w:i/>
+          <w:iCs/>
+          <w:lang w:val="en-ZW"/>
+        </w:rPr>
+        <w:t>Advances in Neural Information Processing Systems (</w:t>
+      </w:r>
+      <w:proofErr w:type="spellStart"/>
+      <w:r>
+        <w:rPr>
+          <w:i/>
+          <w:iCs/>
+          <w:lang w:val="en-ZW"/>
+        </w:rPr>
+        <w:t>NeurIPS</w:t>
+      </w:r>
+      <w:proofErr w:type="spellEnd"/>
+      <w:r>
+        <w:rPr>
+          <w:i/>
+          <w:iCs/>
+          <w:lang w:val="en-ZW"/>
+        </w:rPr>
+        <w:t>)</w:t>
+      </w:r>
+      <w:r>
+        <w:rPr>
+          <w:lang w:val="en-ZW"/>
+        </w:rPr>
+        <w:t xml:space="preserve">, 2023. This is particularly relevant to our decision to develop and evaluate the model using synthetic AML transaction data where genuine labelled AML data are difficult to obtain. </w:t>
+      </w:r>
+    </w:p>
+    <w:p>
+      <w:pPr>
+        <w:rPr>
+          <w:lang w:val="en-ZW"/>
+        </w:rPr>
+      </w:pPr>
+      <w:r>
+        <w:rPr>
+          <w:b/>
+          <w:bCs/>
+          <w:lang w:val="en-ZW"/>
+        </w:rPr>
+        <w:t>[8]</w:t>
+      </w:r>
+      <w:r>
+        <w:rPr>
+          <w:lang w:val="en-ZW"/>
+        </w:rPr>
+        <w:t xml:space="preserve"> E. A. </w:t>
+      </w:r>
+      <w:proofErr w:type="spellStart"/>
+      <w:r>
+        <w:rPr>
+          <w:lang w:val="en-ZW"/>
+        </w:rPr>
+        <w:t>Akartuna</w:t>
+      </w:r>
+      <w:proofErr w:type="spellEnd"/>
+      <w:r>
+        <w:rPr>
+          <w:lang w:val="en-ZW"/>
+        </w:rPr>
+        <w:t xml:space="preserve">, S. D. Johnson, and A. Thornton, “Preventing the money laundering and terrorist financing risks of emerging technologies: An international policy Delphi study,” </w:t>
+      </w:r>
+      <w:r>
+        <w:rPr>
+          <w:i/>
+          <w:iCs/>
+          <w:lang w:val="en-ZW"/>
+        </w:rPr>
+        <w:t>Technological Forecasting and Social Change</w:t>
+      </w:r>
+      <w:r>
+        <w:rPr>
+          <w:lang w:val="en-ZW"/>
+        </w:rPr>
+        <w:t xml:space="preserve">, vol. 179, Art. no. 121632, 2022, </w:t>
+      </w:r>
+      <w:proofErr w:type="spellStart"/>
+      <w:r>
+        <w:rPr>
+          <w:lang w:val="en-ZW"/>
+        </w:rPr>
+        <w:t>doi</w:t>
+      </w:r>
+      <w:proofErr w:type="spellEnd"/>
+      <w:r>
+        <w:rPr>
+          <w:lang w:val="en-ZW"/>
+        </w:rPr>
+        <w:t xml:space="preserve">: 10.1016/j.techfore.2022.121632. </w:t>
+      </w:r>
+    </w:p>
+    <w:p>
+      <w:pPr>
+        <w:rPr>
+          <w:lang w:val="en-ZW"/>
+        </w:rPr>
+      </w:pPr>
+      <w:r>
+        <w:rPr>
+          <w:b/>
+          <w:bCs/>
+          <w:lang w:val="en-ZW"/>
+        </w:rPr>
+        <w:t>[9]</w:t>
+      </w:r>
+      <w:r>
+        <w:rPr>
+          <w:lang w:val="en-ZW"/>
+        </w:rPr>
+        <w:t xml:space="preserve"> Financial Action Task Force, </w:t>
+      </w:r>
+      <w:r>
+        <w:rPr>
+          <w:i/>
+          <w:iCs/>
+          <w:lang w:val="en-ZW"/>
+        </w:rPr>
+        <w:t>Opportunities and Challenges of New Technologies for AML/CFT</w:t>
+      </w:r>
+      <w:r>
+        <w:rPr>
+          <w:lang w:val="en-ZW"/>
+        </w:rPr>
+        <w:t xml:space="preserve">. Paris, France: FATF, 2021. This supports discussion of technology-assisted AML and the responsible use of new technologies to improve AML/CFT effectiveness. </w:t>
+      </w:r>
+    </w:p>
+    <w:p>
+      <w:pPr>
+        <w:rPr>
+          <w:lang w:val="en-ZW"/>
+        </w:rPr>
+      </w:pPr>
+      <w:r>
+        <w:rPr>
+          <w:b/>
+          <w:bCs/>
+          <w:lang w:val="en-ZW"/>
+        </w:rPr>
+        <w:t>[10]</w:t>
+      </w:r>
+      <w:r>
+        <w:rPr>
+          <w:lang w:val="en-ZW"/>
+        </w:rPr>
+        <w:t xml:space="preserve"> Financial Action Task Force and Egmont Group, </w:t>
+      </w:r>
+      <w:r>
+        <w:rPr>
+          <w:i/>
+          <w:iCs/>
+          <w:lang w:val="en-ZW"/>
+        </w:rPr>
+        <w:t>Digital Transformation of AML/CFT for Operational Agencies: Detection of Suspicious Activities and Analysis of Financial Intelligence</w:t>
+      </w:r>
+      <w:r>
+        <w:rPr>
+          <w:lang w:val="en-ZW"/>
+        </w:rPr>
+        <w:t xml:space="preserve">. Paris, France: FATF, 2021. This is directly useful for supporting our decision-support concept because it discusses automation, large datasets, advanced analytics, AI and machine learning in suspicious-activity detection and financial intelligence. </w:t>
+      </w:r>
+    </w:p>
+    <w:p>
+      <w:pPr>
+        <w:rPr>
+          <w:lang w:val="en-ZW"/>
+        </w:rPr>
+      </w:pPr>
+      <w:r>
+        <w:rPr>
+          <w:b/>
+          <w:bCs/>
+          <w:lang w:val="en-ZW"/>
+        </w:rPr>
+        <w:t>[11]</w:t>
+      </w:r>
+      <w:r>
+        <w:rPr>
+          <w:lang w:val="en-ZW"/>
+        </w:rPr>
+        <w:t xml:space="preserve"> Eastern and Southern Africa Anti-Money Laundering Group, </w:t>
+      </w:r>
+      <w:r>
+        <w:rPr>
+          <w:i/>
+          <w:iCs/>
+          <w:lang w:val="en-ZW"/>
+        </w:rPr>
+        <w:t>Anti-Money Laundering and Counter-Terrorist Financing Measures: Zimbabwe—10th Enhanced Follow-Up Report and 4th Technical Compliance Re-Rating</w:t>
+      </w:r>
+      <w:r>
+        <w:rPr>
+          <w:lang w:val="en-ZW"/>
+        </w:rPr>
+        <w:t xml:space="preserve">. ESAAMLG, Apr. 2024. This gives us a recent Zimbabwe-specific AML source rather than relying only on international literature. </w:t>
+      </w:r>
+    </w:p>
+    <w:p>
+      <w:pPr>
+        <w:rPr>
+          <w:lang w:val="en-ZW"/>
+        </w:rPr>
+      </w:pPr>
+      <w:r>
+        <w:rPr>
+          <w:b/>
+          <w:bCs/>
+          <w:lang w:val="en-ZW"/>
+        </w:rPr>
+        <w:t>[12]</w:t>
+      </w:r>
+      <w:r>
+        <w:rPr>
+          <w:lang w:val="en-ZW"/>
+        </w:rPr>
+        <w:t xml:space="preserve"> World Bank, </w:t>
+      </w:r>
+      <w:r>
+        <w:rPr>
+          <w:i/>
+          <w:iCs/>
+          <w:lang w:val="en-ZW"/>
+        </w:rPr>
+        <w:t>Global Financial Inclusion (Global Findex) Database 2021: Zimbabwe</w:t>
+      </w:r>
+      <w:r>
+        <w:rPr>
+          <w:lang w:val="en-ZW"/>
+        </w:rPr>
+        <w:t>. Washington, DC, USA: World Bank, 2022. This provides Zimbabwe-specific evidence concerning mobile-money account usage rather than making unsupported statements about adoption in Zimbabwe.</w:t>
+      </w:r>
+    </w:p>
+    <w:p>
+      <w:pPr>
+        <w:rPr>
+          <w:lang w:val="en-ZW"/>
         </w:rPr>
       </w:pPr>
     </w:p>
     <w:p/>
-    <w:p>
-      <w:r>
-        <w:lastRenderedPageBreak/>
-        <w:t>1.1 Introduction</w:t>
-      </w:r>
-    </w:p>
-    <w:p>
-      <w:r>
-        <w:t xml:space="preserve">The purpose of this chapter is to provide the foundation for the research, which involves developing a machine-learning-based Anti-Money Laundering (AML) decision-support system for Zimbabwe mobile-money transactions. The chapter explains the transition from conventional banking AML challenges to mobile-money AML, the specific </w:t>
-      </w:r>
-      <w:proofErr w:type="spellStart"/>
-      <w:r>
-        <w:t>behavioural</w:t>
-      </w:r>
-      <w:proofErr w:type="spellEnd"/>
-      <w:r>
-        <w:t xml:space="preserve"> patterns addressed, and why an intelligent decision-support approach is needed. It then clearly defines the problem, the aim, specific objectives, limitations, delimitations, development instruments, work plan, and the significance of the research. A summary at the end provides an overview and briefly introduces what is expected in the next chapter.</w:t>
-      </w:r>
-    </w:p>
-    <w:p/>
-    <w:p>
-      <w:r>
-        <w:t>1.2 Background of the Study</w:t>
-      </w:r>
-    </w:p>
-    <w:p>
-      <w:r>
-        <w:t xml:space="preserve">Money laundering represents a significant challenge for financial systems globally, supporting fraud, corruption, and terrorist financing. The Financial Action Task Force (FATF) has identified money laundering as a persistent threat to the integrity of the international financial system, with recent annual reports </w:t>
-      </w:r>
-      <w:proofErr w:type="spellStart"/>
-      <w:r>
-        <w:t>emphasising</w:t>
-      </w:r>
-      <w:proofErr w:type="spellEnd"/>
-      <w:r>
-        <w:t xml:space="preserve"> the need for enhanced detection capabilities [1]. Zimbabwe is no exception to this challenge, with the Financial Intelligence Unit (FIU) receiving suspicious transaction reports from banks, insurance companies, mobile money providers, money transfer agencies, and security firms [2].</w:t>
-      </w:r>
-    </w:p>
-    <w:p>
-      <w:r>
-        <w:t>In recent years, the rapid growth of mobile money and digital financial services has transformed how financial transactions are conducted in Africa. According to the GSMA State of the Industry Report on Mobile Money 2023, mobile money has revolutionized financial inclusion, enabling unbanked populations to access financial services through mobile phones, with registered mobile money accounts reaching 1.4 billion globally by 2022 [3]. The World Bank Global Findex Database 2021 reports that mobile money has become foundational to increasing financial inclusion in Sub-Saharan Africa, where 28 percent of adults on average had a mobile money account as of 2022, significantly higher than the developing economy average of 13 percent [4].</w:t>
-      </w:r>
-    </w:p>
-    <w:p>
-      <w:r>
-        <w:t xml:space="preserve">In Zimbabwe, mobile money services such as EcoCash have become ubiquitous, handling a substantial portion of the country's financial transactions. The Reserve Bank of Zimbabwe's National Financial Inclusion Strategy II (2022-2026) </w:t>
-      </w:r>
-      <w:proofErr w:type="spellStart"/>
-      <w:r>
-        <w:t>recognises</w:t>
-      </w:r>
-      <w:proofErr w:type="spellEnd"/>
-      <w:r>
-        <w:t xml:space="preserve"> digital financial services as </w:t>
-      </w:r>
-      <w:r>
-        <w:lastRenderedPageBreak/>
-        <w:t>critical drivers of financial inclusion, with mobile money playing a central role in expanding access to formal financial services [5]. The convenience and accessibility of mobile money have accelerated financial inclusion but have also created new avenues for financial crime that differ from traditional banking vulnerabilities [6].</w:t>
-      </w:r>
-    </w:p>
-    <w:p>
-      <w:r>
-        <w:t>Mobile money transactions differ from traditional banking transactions in several ways relevant to AML monitoring. Unlike bank accounts, mobile-money wallets are often linked to phone numbers rather than formal identities, making customer identification more challenging. Transactions are typically smaller in value but higher in frequency, with many peer-to-peer transfers occurring outside formal banking channels [7]. The presence of agents—physical outlets where users can cash in and cash out funds—introduces additional complexity, as agents can facilitate large-volume transactions that may be used for structuring or layering activities [8].</w:t>
-      </w:r>
-    </w:p>
-    <w:p>
-      <w:r>
-        <w:t xml:space="preserve">AML monitoring in mobile-money environments faces specific challenges. Traditional rule-based systems struggle to detect sophisticated patterns such as structuring (breaking large transactions into smaller amounts to avoid reporting thresholds), complex transaction-network </w:t>
-      </w:r>
-      <w:proofErr w:type="spellStart"/>
-      <w:r>
-        <w:t>behaviours</w:t>
-      </w:r>
-      <w:proofErr w:type="spellEnd"/>
-      <w:r>
-        <w:t xml:space="preserve"> (many-to-one collection, one-to-many dispersion, pass-through layering), and agent-mediated suspicious activities (agent wallet concentration, temporal bursts, collusive </w:t>
-      </w:r>
-      <w:proofErr w:type="spellStart"/>
-      <w:r>
-        <w:t>behaviour</w:t>
-      </w:r>
-      <w:proofErr w:type="spellEnd"/>
-      <w:r>
-        <w:t xml:space="preserve">) [9]. These patterns are designed to evade detection by exploiting the high-volume, low-value nature of mobile-money transactions and the agent network structure [10]. The FATF has issued guidance on risk-based approaches for mobile payments, </w:t>
-      </w:r>
-      <w:proofErr w:type="spellStart"/>
-      <w:r>
-        <w:t>recognising</w:t>
-      </w:r>
-      <w:proofErr w:type="spellEnd"/>
-      <w:r>
-        <w:t xml:space="preserve"> both the financial inclusion benefits and the money-laundering risks inherent in these services [11].</w:t>
-      </w:r>
-    </w:p>
-    <w:p>
-      <w:r>
-        <w:t xml:space="preserve">Machine learning offers a potential solution by analyzing large volumes of transactional data, identifying normal </w:t>
-      </w:r>
-      <w:proofErr w:type="spellStart"/>
-      <w:r>
-        <w:t>behavioural</w:t>
-      </w:r>
-      <w:proofErr w:type="spellEnd"/>
-      <w:r>
-        <w:t xml:space="preserve"> patterns, and detecting irregular activities that may indicate suspicious patterns [12]. Unlike static rule-based systems, machine-learning models can learn from historical data, adapt to evolving patterns, and identify complex multi-dimensional relationships that may not be captured by simple threshold rules [13]. Recent research has demonstrated the effectiveness of gradient boosting and tree-based models for financial anomaly detection, particularly in handling imbalanced datasets typical of AML scenarios [14].</w:t>
-      </w:r>
-    </w:p>
-    <w:p>
-      <w:r>
-        <w:t xml:space="preserve">However, existing research on mobile-money AML detection remains limited compared to banking AML. Most published studies focus on traditional banking transactions, credit card fraud, or cryptocurrency [15]. There is a notable gap in research addressing the specific </w:t>
-      </w:r>
-      <w:proofErr w:type="spellStart"/>
-      <w:r>
-        <w:t>behavioural</w:t>
-      </w:r>
-      <w:proofErr w:type="spellEnd"/>
-      <w:r>
-        <w:t xml:space="preserve"> </w:t>
-      </w:r>
-      <w:r>
-        <w:lastRenderedPageBreak/>
-        <w:t xml:space="preserve">patterns that emerge in mobile-money ecosystems, particularly the role of agents and the network characteristics of wallet-to-wallet transfers [16]. This research addresses this gap by developing a machine-learning-based decision-support system specifically designed for Zimbabwe mobile-money transactions, focusing on three key </w:t>
-      </w:r>
-      <w:proofErr w:type="spellStart"/>
-      <w:r>
-        <w:t>behavioural</w:t>
-      </w:r>
-      <w:proofErr w:type="spellEnd"/>
-      <w:r>
-        <w:t xml:space="preserve"> dimensions: structuring, wallet/transaction-network </w:t>
-      </w:r>
-      <w:proofErr w:type="spellStart"/>
-      <w:r>
-        <w:t>behaviour</w:t>
-      </w:r>
-      <w:proofErr w:type="spellEnd"/>
-      <w:r>
-        <w:t xml:space="preserve">, and agent </w:t>
-      </w:r>
-      <w:proofErr w:type="spellStart"/>
-      <w:r>
-        <w:t>behaviour</w:t>
-      </w:r>
-      <w:proofErr w:type="spellEnd"/>
-      <w:r>
-        <w:t>.</w:t>
-      </w:r>
-    </w:p>
-    <w:p/>
-    <w:p>
-      <w:r>
-        <w:t>1.3 Problem Definition</w:t>
-      </w:r>
-    </w:p>
-    <w:p>
-      <w:r>
-        <w:t xml:space="preserve">Zimbabwe's mobile-money sector lacks intelligent, real-time AML decision-support systems capable of detecting sophisticated suspicious </w:t>
-      </w:r>
-      <w:proofErr w:type="spellStart"/>
-      <w:r>
-        <w:t>behavioural</w:t>
-      </w:r>
-      <w:proofErr w:type="spellEnd"/>
-      <w:r>
-        <w:t xml:space="preserve"> patterns such as structuring, complex transaction-network </w:t>
-      </w:r>
-      <w:proofErr w:type="spellStart"/>
-      <w:r>
-        <w:t>behaviours</w:t>
-      </w:r>
-      <w:proofErr w:type="spellEnd"/>
-      <w:r>
-        <w:t>, and agent-mediated activities, which are difficult to identify using traditional rule-based approaches that struggle with the high-volume, low-value nature of mobile-money transactions and the complex network relationships inherent in agent-mediated financial flows.</w:t>
-      </w:r>
-    </w:p>
-    <w:p/>
-    <w:p>
-      <w:r>
-        <w:t>1.4 Aim</w:t>
-      </w:r>
-    </w:p>
-    <w:p>
-      <w:r>
-        <w:t xml:space="preserve">To develop and evaluate a machine-learning-based AML decision-support system for identifying suspicious </w:t>
-      </w:r>
-      <w:proofErr w:type="spellStart"/>
-      <w:r>
-        <w:t>behavioural</w:t>
-      </w:r>
-      <w:proofErr w:type="spellEnd"/>
-      <w:r>
-        <w:t xml:space="preserve"> patterns in Zimbabwe mobile-money transactions, focusing on structuring, wallet/transaction-network </w:t>
-      </w:r>
-      <w:proofErr w:type="spellStart"/>
-      <w:r>
-        <w:t>behaviour</w:t>
-      </w:r>
-      <w:proofErr w:type="spellEnd"/>
-      <w:r>
-        <w:t xml:space="preserve">, and agent </w:t>
-      </w:r>
-      <w:proofErr w:type="spellStart"/>
-      <w:r>
-        <w:t>behaviour</w:t>
-      </w:r>
-      <w:proofErr w:type="spellEnd"/>
-      <w:r>
-        <w:t>.</w:t>
-      </w:r>
-    </w:p>
-    <w:p/>
-    <w:p>
-      <w:r>
-        <w:t>1.5 Objectives</w:t>
-      </w:r>
-    </w:p>
-    <w:p>
-      <w:pPr>
-        <w:rPr>
-          <w:lang w:val="en-ZW"/>
-        </w:rPr>
-      </w:pPr>
-      <w:r>
-        <w:rPr>
-          <w:lang w:val="en-ZW"/>
-        </w:rPr>
-        <w:t xml:space="preserve">1. </w:t>
-      </w:r>
-      <w:r>
-        <w:rPr>
-          <w:lang w:val="en-ZW"/>
-        </w:rPr>
-        <w:t xml:space="preserve">To design and implement a real-time mobile-money transaction processing and monitoring engine for processing Cash-In, Cash-Out and Wallet-to-Wallet transactions. </w:t>
-      </w:r>
-    </w:p>
-    <w:p>
-      <w:pPr>
-        <w:rPr>
-          <w:lang w:val="en-ZW"/>
-        </w:rPr>
-      </w:pPr>
-      <w:r>
-        <w:rPr>
-          <w:lang w:val="en-ZW"/>
-        </w:rPr>
-        <w:t xml:space="preserve">2. </w:t>
-      </w:r>
-      <w:r>
-        <w:rPr>
-          <w:lang w:val="en-ZW"/>
-        </w:rPr>
-        <w:t xml:space="preserve">To design and implement behavioural analysis mechanisms for detecting structuring, wallet/transaction-network and agent behavioural patterns from mobile-money transaction activity. </w:t>
-      </w:r>
-    </w:p>
-    <w:p>
-      <w:pPr>
-        <w:rPr>
-          <w:lang w:val="en-ZW"/>
-        </w:rPr>
-      </w:pPr>
-      <w:r>
-        <w:rPr>
-          <w:lang w:val="en-ZW"/>
-        </w:rPr>
-        <w:t xml:space="preserve">3. </w:t>
-      </w:r>
-      <w:r>
-        <w:rPr>
-          <w:lang w:val="en-ZW"/>
-        </w:rPr>
-        <w:t xml:space="preserve">To develop and integrate a machine-learning classification mechanism that uses the identified behavioural features to classify mobile-money transactions as normal or suspicious patterns. </w:t>
-      </w:r>
-    </w:p>
-    <w:p>
-      <w:pPr>
-        <w:rPr>
-          <w:lang w:val="en-ZW"/>
-        </w:rPr>
-      </w:pPr>
-      <w:r>
-        <w:rPr>
-          <w:lang w:val="en-ZW"/>
-        </w:rPr>
-        <w:lastRenderedPageBreak/>
-        <w:t xml:space="preserve">4. </w:t>
-      </w:r>
-      <w:r>
-        <w:rPr>
-          <w:lang w:val="en-ZW"/>
-        </w:rPr>
-        <w:t xml:space="preserve">To implement a real-time AML alert and investigation workflow that processes model detections and presents suspicious transaction information to authorised system users. </w:t>
-      </w:r>
-    </w:p>
-    <w:p>
-      <w:pPr>
-        <w:rPr>
-          <w:lang w:val="en-ZW"/>
-        </w:rPr>
-      </w:pPr>
-      <w:r>
-        <w:rPr>
-          <w:lang w:val="en-ZW"/>
-        </w:rPr>
-        <w:t xml:space="preserve">5. </w:t>
-      </w:r>
-      <w:r>
-        <w:rPr>
-          <w:lang w:val="en-ZW"/>
-        </w:rPr>
-        <w:t>To implement a system dashboard for displaying real-time transaction activity, suspicious transaction alerts and investigation information to support AML monitoring.</w:t>
-      </w:r>
-    </w:p>
-    <w:p/>
-    <w:p>
-      <w:r>
-        <w:t>1.6 Limitations</w:t>
-      </w:r>
-    </w:p>
-    <w:p>
-      <w:r>
-        <w:t xml:space="preserve">The research faced several limitations that were addressed during the study. First, the system uses synthetic transaction data rather than real EcoCash transaction data, as actual mobile-money transaction data is confidential and not accessible for research purposes. The synthetic data, while designed to reflect realistic mobile-money patterns, may not fully capture all real-world money laundering techniques encountered by the FIU. This limitation was addressed by developing comprehensive scenario specifications based on documented AML typologies and implementing rigorous validation procedures to ensure the synthetic data exhibits realistic statistical properties. Second, the scope is limited to three detection dimensions (structuring, wallet/transaction-network </w:t>
-      </w:r>
-      <w:proofErr w:type="spellStart"/>
-      <w:r>
-        <w:t>behaviour</w:t>
-      </w:r>
-      <w:proofErr w:type="spellEnd"/>
-      <w:r>
-        <w:t xml:space="preserve">, and agent </w:t>
-      </w:r>
-      <w:proofErr w:type="spellStart"/>
-      <w:r>
-        <w:t>behaviour</w:t>
-      </w:r>
-      <w:proofErr w:type="spellEnd"/>
-      <w:r>
-        <w:t xml:space="preserve">) and does not include cross-border transactions, cryptocurrency, merchant-focused AML modelling, or KYC-replacement functionality. This limitation was addressed by clearly defining the research scope and focusing on the most relevant </w:t>
-      </w:r>
-      <w:proofErr w:type="spellStart"/>
-      <w:r>
-        <w:t>behavioural</w:t>
-      </w:r>
-      <w:proofErr w:type="spellEnd"/>
-      <w:r>
-        <w:t xml:space="preserve"> patterns for mobile-money AML in the Zimbabwe context. Third, computational resources limited the scale of hyperparameter search and model experimentation, though this was mitigated by using established algorithms and controlled search spaces. Finally, the model identifies suspicious patterns for analyst investigation and does not prove that money laundering occurred, which is a fundamental limitation of any AML decision-support system.</w:t>
-      </w:r>
-    </w:p>
-    <w:p/>
-    <w:p>
-      <w:r>
-        <w:t>1.7 Delimitations</w:t>
-      </w:r>
-    </w:p>
-    <w:p>
-      <w:r>
-        <w:t xml:space="preserve">The research is delimited to Zimbabwe mobile-money transactions following an EcoCash-style model, including wallet-to-wallet transfers, agent-mediated cash-in and cash-out transactions, and the associated transaction network relationships. The system focuses on three specific AML detection dimensions: structuring (repeated transactions, bursts, fragmented amounts), </w:t>
-      </w:r>
-      <w:r>
-        <w:lastRenderedPageBreak/>
-        <w:t xml:space="preserve">wallet/transaction-network </w:t>
-      </w:r>
-      <w:proofErr w:type="spellStart"/>
-      <w:r>
-        <w:t>behaviour</w:t>
-      </w:r>
-      <w:proofErr w:type="spellEnd"/>
-      <w:r>
-        <w:t xml:space="preserve"> (many-to-one collection, one-to-many dispersion, pass-through layering), and agent </w:t>
-      </w:r>
-      <w:proofErr w:type="spellStart"/>
-      <w:r>
-        <w:t>behaviour</w:t>
-      </w:r>
-      <w:proofErr w:type="spellEnd"/>
-      <w:r>
-        <w:t xml:space="preserve"> (agent wallet concentration, temporal bursts, collusive relationships). The research excludes KYC-replacement functionality, biometric identification, blockchain and cryptocurrency monitoring, merchant-focused AML modelling, and traditional banking AML functionality such as trade-based money laundering detection. The system operates as a decision-support tool for analyst investigation and does not include automated regulatory reporting pipelines or production deployment claims.</w:t>
-      </w:r>
-    </w:p>
-    <w:p/>
-    <w:p>
-      <w:r>
-        <w:t>1.8 Development Instruments</w:t>
-      </w:r>
-    </w:p>
-    <w:p>
-      <w:r>
-        <w:t>The following hardware and software tools were used in the development of the system:</w:t>
-      </w:r>
-    </w:p>
-    <w:p/>
-    <w:p>
-      <w:r>
-        <w:t>Hardware:</w:t>
-      </w:r>
-    </w:p>
-    <w:p>
-      <w:r>
-        <w:t>- Development computer: Windows-based system with Intel processor and 16GB RAM</w:t>
-      </w:r>
-    </w:p>
-    <w:p>
-      <w:r>
-        <w:t>- Storage: Local disk storage for database and model artifacts</w:t>
-      </w:r>
-    </w:p>
-    <w:p/>
-    <w:p>
-      <w:r>
-        <w:t>Software:</w:t>
-      </w:r>
-    </w:p>
-    <w:p>
-      <w:r>
-        <w:t>- Programming Language: Python 3.14</w:t>
-      </w:r>
-    </w:p>
-    <w:p>
-      <w:r>
-        <w:t>- Web Framework: Flask with Flask-</w:t>
-      </w:r>
-      <w:proofErr w:type="spellStart"/>
-      <w:r>
-        <w:t>SocketIO</w:t>
-      </w:r>
-      <w:proofErr w:type="spellEnd"/>
-      <w:r>
-        <w:t xml:space="preserve"> for real-time communication</w:t>
-      </w:r>
-    </w:p>
-    <w:p>
-      <w:r>
-        <w:t>- Database: MySQL 8.0 for transaction storage and agent management</w:t>
-      </w:r>
-    </w:p>
-    <w:p>
-      <w:r>
-        <w:t>- Machine Learning Libraries: scikit-learn for model training and evaluation</w:t>
-      </w:r>
-    </w:p>
-    <w:p>
-      <w:r>
-        <w:t>- Frontend: HTML, CSS, JavaScript for dashboard interface</w:t>
-      </w:r>
-    </w:p>
-    <w:p>
-      <w:r>
-        <w:t>- Real-time Communication: Socket.IO for live transaction monitoring</w:t>
-      </w:r>
-    </w:p>
-    <w:p>
-      <w:r>
-        <w:t xml:space="preserve">- Data Visualization: </w:t>
-      </w:r>
-      <w:proofErr w:type="spellStart"/>
-      <w:r>
-        <w:t>Plotly</w:t>
-      </w:r>
-      <w:proofErr w:type="spellEnd"/>
-      <w:r>
-        <w:t xml:space="preserve"> for dashboard charts and graphs</w:t>
-      </w:r>
-    </w:p>
-    <w:p>
-      <w:r>
-        <w:t>- Version Control: Git for source code management</w:t>
-      </w:r>
-    </w:p>
-    <w:p>
-      <w:r>
-        <w:lastRenderedPageBreak/>
-        <w:t>- Development Environment: Visual Studio Code</w:t>
-      </w:r>
-    </w:p>
-    <w:p/>
-    <w:p>
-      <w:r>
-        <w:t>1.9 Work Plan</w:t>
-      </w:r>
-    </w:p>
-    <w:p>
-      <w:r>
-        <w:t>The project was implemented through a structured development process spanning multiple stages. The initial phase involved requirements specification and system migration from the original banking AML concept to the mobile-money AML scope. This was followed by database schema design and implementation, including agent support functionality. Subsequent phases involved regression testing to ensure system integrity, dataset development with 100,000 synthetic mobile-money transactions, feature engineering to develop the 30-feature specification, model training and evaluation leading to the frozen Stage 14 gradient-boosting model, model integration into the live application, simulation and integration testing, and final validation and documentation. The work plan reflected a systematic approach to building a validated AML decision-support system with clear progression from data preparation through model deployment.</w:t>
-      </w:r>
-    </w:p>
-    <w:p/>
-    <w:p>
-      <w:r>
-        <w:t>Figure 1.1: Project Work Plan</w:t>
-      </w:r>
-    </w:p>
-    <w:p>
-      <w:r>
-        <w:t>[Work plan diagram would be inserted here showing the sequential development stages]</w:t>
-      </w:r>
-    </w:p>
-    <w:p/>
-    <w:p>
-      <w:r>
-        <w:t>1.10 Justification/Rationale</w:t>
-      </w:r>
-    </w:p>
-    <w:p>
-      <w:r>
-        <w:t>The significance of this research stems from the documented AML challenges facing Zimbabwe's mobile-money sector. As mobile money becomes increasingly dominant in Zimbabwe's financial landscape, the need for effective AML monitoring in this environment grows critical. The Reserve Bank of Zimbabwe has implemented measures to strengthen mobile-money oversight, including customer verification exercises and integration with civil registry databases to address AML vulnerabilities [17]. Traditional rule-based systems are inadequate for detecting the complex, evolving patterns used in mobile-money money laundering, particularly structuring, network-based layering, and agent-mediated suspicious activities.</w:t>
-      </w:r>
-    </w:p>
-    <w:p>
-      <w:r>
-        <w:lastRenderedPageBreak/>
-        <w:t xml:space="preserve">This research addresses this gap by developing a machine-learning-based decision-support system specifically designed for mobile-money transactions. The research contributes both practical and academic value. Practically, the system provides a demonstration of how modern AML detection can be implemented in mobile-money environments, offering insights for financial institutions, mobile-money providers, and regulatory bodies such as the FIU. The focus on structuring, network </w:t>
-      </w:r>
-      <w:proofErr w:type="spellStart"/>
-      <w:r>
-        <w:t>behaviour</w:t>
-      </w:r>
-      <w:proofErr w:type="spellEnd"/>
-      <w:r>
-        <w:t xml:space="preserve">, and agent </w:t>
-      </w:r>
-      <w:proofErr w:type="spellStart"/>
-      <w:r>
-        <w:t>behaviour</w:t>
-      </w:r>
-      <w:proofErr w:type="spellEnd"/>
-      <w:r>
-        <w:t xml:space="preserve"> addresses patterns that are particularly relevant to mobile-money ecosystems, where high-volume, low-value transactions and agent networks create unique vulnerabilities. Academically, the research contributes to the limited body of knowledge on mobile-money AML detection, particularly in the African context where mobile-money adoption is high but published research remains scarce.</w:t>
-      </w:r>
-    </w:p>
-    <w:p>
-      <w:r>
-        <w:t xml:space="preserve">The use of a gradient-boosting model with 30 engineered features demonstrates a practical approach to AML detection that balances interpretability with performance. The decision-support approach, where the system flags suspicious patterns for analyst review rather than making automated determinations, aligns with responsible AML practices that recognize the complexity of money laundering detection and the importance of human judgment in final determinations. This approach is consistent with international guidance on risk-based AML frameworks, which </w:t>
-      </w:r>
-      <w:proofErr w:type="spellStart"/>
-      <w:r>
-        <w:t>emphasise</w:t>
-      </w:r>
-      <w:proofErr w:type="spellEnd"/>
-      <w:r>
-        <w:t xml:space="preserve"> the importance of human oversight in suspicious activity determination [11].</w:t>
-      </w:r>
-    </w:p>
-    <w:p/>
-    <w:p>
-      <w:r>
-        <w:t>1.11 Summary</w:t>
-      </w:r>
-    </w:p>
-    <w:p>
-      <w:r>
-        <w:t xml:space="preserve">This chapter has provided the foundation for the research by establishing the background of mobile-money AML challenges in Zimbabwe, defining the research problem, aim, and objectives, and outlining the scope, limitations, and delimitations of the study. The background section highlighted the transition from conventional banking AML to mobile-money AML, the specific </w:t>
-      </w:r>
-      <w:proofErr w:type="spellStart"/>
-      <w:r>
-        <w:t>behavioural</w:t>
-      </w:r>
-      <w:proofErr w:type="spellEnd"/>
-      <w:r>
-        <w:t xml:space="preserve"> patterns of structuring, wallet/transaction-network </w:t>
-      </w:r>
-      <w:proofErr w:type="spellStart"/>
-      <w:r>
-        <w:t>behaviour</w:t>
-      </w:r>
-      <w:proofErr w:type="spellEnd"/>
-      <w:r>
-        <w:t xml:space="preserve">, and agent </w:t>
-      </w:r>
-      <w:proofErr w:type="spellStart"/>
-      <w:r>
-        <w:t>behaviour</w:t>
-      </w:r>
-      <w:proofErr w:type="spellEnd"/>
-      <w:r>
-        <w:t xml:space="preserve">, and the need for intelligent decision-support systems. The problem was defined as the lack of effective AML detection for mobile-money transactions, with the aim of developing a machine-learning-based decision-support system. Five specific objectives were defined covering pattern analysis, feature design, model development, workflow implementation, and evaluation. The limitations and delimitations clearly established the research boundaries, including the use of synthetic data and the focus on three detection dimensions. The development instruments and work </w:t>
-      </w:r>
-      <w:r>
-        <w:lastRenderedPageBreak/>
-        <w:t>plan detailed the tools and development approach. The justification emphasized the practical and academic contributions of the research. The next chapter presents a comprehensive literature review on AML detection, machine learning applications in financial crime detection, and mobile-money specific challenges.</w:t>
-      </w:r>
-    </w:p>
-    <w:p/>
-    <w:p>
-      <w:r>
-        <w:t>References</w:t>
-      </w:r>
-    </w:p>
-    <w:p>
-      <w:r>
-        <w:t>[1]</w:t>
-      </w:r>
-      <w:r>
-        <w:tab/>
-        <w:t>Financial Action Task Force, "FATF Annual Report 2023-2024," FATF, Paris, France, 2024. [Online]. Available: https://www.fatf-gafi.org/en/publications/Fatfgeneral/FATF-Annual-report-2023-2024.html</w:t>
-      </w:r>
-    </w:p>
-    <w:p>
-      <w:r>
-        <w:t>[2]</w:t>
-      </w:r>
-      <w:r>
-        <w:tab/>
-        <w:t>Financial Intelligence Unit, "Annual Report 2024," Reserve Bank of Zimbabwe, Harare, Zimbabwe, 2024.</w:t>
-      </w:r>
-    </w:p>
-    <w:p>
-      <w:r>
-        <w:t>[3]</w:t>
-      </w:r>
-      <w:r>
-        <w:tab/>
-        <w:t>GSMA, "The State of the Industry Report on Mobile Money 2023," GSMA, London, UK, 2023. [Online]. Available: https://www.gsma.com/solutions-and-impact/connectivity-for-good/mobile-for-development/gsma_resources/state-of-the-industry-report-on-mobile-money-2023-2/</w:t>
-      </w:r>
-    </w:p>
-    <w:p>
-      <w:r>
-        <w:t>[4]</w:t>
-      </w:r>
-      <w:r>
-        <w:tab/>
-        <w:t>World Bank, "The Global Findex Database 2021: Financial Inclusion, Digital Payments, and Resilience in the Age of COVID-19," World Bank, Washington, DC, USA, 2022. [Online]. Available: https://openknowledge.worldbank.org/server/api/core/bitstreams/d36d178f-8fc4-555a-a7a6-00c1c7e70bf4/content</w:t>
-      </w:r>
-    </w:p>
-    <w:p>
-      <w:r>
-        <w:t>[5]</w:t>
-      </w:r>
-      <w:r>
-        <w:tab/>
-        <w:t>Reserve Bank of Zimbabwe, "Zimbabwe National Financial Inclusion Strategy II (2022-2026)," Reserve Bank of Zimbabwe, Harare, Zimbabwe, 2022. [Online]. Available: https://www.rbz.co.zw/index.php/financial-stability/financial-inclusion/financial-inclusion-strategy</w:t>
-      </w:r>
-    </w:p>
-    <w:p>
-      <w:r>
-        <w:t>[6]</w:t>
-      </w:r>
-      <w:r>
-        <w:tab/>
-        <w:t>GSMA, "Proportional Risk-Based AML/CFT Regimes for Mobile Money," GSMA, London, UK, 2015. [Online]. Available: https://www.gsma.com/solutions-and-impact/connectivity-for-good/mobile-for-development/wp-content/uploads/2015/10/Proportional-risk-based-AMLCFT-regimes-for-mobile-money.pdf</w:t>
-      </w:r>
-    </w:p>
-    <w:p>
-      <w:r>
-        <w:lastRenderedPageBreak/>
-        <w:t>[7]</w:t>
-      </w:r>
-      <w:r>
-        <w:tab/>
-        <w:t xml:space="preserve">World Bank, "Data </w:t>
-      </w:r>
-      <w:proofErr w:type="gramStart"/>
-      <w:r>
-        <w:t>From</w:t>
-      </w:r>
-      <w:proofErr w:type="gramEnd"/>
-      <w:r>
-        <w:t xml:space="preserve"> the Global Findex 2021: The Impact of Mobile Money in Sub-Saharan Africa," World Bank, Washington, DC, USA, 2022. [Online]. Available: https://www.worldbank.org/en/publication/globalfindex/brief/data-from-the-global-findex-2021-the-impact-of-mobile-money-in-sub-saharan-africa</w:t>
-      </w:r>
-    </w:p>
-    <w:p>
-      <w:r>
-        <w:t>[8]</w:t>
-      </w:r>
-      <w:r>
-        <w:tab/>
-        <w:t>Financial Action Task Force, "Guidance for a Risk-Based Approach: Prepaid Cards, Mobile Payments and Internet-Based Payment Services," FATF, Paris, France, 2013. [Online]. Available: https://www.fatf-gafi.org/media/fatf/documents/Guidance-RBA-NPPS.pdf</w:t>
-      </w:r>
-    </w:p>
-    <w:p>
-      <w:r>
-        <w:t>[9]</w:t>
-      </w:r>
-      <w:r>
-        <w:tab/>
-        <w:t>One Constellation, "Smurfing &amp; Structuring: Detection Patterns Explained," One Constellation, 2026. [Online]. Available: https://one-constellation.com/blog/smurfing-structuring-detection/</w:t>
-      </w:r>
-    </w:p>
-    <w:p>
-      <w:r>
-        <w:t>[10]</w:t>
-      </w:r>
-      <w:r>
-        <w:tab/>
-        <w:t>Monetary Authority of Singapore, "Guidance for Effective AML/CFT Transaction Monitoring Controls," MAS, Singapore, 2021. [Online]. Available: https://www.mas.gov.sg/-/media/MAS/Regulations%20and%20Financial%20Stability/Regulatory%20and%20Supervisory%20Framework/Anti_Money%20Laundering_Countering%20the%20Financing%20of%20Terrorism/Guidance%20for%20Effective%20AML%20CFT%20Transaction%20Monitoring%20Controls.pdf</w:t>
-      </w:r>
-    </w:p>
-    <w:p>
-      <w:r>
-        <w:t>[11]</w:t>
-      </w:r>
-      <w:r>
-        <w:tab/>
-        <w:t>Financial Action Task Force, "Anti-Money Laundering and Terrorist Financing Measures and Financial Inclusion," FATF, Paris, France, 2013. [Online]. Available: https://cnbc.mef.gob.pa/wp-content/uploads/2023/03/Updated-2017-FATF-2013-Guidance.pdf</w:t>
-      </w:r>
-    </w:p>
-    <w:p>
-      <w:r>
-        <w:t>[12]</w:t>
-      </w:r>
-      <w:r>
-        <w:tab/>
-        <w:t>R. Wei, "DELATOR: Money Laundering Detection via Multi-Task Learning on Large Transaction Graphs," arXiv:2205.10293, 2022. [Online]. Available: https://ar5iv.labs.arxiv.org/html/2205.10293</w:t>
-      </w:r>
-    </w:p>
-    <w:p>
-      <w:r>
-        <w:t>[13]</w:t>
-      </w:r>
-      <w:r>
-        <w:tab/>
-        <w:t>Y. Liu et al., "Finding Money Launderers Using Heterogeneous Graph Neural Networks," arXiv:2307.13499, 2023. [Online]. Available: https://arxiv.org/abs/2307.13499v1</w:t>
-      </w:r>
-    </w:p>
-    <w:p>
-      <w:r>
-        <w:t>[14]</w:t>
-      </w:r>
-      <w:r>
-        <w:tab/>
-        <w:t>Z. Chen et al., "BI-GBDT: A Graph-Free Behavioral Interaction-Aware Gradient Boosting Framework for Fraud Detection in Large-Scale Payment Systems," Applied Sciences, vol. 16, no. 2, p. 876, 2026. [Online]. Available: https://www.mdpi.com/2076-3417/16/2/876</w:t>
-      </w:r>
-    </w:p>
-    <w:p>
-      <w:r>
-        <w:lastRenderedPageBreak/>
-        <w:t>[15]</w:t>
-      </w:r>
-      <w:r>
-        <w:tab/>
-        <w:t>X. Wang et al., "Graph Contrastive Pre-training for Anti-money Laundering," International Journal of Computational Intelligence Systems, vol. 17, no. 2, 2024. [Online]. Available: https://link.springer.com/article/10.1007/s44196-024-00720-4</w:t>
-      </w:r>
-    </w:p>
-    <w:p>
-      <w:r>
-        <w:t>[16]</w:t>
-      </w:r>
-      <w:r>
-        <w:tab/>
-        <w:t>A. Silva et al., "</w:t>
-      </w:r>
-      <w:proofErr w:type="spellStart"/>
-      <w:r>
-        <w:t>LaundroGraph</w:t>
-      </w:r>
-      <w:proofErr w:type="spellEnd"/>
-      <w:r>
-        <w:t>: Self-Supervised Graph Representation Learning for Anti-Money Laundering," arXiv:2210.14360, 2022. [Online]. Available: https://doi.org/10.48550/arxiv.2210.14360</w:t>
-      </w:r>
-    </w:p>
-    <w:p>
-      <w:r>
-        <w:t>[17]</w:t>
-      </w:r>
-      <w:r>
-        <w:tab/>
-        <w:t>Reserve Bank of Zimbabwe, "Governor's Opening Remarks - National Financial Inclusion Strategy II (2022-2026) Launch," Reserve Bank of Zimbabwe, Harare, Zimbabwe, 2022. [Online]. Available: https://www.rbz.co.zw/index.php/publications-notices/notices/speeches/1162-opening-remarks-national-financial-inclusion-strategy-ii-2022-2026-launch</w:t>
-      </w:r>
-    </w:p>
     <w:sectPr>
+      <w:footerReference w:type="default" r:id="rId8"/>
       <w:pgSz w:w="12240" w:h="15840"/>
       <w:pgMar w:top="1440" w:right="1440" w:bottom="1440" w:left="1440" w:header="720" w:footer="720" w:gutter="0"/>
+      <w:pgNumType w:start="1"/>
       <w:cols w:space="720"/>
       <w:docGrid w:linePitch="360"/>
     </w:sectPr>
   </w:body>
 </w:document>
+</file>
+
+<file path=word/endnotes.xml><?xml version="1.0" encoding="utf-8"?>
+<w:endnotes xmlns:wpc="http://schemas.microsoft.com/office/word/2010/wordprocessingCanvas" xmlns:cx="http://schemas.microsoft.com/office/drawing/2014/chartex" xmlns:cx1="http://schemas.microsoft.com/office/drawing/2015/9/8/chartex" xmlns:cx2="http://schemas.microsoft.com/office/drawing/2015/10/21/chartex" xmlns:cx3="http://schemas.microsoft.com/office/drawing/2016/5/9/chartex" xmlns:cx4="http://schemas.microsoft.com/office/drawing/2016/5/10/chartex" xmlns:cx5="http://schemas.microsoft.com/office/drawing/2016/5/11/chartex" xmlns:cx6="http://schemas.microsoft.com/office/drawing/2016/5/12/chartex" xmlns:cx7="http://schemas.microsoft.com/office/drawing/2016/5/13/chartex" xmlns:cx8="http://schemas.microsoft.com/office/drawing/2016/5/14/chartex" xmlns:mc="http://schemas.openxmlformats.org/markup-compatibility/2006" xmlns:aink="http://schemas.microsoft.com/office/drawing/2016/ink" xmlns:am3d="http://schemas.microsoft.com/office/drawing/2017/model3d" xmlns:o="urn:schemas-microsoft-com:office:office" xmlns:oel="http://schemas.microsoft.com/office/2019/extlst" xmlns:r="http://schemas.openxmlformats.org/officeDocument/2006/relationships" xmlns:m="http://schemas.openxmlformats.org/officeDocument/2006/math" xmlns:v="urn:schemas-microsoft-com:vml" xmlns:wp14="http://schemas.microsoft.com/office/word/2010/wordprocessingDrawing" xmlns:wp="http://schemas.openxmlformats.org/drawingml/2006/wordprocessingDrawing" xmlns:w10="urn:schemas-microsoft-com:office:word" xmlns:w="http://schemas.openxmlformats.org/wordprocessingml/2006/main" xmlns:w14="http://schemas.microsoft.com/office/word/2010/wordml" xmlns:w15="http://schemas.microsoft.com/office/word/2012/wordml" xmlns:w16cex="http://schemas.microsoft.com/office/word/2018/wordml/cex" xmlns:w16cid="http://schemas.microsoft.com/office/word/2016/wordml/cid" xmlns:w16="http://schemas.microsoft.com/office/word/2018/wordml" xmlns:w16sdtdh="http://schemas.microsoft.com/office/word/2020/wordml/sdtdatahash" xmlns:w16se="http://schemas.microsoft.com/office/word/2015/wordml/symex" xmlns:wpg="http://schemas.microsoft.com/office/word/2010/wordprocessingGroup" xmlns:wpi="http://schemas.microsoft.com/office/word/2010/wordprocessingInk" xmlns:wne="http://schemas.microsoft.com/office/word/2006/wordml" xmlns:wps="http://schemas.microsoft.com/office/word/2010/wordprocessingShape" mc:Ignorable="w14 w15 w16se w16cid w16 w16cex w16sdtdh wp14">
+  <w:endnote w:type="separator" w:id="-1">
+    <w:p>
+      <w:pPr>
+        <w:spacing w:after="0" w:line="240" w:lineRule="auto"/>
+      </w:pPr>
+      <w:r>
+        <w:separator/>
+      </w:r>
+    </w:p>
+  </w:endnote>
+  <w:endnote w:type="continuationSeparator" w:id="0">
+    <w:p>
+      <w:pPr>
+        <w:spacing w:after="0" w:line="240" w:lineRule="auto"/>
+      </w:pPr>
+      <w:r>
+        <w:continuationSeparator/>
+      </w:r>
+    </w:p>
+  </w:endnote>
+</w:endnotes>
+</file>
+
+<file path=word/footer1.xml><?xml version="1.0" encoding="utf-8"?>
+<w:ftr xmlns:wpc="http://schemas.microsoft.com/office/word/2010/wordprocessingCanvas" xmlns:cx="http://schemas.microsoft.com/office/drawing/2014/chartex" xmlns:cx1="http://schemas.microsoft.com/office/drawing/2015/9/8/chartex" xmlns:cx2="http://schemas.microsoft.com/office/drawing/2015/10/21/chartex" xmlns:cx3="http://schemas.microsoft.com/office/drawing/2016/5/9/chartex" xmlns:cx4="http://schemas.microsoft.com/office/drawing/2016/5/10/chartex" xmlns:cx5="http://schemas.microsoft.com/office/drawing/2016/5/11/chartex" xmlns:cx6="http://schemas.microsoft.com/office/drawing/2016/5/12/chartex" xmlns:cx7="http://schemas.microsoft.com/office/drawing/2016/5/13/chartex" xmlns:cx8="http://schemas.microsoft.com/office/drawing/2016/5/14/chartex" xmlns:mc="http://schemas.openxmlformats.org/markup-compatibility/2006" xmlns:aink="http://schemas.microsoft.com/office/drawing/2016/ink" xmlns:am3d="http://schemas.microsoft.com/office/drawing/2017/model3d" xmlns:o="urn:schemas-microsoft-com:office:office" xmlns:oel="http://schemas.microsoft.com/office/2019/extlst" xmlns:r="http://schemas.openxmlformats.org/officeDocument/2006/relationships" xmlns:m="http://schemas.openxmlformats.org/officeDocument/2006/math" xmlns:v="urn:schemas-microsoft-com:vml" xmlns:wp14="http://schemas.microsoft.com/office/word/2010/wordprocessingDrawing" xmlns:wp="http://schemas.openxmlformats.org/drawingml/2006/wordprocessingDrawing" xmlns:w10="urn:schemas-microsoft-com:office:word" xmlns:w="http://schemas.openxmlformats.org/wordprocessingml/2006/main" xmlns:w14="http://schemas.microsoft.com/office/word/2010/wordml" xmlns:w15="http://schemas.microsoft.com/office/word/2012/wordml" xmlns:w16cex="http://schemas.microsoft.com/office/word/2018/wordml/cex" xmlns:w16cid="http://schemas.microsoft.com/office/word/2016/wordml/cid" xmlns:w16="http://schemas.microsoft.com/office/word/2018/wordml" xmlns:w16sdtdh="http://schemas.microsoft.com/office/word/2020/wordml/sdtdatahash" xmlns:w16se="http://schemas.microsoft.com/office/word/2015/wordml/symex" xmlns:wpg="http://schemas.microsoft.com/office/word/2010/wordprocessingGroup" xmlns:wpi="http://schemas.microsoft.com/office/word/2010/wordprocessingInk" xmlns:wne="http://schemas.microsoft.com/office/word/2006/wordml" xmlns:wps="http://schemas.microsoft.com/office/word/2010/wordprocessingShape" mc:Ignorable="w14 w15 w16se w16cid w16 w16cex w16sdtdh wp14">
+  <w:p>
+    <w:pPr>
+      <w:jc w:val="center"/>
+    </w:pPr>
+    <w:r>
+      <w:fldChar w:fldCharType="begin"/>
+    </w:r>
+    <w:r>
+      <w:instrText>PAGE</w:instrText>
+    </w:r>
+    <w:r>
+      <w:fldChar w:fldCharType="separate"/>
+    </w:r>
+    <w:r>
+      <w:rPr>
+        <w:noProof/>
+      </w:rPr>
+      <w:t>1</w:t>
+    </w:r>
+    <w:r>
+      <w:fldChar w:fldCharType="end"/>
+    </w:r>
+  </w:p>
+</w:ftr>
+</file>
+
+<file path=word/footnotes.xml><?xml version="1.0" encoding="utf-8"?>
+<w:footnotes xmlns:wpc="http://schemas.microsoft.com/office/word/2010/wordprocessingCanvas" xmlns:cx="http://schemas.microsoft.com/office/drawing/2014/chartex" xmlns:cx1="http://schemas.microsoft.com/office/drawing/2015/9/8/chartex" xmlns:cx2="http://schemas.microsoft.com/office/drawing/2015/10/21/chartex" xmlns:cx3="http://schemas.microsoft.com/office/drawing/2016/5/9/chartex" xmlns:cx4="http://schemas.microsoft.com/office/drawing/2016/5/10/chartex" xmlns:cx5="http://schemas.microsoft.com/office/drawing/2016/5/11/chartex" xmlns:cx6="http://schemas.microsoft.com/office/drawing/2016/5/12/chartex" xmlns:cx7="http://schemas.microsoft.com/office/drawing/2016/5/13/chartex" xmlns:cx8="http://schemas.microsoft.com/office/drawing/2016/5/14/chartex" xmlns:mc="http://schemas.openxmlformats.org/markup-compatibility/2006" xmlns:aink="http://schemas.microsoft.com/office/drawing/2016/ink" xmlns:am3d="http://schemas.microsoft.com/office/drawing/2017/model3d" xmlns:o="urn:schemas-microsoft-com:office:office" xmlns:oel="http://schemas.microsoft.com/office/2019/extlst" xmlns:r="http://schemas.openxmlformats.org/officeDocument/2006/relationships" xmlns:m="http://schemas.openxmlformats.org/officeDocument/2006/math" xmlns:v="urn:schemas-microsoft-com:vml" xmlns:wp14="http://schemas.microsoft.com/office/word/2010/wordprocessingDrawing" xmlns:wp="http://schemas.openxmlformats.org/drawingml/2006/wordprocessingDrawing" xmlns:w10="urn:schemas-microsoft-com:office:word" xmlns:w="http://schemas.openxmlformats.org/wordprocessingml/2006/main" xmlns:w14="http://schemas.microsoft.com/office/word/2010/wordml" xmlns:w15="http://schemas.microsoft.com/office/word/2012/wordml" xmlns:w16cex="http://schemas.microsoft.com/office/word/2018/wordml/cex" xmlns:w16cid="http://schemas.microsoft.com/office/word/2016/wordml/cid" xmlns:w16="http://schemas.microsoft.com/office/word/2018/wordml" xmlns:w16sdtdh="http://schemas.microsoft.com/office/word/2020/wordml/sdtdatahash" xmlns:w16se="http://schemas.microsoft.com/office/word/2015/wordml/symex" xmlns:wpg="http://schemas.microsoft.com/office/word/2010/wordprocessingGroup" xmlns:wpi="http://schemas.microsoft.com/office/word/2010/wordprocessingInk" xmlns:wne="http://schemas.microsoft.com/office/word/2006/wordml" xmlns:wps="http://schemas.microsoft.com/office/word/2010/wordprocessingShape" mc:Ignorable="w14 w15 w16se w16cid w16 w16cex w16sdtdh wp14">
+  <w:footnote w:type="separator" w:id="-1">
+    <w:p>
+      <w:pPr>
+        <w:spacing w:after="0" w:line="240" w:lineRule="auto"/>
+      </w:pPr>
+      <w:r>
+        <w:separator/>
+      </w:r>
+    </w:p>
+  </w:footnote>
+  <w:footnote w:type="continuationSeparator" w:id="0">
+    <w:p>
+      <w:pPr>
+        <w:spacing w:after="0" w:line="240" w:lineRule="auto"/>
+      </w:pPr>
+      <w:r>
+        <w:continuationSeparator/>
+      </w:r>
+    </w:p>
+  </w:footnote>
+</w:footnotes>
 </file>
 
 <file path=word/numbering.xml><?xml version="1.0" encoding="utf-8"?>
@@ -1262,6 +4095,119 @@
     </w:lvl>
   </w:abstractNum>
   <w:abstractNum w:abstractNumId="2" w15:restartNumberingAfterBreak="0">
+    <w:nsid w:val="2B1048A5"/>
+    <w:multiLevelType w:val="multilevel"/>
+    <w:tmpl w:val="70E43AE2"/>
+    <w:lvl w:ilvl="0">
+      <w:start w:val="1"/>
+      <w:numFmt w:val="decimal"/>
+      <w:lvlText w:val="%1."/>
+      <w:lvlJc w:val="left"/>
+      <w:pPr>
+        <w:tabs>
+          <w:tab w:val="num" w:pos="720"/>
+        </w:tabs>
+        <w:ind w:left="720" w:hanging="360"/>
+      </w:pPr>
+    </w:lvl>
+    <w:lvl w:ilvl="1" w:tentative="1">
+      <w:start w:val="1"/>
+      <w:numFmt w:val="decimal"/>
+      <w:lvlText w:val="%2."/>
+      <w:lvlJc w:val="left"/>
+      <w:pPr>
+        <w:tabs>
+          <w:tab w:val="num" w:pos="1440"/>
+        </w:tabs>
+        <w:ind w:left="1440" w:hanging="360"/>
+      </w:pPr>
+    </w:lvl>
+    <w:lvl w:ilvl="2" w:tentative="1">
+      <w:start w:val="1"/>
+      <w:numFmt w:val="decimal"/>
+      <w:lvlText w:val="%3."/>
+      <w:lvlJc w:val="left"/>
+      <w:pPr>
+        <w:tabs>
+          <w:tab w:val="num" w:pos="2160"/>
+        </w:tabs>
+        <w:ind w:left="2160" w:hanging="360"/>
+      </w:pPr>
+    </w:lvl>
+    <w:lvl w:ilvl="3" w:tentative="1">
+      <w:start w:val="1"/>
+      <w:numFmt w:val="decimal"/>
+      <w:lvlText w:val="%4."/>
+      <w:lvlJc w:val="left"/>
+      <w:pPr>
+        <w:tabs>
+          <w:tab w:val="num" w:pos="2880"/>
+        </w:tabs>
+        <w:ind w:left="2880" w:hanging="360"/>
+      </w:pPr>
+    </w:lvl>
+    <w:lvl w:ilvl="4" w:tentative="1">
+      <w:start w:val="1"/>
+      <w:numFmt w:val="decimal"/>
+      <w:lvlText w:val="%5."/>
+      <w:lvlJc w:val="left"/>
+      <w:pPr>
+        <w:tabs>
+          <w:tab w:val="num" w:pos="3600"/>
+        </w:tabs>
+        <w:ind w:left="3600" w:hanging="360"/>
+      </w:pPr>
+    </w:lvl>
+    <w:lvl w:ilvl="5" w:tentative="1">
+      <w:start w:val="1"/>
+      <w:numFmt w:val="decimal"/>
+      <w:lvlText w:val="%6."/>
+      <w:lvlJc w:val="left"/>
+      <w:pPr>
+        <w:tabs>
+          <w:tab w:val="num" w:pos="4320"/>
+        </w:tabs>
+        <w:ind w:left="4320" w:hanging="360"/>
+      </w:pPr>
+    </w:lvl>
+    <w:lvl w:ilvl="6" w:tentative="1">
+      <w:start w:val="1"/>
+      <w:numFmt w:val="decimal"/>
+      <w:lvlText w:val="%7."/>
+      <w:lvlJc w:val="left"/>
+      <w:pPr>
+        <w:tabs>
+          <w:tab w:val="num" w:pos="5040"/>
+        </w:tabs>
+        <w:ind w:left="5040" w:hanging="360"/>
+      </w:pPr>
+    </w:lvl>
+    <w:lvl w:ilvl="7" w:tentative="1">
+      <w:start w:val="1"/>
+      <w:numFmt w:val="decimal"/>
+      <w:lvlText w:val="%8."/>
+      <w:lvlJc w:val="left"/>
+      <w:pPr>
+        <w:tabs>
+          <w:tab w:val="num" w:pos="5760"/>
+        </w:tabs>
+        <w:ind w:left="5760" w:hanging="360"/>
+      </w:pPr>
+    </w:lvl>
+    <w:lvl w:ilvl="8" w:tentative="1">
+      <w:start w:val="1"/>
+      <w:numFmt w:val="decimal"/>
+      <w:lvlText w:val="%9."/>
+      <w:lvlJc w:val="left"/>
+      <w:pPr>
+        <w:tabs>
+          <w:tab w:val="num" w:pos="6480"/>
+        </w:tabs>
+        <w:ind w:left="6480" w:hanging="360"/>
+      </w:pPr>
+    </w:lvl>
+  </w:abstractNum>
+  <w:abstractNum w:abstractNumId="3" w15:restartNumberingAfterBreak="0">
     <w:nsid w:val="2EB21707"/>
     <w:multiLevelType w:val="hybridMultilevel"/>
     <w:tmpl w:val="2514EEEA"/>
@@ -1374,7 +4320,120 @@
       </w:rPr>
     </w:lvl>
   </w:abstractNum>
-  <w:abstractNum w:abstractNumId="3" w15:restartNumberingAfterBreak="0">
+  <w:abstractNum w:abstractNumId="4" w15:restartNumberingAfterBreak="0">
+    <w:nsid w:val="31DC76ED"/>
+    <w:multiLevelType w:val="multilevel"/>
+    <w:tmpl w:val="87347EA6"/>
+    <w:lvl w:ilvl="0">
+      <w:start w:val="1"/>
+      <w:numFmt w:val="decimal"/>
+      <w:lvlText w:val="%1."/>
+      <w:lvlJc w:val="left"/>
+      <w:pPr>
+        <w:tabs>
+          <w:tab w:val="num" w:pos="720"/>
+        </w:tabs>
+        <w:ind w:left="720" w:hanging="360"/>
+      </w:pPr>
+    </w:lvl>
+    <w:lvl w:ilvl="1" w:tentative="1">
+      <w:start w:val="1"/>
+      <w:numFmt w:val="decimal"/>
+      <w:lvlText w:val="%2."/>
+      <w:lvlJc w:val="left"/>
+      <w:pPr>
+        <w:tabs>
+          <w:tab w:val="num" w:pos="1440"/>
+        </w:tabs>
+        <w:ind w:left="1440" w:hanging="360"/>
+      </w:pPr>
+    </w:lvl>
+    <w:lvl w:ilvl="2" w:tentative="1">
+      <w:start w:val="1"/>
+      <w:numFmt w:val="decimal"/>
+      <w:lvlText w:val="%3."/>
+      <w:lvlJc w:val="left"/>
+      <w:pPr>
+        <w:tabs>
+          <w:tab w:val="num" w:pos="2160"/>
+        </w:tabs>
+        <w:ind w:left="2160" w:hanging="360"/>
+      </w:pPr>
+    </w:lvl>
+    <w:lvl w:ilvl="3" w:tentative="1">
+      <w:start w:val="1"/>
+      <w:numFmt w:val="decimal"/>
+      <w:lvlText w:val="%4."/>
+      <w:lvlJc w:val="left"/>
+      <w:pPr>
+        <w:tabs>
+          <w:tab w:val="num" w:pos="2880"/>
+        </w:tabs>
+        <w:ind w:left="2880" w:hanging="360"/>
+      </w:pPr>
+    </w:lvl>
+    <w:lvl w:ilvl="4" w:tentative="1">
+      <w:start w:val="1"/>
+      <w:numFmt w:val="decimal"/>
+      <w:lvlText w:val="%5."/>
+      <w:lvlJc w:val="left"/>
+      <w:pPr>
+        <w:tabs>
+          <w:tab w:val="num" w:pos="3600"/>
+        </w:tabs>
+        <w:ind w:left="3600" w:hanging="360"/>
+      </w:pPr>
+    </w:lvl>
+    <w:lvl w:ilvl="5" w:tentative="1">
+      <w:start w:val="1"/>
+      <w:numFmt w:val="decimal"/>
+      <w:lvlText w:val="%6."/>
+      <w:lvlJc w:val="left"/>
+      <w:pPr>
+        <w:tabs>
+          <w:tab w:val="num" w:pos="4320"/>
+        </w:tabs>
+        <w:ind w:left="4320" w:hanging="360"/>
+      </w:pPr>
+    </w:lvl>
+    <w:lvl w:ilvl="6" w:tentative="1">
+      <w:start w:val="1"/>
+      <w:numFmt w:val="decimal"/>
+      <w:lvlText w:val="%7."/>
+      <w:lvlJc w:val="left"/>
+      <w:pPr>
+        <w:tabs>
+          <w:tab w:val="num" w:pos="5040"/>
+        </w:tabs>
+        <w:ind w:left="5040" w:hanging="360"/>
+      </w:pPr>
+    </w:lvl>
+    <w:lvl w:ilvl="7" w:tentative="1">
+      <w:start w:val="1"/>
+      <w:numFmt w:val="decimal"/>
+      <w:lvlText w:val="%8."/>
+      <w:lvlJc w:val="left"/>
+      <w:pPr>
+        <w:tabs>
+          <w:tab w:val="num" w:pos="5760"/>
+        </w:tabs>
+        <w:ind w:left="5760" w:hanging="360"/>
+      </w:pPr>
+    </w:lvl>
+    <w:lvl w:ilvl="8" w:tentative="1">
+      <w:start w:val="1"/>
+      <w:numFmt w:val="decimal"/>
+      <w:lvlText w:val="%9."/>
+      <w:lvlJc w:val="left"/>
+      <w:pPr>
+        <w:tabs>
+          <w:tab w:val="num" w:pos="6480"/>
+        </w:tabs>
+        <w:ind w:left="6480" w:hanging="360"/>
+      </w:pPr>
+    </w:lvl>
+  </w:abstractNum>
+  <w:abstractNum w:abstractNumId="5" w15:restartNumberingAfterBreak="0">
     <w:nsid w:val="418C51A5"/>
     <w:multiLevelType w:val="hybridMultilevel"/>
     <w:tmpl w:val="0C242560"/>
@@ -1463,7 +4522,7 @@
       </w:pPr>
     </w:lvl>
   </w:abstractNum>
-  <w:abstractNum w:abstractNumId="4" w15:restartNumberingAfterBreak="0">
+  <w:abstractNum w:abstractNumId="6" w15:restartNumberingAfterBreak="0">
     <w:nsid w:val="42045D6C"/>
     <w:multiLevelType w:val="hybridMultilevel"/>
     <w:tmpl w:val="9D7E6E30"/>
@@ -1576,7 +4635,7 @@
       </w:rPr>
     </w:lvl>
   </w:abstractNum>
-  <w:abstractNum w:abstractNumId="5" w15:restartNumberingAfterBreak="0">
+  <w:abstractNum w:abstractNumId="7" w15:restartNumberingAfterBreak="0">
     <w:nsid w:val="47B94A46"/>
     <w:multiLevelType w:val="multilevel"/>
     <w:tmpl w:val="4F224854"/>
@@ -1689,7 +4748,7 @@
       </w:rPr>
     </w:lvl>
   </w:abstractNum>
-  <w:abstractNum w:abstractNumId="6" w15:restartNumberingAfterBreak="0">
+  <w:abstractNum w:abstractNumId="8" w15:restartNumberingAfterBreak="0">
     <w:nsid w:val="4E572756"/>
     <w:multiLevelType w:val="hybridMultilevel"/>
     <w:tmpl w:val="5D18FE52"/>
@@ -1778,7 +4837,120 @@
       </w:pPr>
     </w:lvl>
   </w:abstractNum>
-  <w:abstractNum w:abstractNumId="7" w15:restartNumberingAfterBreak="0">
+  <w:abstractNum w:abstractNumId="9" w15:restartNumberingAfterBreak="0">
+    <w:nsid w:val="577C7937"/>
+    <w:multiLevelType w:val="multilevel"/>
+    <w:tmpl w:val="0F3E00C0"/>
+    <w:lvl w:ilvl="0">
+      <w:start w:val="1"/>
+      <w:numFmt w:val="decimal"/>
+      <w:lvlText w:val="%1."/>
+      <w:lvlJc w:val="left"/>
+      <w:pPr>
+        <w:tabs>
+          <w:tab w:val="num" w:pos="720"/>
+        </w:tabs>
+        <w:ind w:left="720" w:hanging="360"/>
+      </w:pPr>
+    </w:lvl>
+    <w:lvl w:ilvl="1" w:tentative="1">
+      <w:start w:val="1"/>
+      <w:numFmt w:val="decimal"/>
+      <w:lvlText w:val="%2."/>
+      <w:lvlJc w:val="left"/>
+      <w:pPr>
+        <w:tabs>
+          <w:tab w:val="num" w:pos="1440"/>
+        </w:tabs>
+        <w:ind w:left="1440" w:hanging="360"/>
+      </w:pPr>
+    </w:lvl>
+    <w:lvl w:ilvl="2" w:tentative="1">
+      <w:start w:val="1"/>
+      <w:numFmt w:val="decimal"/>
+      <w:lvlText w:val="%3."/>
+      <w:lvlJc w:val="left"/>
+      <w:pPr>
+        <w:tabs>
+          <w:tab w:val="num" w:pos="2160"/>
+        </w:tabs>
+        <w:ind w:left="2160" w:hanging="360"/>
+      </w:pPr>
+    </w:lvl>
+    <w:lvl w:ilvl="3" w:tentative="1">
+      <w:start w:val="1"/>
+      <w:numFmt w:val="decimal"/>
+      <w:lvlText w:val="%4."/>
+      <w:lvlJc w:val="left"/>
+      <w:pPr>
+        <w:tabs>
+          <w:tab w:val="num" w:pos="2880"/>
+        </w:tabs>
+        <w:ind w:left="2880" w:hanging="360"/>
+      </w:pPr>
+    </w:lvl>
+    <w:lvl w:ilvl="4" w:tentative="1">
+      <w:start w:val="1"/>
+      <w:numFmt w:val="decimal"/>
+      <w:lvlText w:val="%5."/>
+      <w:lvlJc w:val="left"/>
+      <w:pPr>
+        <w:tabs>
+          <w:tab w:val="num" w:pos="3600"/>
+        </w:tabs>
+        <w:ind w:left="3600" w:hanging="360"/>
+      </w:pPr>
+    </w:lvl>
+    <w:lvl w:ilvl="5" w:tentative="1">
+      <w:start w:val="1"/>
+      <w:numFmt w:val="decimal"/>
+      <w:lvlText w:val="%6."/>
+      <w:lvlJc w:val="left"/>
+      <w:pPr>
+        <w:tabs>
+          <w:tab w:val="num" w:pos="4320"/>
+        </w:tabs>
+        <w:ind w:left="4320" w:hanging="360"/>
+      </w:pPr>
+    </w:lvl>
+    <w:lvl w:ilvl="6" w:tentative="1">
+      <w:start w:val="1"/>
+      <w:numFmt w:val="decimal"/>
+      <w:lvlText w:val="%7."/>
+      <w:lvlJc w:val="left"/>
+      <w:pPr>
+        <w:tabs>
+          <w:tab w:val="num" w:pos="5040"/>
+        </w:tabs>
+        <w:ind w:left="5040" w:hanging="360"/>
+      </w:pPr>
+    </w:lvl>
+    <w:lvl w:ilvl="7" w:tentative="1">
+      <w:start w:val="1"/>
+      <w:numFmt w:val="decimal"/>
+      <w:lvlText w:val="%8."/>
+      <w:lvlJc w:val="left"/>
+      <w:pPr>
+        <w:tabs>
+          <w:tab w:val="num" w:pos="5760"/>
+        </w:tabs>
+        <w:ind w:left="5760" w:hanging="360"/>
+      </w:pPr>
+    </w:lvl>
+    <w:lvl w:ilvl="8" w:tentative="1">
+      <w:start w:val="1"/>
+      <w:numFmt w:val="decimal"/>
+      <w:lvlText w:val="%9."/>
+      <w:lvlJc w:val="left"/>
+      <w:pPr>
+        <w:tabs>
+          <w:tab w:val="num" w:pos="6480"/>
+        </w:tabs>
+        <w:ind w:left="6480" w:hanging="360"/>
+      </w:pPr>
+    </w:lvl>
+  </w:abstractNum>
+  <w:abstractNum w:abstractNumId="10" w15:restartNumberingAfterBreak="0">
     <w:nsid w:val="7C4E1CE6"/>
     <w:multiLevelType w:val="hybridMultilevel"/>
     <w:tmpl w:val="94B449AA"/>
@@ -1892,16 +5064,16 @@
     </w:lvl>
   </w:abstractNum>
   <w:num w:numId="1" w16cid:durableId="680281677">
-    <w:abstractNumId w:val="5"/>
+    <w:abstractNumId w:val="7"/>
   </w:num>
   <w:num w:numId="2" w16cid:durableId="851725434">
-    <w:abstractNumId w:val="2"/>
+    <w:abstractNumId w:val="3"/>
   </w:num>
   <w:num w:numId="3" w16cid:durableId="1846359277">
-    <w:abstractNumId w:val="6"/>
+    <w:abstractNumId w:val="8"/>
   </w:num>
   <w:num w:numId="4" w16cid:durableId="1064521839">
-    <w:abstractNumId w:val="3"/>
+    <w:abstractNumId w:val="5"/>
   </w:num>
   <w:num w:numId="5" w16cid:durableId="632246571">
     <w:abstractNumId w:val="1"/>
@@ -1910,10 +5082,19 @@
     <w:abstractNumId w:val="0"/>
   </w:num>
   <w:num w:numId="7" w16cid:durableId="166094609">
+    <w:abstractNumId w:val="6"/>
+  </w:num>
+  <w:num w:numId="8" w16cid:durableId="1847868356">
+    <w:abstractNumId w:val="10"/>
+  </w:num>
+  <w:num w:numId="9" w16cid:durableId="92478292">
     <w:abstractNumId w:val="4"/>
   </w:num>
-  <w:num w:numId="8" w16cid:durableId="1847868356">
-    <w:abstractNumId w:val="7"/>
+  <w:num w:numId="10" w16cid:durableId="735782068">
+    <w:abstractNumId w:val="2"/>
+  </w:num>
+  <w:num w:numId="11" w16cid:durableId="508101675">
+    <w:abstractNumId w:val="9"/>
   </w:num>
 </w:numbering>
 </file>
@@ -2317,11 +5498,12 @@
     <w:name w:val="Normal"/>
     <w:qFormat/>
     <w:pPr>
-      <w:spacing w:line="360" w:lineRule="auto"/>
+      <w:spacing w:after="120" w:line="360" w:lineRule="auto"/>
       <w:jc w:val="both"/>
     </w:pPr>
     <w:rPr>
       <w:rFonts w:ascii="Times New Roman" w:hAnsi="Times New Roman"/>
+      <w:color w:val="000000"/>
       <w:sz w:val="24"/>
     </w:rPr>
   </w:style>
@@ -2336,13 +5518,12 @@
     <w:pPr>
       <w:keepNext/>
       <w:keepLines/>
-      <w:spacing w:before="360" w:after="80"/>
+      <w:spacing w:before="200"/>
       <w:outlineLvl w:val="0"/>
     </w:pPr>
     <w:rPr>
-      <w:rFonts w:asciiTheme="majorHAnsi" w:eastAsiaTheme="majorEastAsia" w:hAnsiTheme="majorHAnsi" w:cstheme="majorBidi"/>
-      <w:color w:val="2E74B5" w:themeColor="accent1" w:themeShade="BF"/>
-      <w:sz w:val="40"/>
+      <w:b/>
+      <w:sz w:val="28"/>
       <w:szCs w:val="40"/>
     </w:rPr>
   </w:style>
@@ -2359,13 +5540,11 @@
     <w:pPr>
       <w:keepNext/>
       <w:keepLines/>
-      <w:spacing w:before="160" w:after="80"/>
+      <w:spacing w:before="200"/>
       <w:outlineLvl w:val="1"/>
     </w:pPr>
     <w:rPr>
-      <w:rFonts w:asciiTheme="majorHAnsi" w:eastAsiaTheme="majorEastAsia" w:hAnsiTheme="majorHAnsi" w:cstheme="majorBidi"/>
-      <w:color w:val="2E74B5" w:themeColor="accent1" w:themeShade="BF"/>
-      <w:sz w:val="32"/>
+      <w:b/>
       <w:szCs w:val="32"/>
     </w:rPr>
   </w:style>
@@ -2382,13 +5561,12 @@
     <w:pPr>
       <w:keepNext/>
       <w:keepLines/>
-      <w:spacing w:before="160" w:after="80"/>
+      <w:spacing w:before="160"/>
       <w:outlineLvl w:val="2"/>
     </w:pPr>
     <w:rPr>
       <w:rFonts w:eastAsiaTheme="majorEastAsia" w:cstheme="majorBidi"/>
-      <w:color w:val="2E74B5" w:themeColor="accent1" w:themeShade="BF"/>
-      <w:sz w:val="28"/>
+      <w:b/>
       <w:szCs w:val="28"/>
     </w:rPr>
   </w:style>
@@ -2882,6 +6060,18 @@
       <w:shd w:val="clear" w:color="auto" w:fill="E1DFDD"/>
     </w:rPr>
   </w:style>
+  <w:style w:type="paragraph" w:customStyle="1" w:styleId="Caption1">
+    <w:name w:val="Caption1"/>
+    <w:pPr>
+      <w:spacing w:after="120" w:line="240" w:lineRule="auto"/>
+      <w:jc w:val="both"/>
+    </w:pPr>
+    <w:rPr>
+      <w:rFonts w:ascii="Times New Roman" w:hAnsi="Times New Roman"/>
+      <w:color w:val="000000"/>
+      <w:sz w:val="24"/>
+    </w:rPr>
+  </w:style>
 </w:styles>
 </file>
 

--- a/Chapter 1 dissertation finale.docx
+++ b/Chapter 1 dissertation finale.docx
@@ -6,10 +6,7 @@
       <w:pPr>
         <w:jc w:val="center"/>
         <w:rPr>
-          <w:rFonts w:cs="Times New Roman"/>
-          <w:b/>
-          <w:bCs/>
-          <w:szCs w:val="24"/>
+          <w:rFonts w:eastAsia="Times New Roman"/>
         </w:rPr>
       </w:pPr>
       <w:r>
@@ -69,14 +66,20 @@
     </w:p>
     <w:p>
       <w:pPr>
-        <w:pStyle w:val="Heading1"/>
-        <w:jc w:val="center"/>
+        <w:rPr>
+          <w:rFonts w:cs="Times New Roman"/>
+          <w:b/>
+          <w:bCs/>
+          <w:szCs w:val="24"/>
+        </w:rPr>
       </w:pPr>
       <w:r>
         <w:rPr>
           <w:rFonts w:eastAsia="Times New Roman"/>
-        </w:rPr>
-        <w:t>CHAPTER 1: INTRODUCTION</w:t>
+          <w:b/>
+          <w:bCs/>
+        </w:rPr>
+        <w:t>CHAPTER 1</w:t>
       </w:r>
     </w:p>
     <w:p>
@@ -119,6 +122,7 @@
     <w:p/>
     <w:p/>
     <w:p/>
+    <w:p/>
     <w:p>
       <w:pPr>
         <w:rPr>
@@ -155,115 +159,92 @@
       </w:r>
     </w:p>
     <w:p>
-      <w:pPr>
-        <w:rPr>
-          <w:lang w:val="en-ZW"/>
-        </w:rPr>
-      </w:pPr>
-      <w:r>
-        <w:rPr>
-          <w:lang w:val="en-ZW"/>
-        </w:rPr>
-        <w:t xml:space="preserve">The continued growth of digital financial services has transformed the way </w:t>
-      </w:r>
-      <w:proofErr w:type="gramStart"/>
-      <w:r>
-        <w:rPr>
-          <w:lang w:val="en-ZW"/>
-        </w:rPr>
-        <w:t>individuals</w:t>
-      </w:r>
-      <w:proofErr w:type="gramEnd"/>
-      <w:r>
-        <w:rPr>
-          <w:lang w:val="en-ZW"/>
-        </w:rPr>
-        <w:t xml:space="preserve"> access and conduct financial transactions. Mobile money has become particularly significant in developing economies because it enables users to store, send, receive and withdraw monetary value through mobile wallets without requiring conventional bank accounts. Mobile-money services commonly support activities such as Cash-In, Cash-Out and Wallet-to-Wallet transfers through networks of registered agents and digital transaction channels [1].</w:t>
-      </w:r>
-    </w:p>
-    <w:p>
-      <w:pPr>
-        <w:rPr>
-          <w:lang w:val="en-ZW"/>
-        </w:rPr>
-      </w:pPr>
-      <w:r>
-        <w:rPr>
-          <w:lang w:val="en-ZW"/>
-        </w:rPr>
-        <w:t>Zimbabwe has experienced significant adoption of digital financial services as part of the broader drive towards financial inclusion. The Reserve Bank of Zimbabwe recognises digital financial services as an important component of the country's financial inclusion framework and promotes increased access to and usage of appropriate financial services [2]. The increasing use of electronic financial channels, however, also creates a need for effective mechanisms for monitoring transaction activity and identifying patterns that may require investigation.</w:t>
-      </w:r>
-    </w:p>
-    <w:p>
-      <w:pPr>
-        <w:rPr>
-          <w:lang w:val="en-ZW"/>
-        </w:rPr>
-      </w:pPr>
-      <w:r>
-        <w:rPr>
-          <w:lang w:val="en-ZW"/>
-        </w:rPr>
-        <w:t>Anti-Money Laundering (AML) monitoring is intended to assist financial-service providers in identifying financial activity that may be associated with money-laundering risk. In mobile-money environments, suspicious behaviour may not always be apparent from an individual transaction. Relevant behaviour may instead develop across a sequence of transactions, relationships between different wallets, or repeated interactions involving mobile-money agents. This creates a need for monitoring approaches capable of examining historical transaction behaviour rather than relying solely on isolated transaction values.</w:t>
-      </w:r>
-    </w:p>
-    <w:p>
-      <w:pPr>
-        <w:rPr>
-          <w:lang w:val="en-ZW"/>
-        </w:rPr>
-      </w:pPr>
-      <w:r>
-        <w:rPr>
-          <w:lang w:val="en-ZW"/>
-        </w:rPr>
-        <w:t>Machine-learning techniques provide an opportunity to complement conventional transaction-monitoring approaches by learning patterns from historical data and estimating whether observed transaction behaviour resembles previously identified suspicious patterns [3]. Such techniques should, however, support rather than replace human investigation because an algorithmic classification does not establish criminal intent or prove that money laundering has occurred.</w:t>
-      </w:r>
-    </w:p>
-    <w:p>
-      <w:pPr>
-        <w:rPr>
-          <w:lang w:val="en-ZW"/>
-        </w:rPr>
-      </w:pPr>
-      <w:r>
-        <w:rPr>
-          <w:lang w:val="en-ZW"/>
-        </w:rPr>
-        <w:t xml:space="preserve">This research therefore developed a real-time mobile-money Anti-Money Laundering decision-support system for the Zimbabwean mobile-money environment. The system focuses on three behavioural areas: structuring behaviour, wallet/transaction-network behaviour, and agent </w:t>
-      </w:r>
-      <w:r>
-        <w:rPr>
-          <w:lang w:val="en-ZW"/>
-        </w:rPr>
+      <w:r>
+        <w:t xml:space="preserve">Digital financial services continue its rapid expansion and </w:t>
+      </w:r>
+      <w:proofErr w:type="spellStart"/>
+      <w:r>
+        <w:t>revolutionised</w:t>
+      </w:r>
+      <w:proofErr w:type="spellEnd"/>
+      <w:r>
+        <w:t xml:space="preserve"> how people use and engage in financial services. In developing economies, mobile money has emerged as an important channel for storing, transmitting, receiving and accessing monetary value without the need to have traditional bank accounts through a mobile wallet. The services provided by the mobile-money network are typically designated as Cash-In, Cash-Out, and Wallet-to-Wallet (W2W) using a network of agents and various digital transaction channels and platforms [1]. In Zimbabwe, there has been considerable adoption of digital financial services in an overall effort to promote financial inclusion. The Reserve Bank of Zimbabwe (RBZ) has acknowledged the importance of digital financial services in the country's financial inclusion agenda and seeks to drive uptake and demand for suitable financial services [2]. However, the greater the use of electronic financial channels, the greater the need for effective systems for monitoring transactions and recognizing patterns which could be an indicator of a need to investigate. Anti-Money Laundering (AML) monitoring is designed to help financial-service providers to detect potentially money-laundering-related financial activity. When mobile money is used, “suspicious” transactions might not be evident in one transaction. The relevant </w:t>
+      </w:r>
+      <w:proofErr w:type="spellStart"/>
+      <w:r>
+        <w:t>behaviour</w:t>
+      </w:r>
+      <w:proofErr w:type="spellEnd"/>
+      <w:r>
+        <w:t xml:space="preserve"> can be instead realized over a series of transactions, a sequence of relationships among different wallets, or repeated transactions with mobile-money agents. This results in a requirement for monitoring methods that can look at past </w:t>
+      </w:r>
+      <w:proofErr w:type="spellStart"/>
+      <w:r>
+        <w:t>behaviour</w:t>
+      </w:r>
+      <w:proofErr w:type="spellEnd"/>
+      <w:r>
+        <w:t xml:space="preserve"> of transactions instead of just the value of individual transactions. Machine-learning techniques offer the possibility of augmenting the traditional transaction monitoring methods by learning "typical" patterns from past transactions and determining if the current transaction activity is similar to any suspicious patterns [3]. But such methods should complement, not supplant, the work of human investigators, recognizing that a classification does not determine criminal intent or that money laundering has taken place. This research, thus, designed a real-time mobile-money Anti-Money Laundering decision-support system for the Zimbabwean mobile-money environment. The system concentrates on three aspects of </w:t>
+      </w:r>
+      <w:proofErr w:type="spellStart"/>
+      <w:r>
+        <w:t>behaviour</w:t>
+      </w:r>
+      <w:proofErr w:type="spellEnd"/>
+      <w:r>
+        <w:t xml:space="preserve">: structuring </w:t>
+      </w:r>
+      <w:proofErr w:type="spellStart"/>
+      <w:r>
+        <w:t>behaviour</w:t>
+      </w:r>
+      <w:proofErr w:type="spellEnd"/>
+      <w:r>
+        <w:t xml:space="preserve">, wallet/transaction-network </w:t>
+      </w:r>
+      <w:proofErr w:type="spellStart"/>
+      <w:r>
+        <w:t>behaviour</w:t>
+      </w:r>
+      <w:proofErr w:type="spellEnd"/>
+      <w:r>
+        <w:t xml:space="preserve">, and agent </w:t>
+      </w:r>
+      <w:proofErr w:type="spellStart"/>
+      <w:r>
+        <w:t>behaviour</w:t>
+      </w:r>
+      <w:proofErr w:type="spellEnd"/>
+      <w:r>
+        <w:t xml:space="preserve">. Analyses historical transactions to generate </w:t>
+      </w:r>
+      <w:proofErr w:type="spellStart"/>
+      <w:r>
+        <w:t>behavioural</w:t>
+      </w:r>
+      <w:proofErr w:type="spellEnd"/>
+      <w:r>
+        <w:t xml:space="preserve"> characteristics that are analyzed with a machine-learning based classifier. With wider application, there is transaction monitoring, suspicious activity alerts, investigation facilities and a real-time dashboard for </w:t>
+      </w:r>
+      <w:proofErr w:type="spellStart"/>
+      <w:r>
+        <w:t>authorised</w:t>
+      </w:r>
+      <w:proofErr w:type="spellEnd"/>
+      <w:r>
+        <w:t xml:space="preserve"> users. The system developed is an academic research prototype. It is not </w:t>
+      </w:r>
+      <w:r>
         <w:lastRenderedPageBreak/>
-        <w:t>behaviour. Historical transaction activity is transformed into behavioural features that are analysed using a machine-learning classifier. The wider application provides transaction monitoring, suspicious-activity alerts, investigation facilities and a real-time dashboard for authorised users.</w:t>
-      </w:r>
-    </w:p>
-    <w:p>
-      <w:pPr>
-        <w:rPr>
-          <w:lang w:val="en-ZW"/>
-        </w:rPr>
-      </w:pPr>
-      <w:r>
-        <w:rPr>
-          <w:lang w:val="en-ZW"/>
-        </w:rPr>
-        <w:t>The developed system is an academic research prototype. It is not connected to any live mobile-money operator or production transaction network, and it does not automatically determine that money laundering has occurred or submit regulatory reports to external authorities. The purpose of the system is to identify suspicious behavioural patterns requiring further human investigation.</w:t>
-      </w:r>
-    </w:p>
-    <w:p>
-      <w:pPr>
-        <w:rPr>
-          <w:lang w:val="en-ZW"/>
-        </w:rPr>
-      </w:pPr>
-      <w:r>
-        <w:rPr>
-          <w:lang w:val="en-ZW"/>
-        </w:rPr>
-        <w:t>This chapter presents the background of the study, problem definition, aim and objectives, limitations and delimitations, development instruments, project work plan and justification for undertaking the research.</w:t>
+        <w:t xml:space="preserve">linked to any live mobile-money network or production transaction network, nor does it automatically conclude that money laundering is taking place or provide regulatory reports to outside authorities. The system is designed to detect unusual </w:t>
+      </w:r>
+      <w:proofErr w:type="spellStart"/>
+      <w:r>
+        <w:t>behaviour</w:t>
+      </w:r>
+      <w:proofErr w:type="spellEnd"/>
+      <w:r>
+        <w:t xml:space="preserve"> that needs to be explored by humans. This chapter covers the background of the study, the problem statement, aim and objectives, limitations and delimitations, project work plan and the reasons for conducting the research.</w:t>
       </w:r>
     </w:p>
     <w:p>
@@ -297,188 +278,172 @@
         </w:rPr>
       </w:pPr>
       <w:r>
-        <w:rPr>
-          <w:lang w:val="en-ZW"/>
-        </w:rPr>
-        <w:t>Mobile money has become an important component of the global digital financial-services environment. It allows users to perform financial transactions through mobile wallets, supported in many implementations by networks of agents who facilitate activities such as Cash-In and Cash-Out. Mobile-money platforms also enable value to be transferred directly between customer wallets. According to the GSMA, mobile money has continued to expand internationally, with Sub-Saharan Africa remaining one of the most significant regions for mobile-money adoption and usage [1].</w:t>
-      </w:r>
-    </w:p>
-    <w:p>
-      <w:pPr>
-        <w:rPr>
-          <w:lang w:val="en-ZW"/>
-        </w:rPr>
-      </w:pPr>
-      <w:r>
-        <w:rPr>
-          <w:lang w:val="en-ZW"/>
-        </w:rPr>
-        <w:t>The importance of digital financial services is also recognised within Zimbabwe. The National Financial Inclusion Strategy II (2022–2026) identifies increased access to and usage of appropriate financial services as part of Zimbabwe's financial inclusion objectives [2]. Mobile-money services contribute to this environment by enabling individuals to conduct financial transactions through accessible digital channels.</w:t>
-      </w:r>
-    </w:p>
-    <w:p>
-      <w:pPr>
-        <w:rPr>
-          <w:lang w:val="en-ZW"/>
-        </w:rPr>
-      </w:pPr>
-      <w:r>
-        <w:rPr>
-          <w:lang w:val="en-ZW"/>
-        </w:rPr>
-        <w:t xml:space="preserve">Although mobile money provides important financial benefits, the movement of value through digital wallets and agent networks creates transaction patterns that require appropriate monitoring. AML monitoring is therefore important for identifying financial behaviour that may warrant further investigation. The Financial Action Task Force emphasises a risk-based approach to AML </w:t>
-      </w:r>
-      <w:r>
-        <w:rPr>
-          <w:lang w:val="en-ZW"/>
-        </w:rPr>
+        <w:t xml:space="preserve">Mobile money is an important part of the global digital financial-services landscape. It enables a user to conduct financial transactions using mobile wallets, where a number of agents are available to carry out financial activities like Cash-In and Cash-Out. Additionally, mobile-money platforms allow the transfer of value between wallets of customers. The mobile-money landscape continues to grow globally, and Sub-Saharan Africa is still one of the top regions for mobile-money adoption and use, according to the GSMA [1]. The importance of digital financial services is also </w:t>
+      </w:r>
+      <w:proofErr w:type="spellStart"/>
+      <w:r>
+        <w:t>recognised</w:t>
+      </w:r>
+      <w:proofErr w:type="spellEnd"/>
+      <w:r>
+        <w:t xml:space="preserve"> within Zimbabwe. One of the goals of financial inclusion in the National Financial Inclusion Strategy II (2022-2026) is improved access to and utilization of suitable financial services [2]. Mobile-money services help to foster this environment by allowing people to make financial transactions using their mobile phones. The transfer of money via mobile money or digital wallets and agent networks generates transaction patterns that need to be monitored appropriately. Therefore it is important to monitor AML for any financial </w:t>
+      </w:r>
+      <w:proofErr w:type="spellStart"/>
+      <w:r>
+        <w:t>behaviour</w:t>
+      </w:r>
+      <w:proofErr w:type="spellEnd"/>
+      <w:r>
+        <w:t xml:space="preserve"> that may call for further investigation. The Financial Action Task Force has also stressed a risk-based approach to AML controls that would align monitoring activity with any identified risks but not necessarily the same level of suspicious activity [4]. One of the issues is that suspicious monetary movement can go over a number of transactions. An individual transaction might seem normal by itself, but be more important when viewed in conjunction with a customer's past transactions, counterparties or related agent activity. For instance, if there are multiple transactions over a relatively short time frame with the same value, it can give different </w:t>
+      </w:r>
+      <w:proofErr w:type="spellStart"/>
+      <w:r>
+        <w:t>behavioural</w:t>
+      </w:r>
+      <w:proofErr w:type="spellEnd"/>
+      <w:r>
+        <w:t xml:space="preserve"> information than multiple transactions over a longer period of time with the same value. This research focuses on three aspects of the mobile-money transaction </w:t>
+      </w:r>
+      <w:proofErr w:type="spellStart"/>
+      <w:r>
+        <w:t>behaviour</w:t>
+      </w:r>
+      <w:proofErr w:type="spellEnd"/>
+      <w:r>
+        <w:t xml:space="preserve">: structure, wallet/transaction-network </w:t>
+      </w:r>
+      <w:proofErr w:type="spellStart"/>
+      <w:r>
+        <w:t>behaviour</w:t>
+      </w:r>
+      <w:proofErr w:type="spellEnd"/>
+      <w:r>
+        <w:t xml:space="preserve"> and agent </w:t>
+      </w:r>
+      <w:proofErr w:type="spellStart"/>
+      <w:r>
+        <w:t>behaviour</w:t>
+      </w:r>
+      <w:proofErr w:type="spellEnd"/>
+      <w:r>
+        <w:t xml:space="preserve">. Structuring is a process of breaking down or structuring a transaction into smaller </w:t>
+      </w:r>
+      <w:r>
         <w:lastRenderedPageBreak/>
-        <w:t>controls, under which monitoring measures should respond appropriately to identified risks rather than treating all activity as equally suspicious [4].</w:t>
-      </w:r>
-    </w:p>
-    <w:p>
-      <w:pPr>
-        <w:rPr>
-          <w:lang w:val="en-ZW"/>
-        </w:rPr>
-      </w:pPr>
-      <w:r>
-        <w:rPr>
-          <w:lang w:val="en-ZW"/>
-        </w:rPr>
-        <w:t>An important challenge is that suspicious financial behaviour may be distributed across several transactions. An individual transaction may appear normal when considered independently but may become more significant when examined together with a customer's previous transactions, counterparties or associated agent activity. For example, repeated transactions involving similar values within a relatively short period may provide different behavioural information from a single transaction of the same value.</w:t>
-      </w:r>
-    </w:p>
-    <w:p>
-      <w:pPr>
-        <w:rPr>
-          <w:lang w:val="en-ZW"/>
-        </w:rPr>
-      </w:pPr>
-      <w:r>
-        <w:rPr>
-          <w:lang w:val="en-ZW"/>
-        </w:rPr>
-        <w:t>This research concentrates on three areas of mobile-money transaction behaviour: structuring, wallet/transaction-network behaviour and agent behaviour.</w:t>
-      </w:r>
-    </w:p>
-    <w:p>
-      <w:pPr>
-        <w:rPr>
-          <w:lang w:val="en-ZW"/>
-        </w:rPr>
-      </w:pPr>
-      <w:r>
-        <w:rPr>
-          <w:lang w:val="en-ZW"/>
-        </w:rPr>
-        <w:t>Structuring involves dividing or organising transactions into smaller amounts or repeated transaction sequences in a manner that may reduce the visibility of the overall movement of funds. Identifying potential structuring therefore requires examination of historical transaction characteristics such as transaction frequency, previous transaction values, repeated amounts and the distribution of transaction amounts over time. Within the developed system, six historical behavioural features represent this dimension.</w:t>
-      </w:r>
-    </w:p>
-    <w:p>
-      <w:pPr>
-        <w:rPr>
-          <w:lang w:val="en-ZW"/>
-        </w:rPr>
-      </w:pPr>
-      <w:r>
-        <w:rPr>
-          <w:lang w:val="en-ZW"/>
-        </w:rPr>
-        <w:t>Wallet and transaction-network behaviour concerns the relationships and movement of value between different mobile-money wallets. Relevant patterns can include many wallets transferring value towards a common wallet, one wallet dispersing value to several recipients, repeated reciprocal transactions between wallets and value entering a wallet before being transferred onwards within a relatively short period. Ten historical behavioural features were developed to represent such transaction-network characteristics.</w:t>
-      </w:r>
-    </w:p>
-    <w:p>
-      <w:pPr>
-        <w:rPr>
-          <w:lang w:val="en-ZW"/>
-        </w:rPr>
-      </w:pPr>
-      <w:r>
-        <w:rPr>
-          <w:lang w:val="en-ZW"/>
-        </w:rPr>
-        <w:t>The third area is agent behaviour. Mobile-money agents perform an important operational role by facilitating transactions such as Cash-In and Cash-Out. Analysing agent-related transaction history can provide information about the number and value of transactions handled by an agent, the wallets interacting with the agent, concentration of activity among particular wallets and unusual changes in transaction activity. Fourteen historical behavioural features were developed to represent agent behaviour.</w:t>
-      </w:r>
-    </w:p>
-    <w:p>
-      <w:pPr>
-        <w:rPr>
-          <w:lang w:val="en-ZW"/>
-        </w:rPr>
-      </w:pPr>
-      <w:r>
-        <w:rPr>
-          <w:lang w:val="en-ZW"/>
-        </w:rPr>
+        <w:t xml:space="preserve">amounts or series of transactions that can make it harder to detect the movement of funds. Therefore it is necessary to </w:t>
+      </w:r>
+      <w:proofErr w:type="spellStart"/>
+      <w:r>
+        <w:t>analyse</w:t>
+      </w:r>
+      <w:proofErr w:type="spellEnd"/>
+      <w:r>
+        <w:t xml:space="preserve"> the historical characteristics of the transactions, including transaction frequency, the transaction values in the past, the transaction values that have been repeated and the distribution of transaction values over time, in order to identify potential structuring. In the developed system this dimension is represented by six historical </w:t>
+      </w:r>
+      <w:proofErr w:type="spellStart"/>
+      <w:r>
+        <w:t>behavioural</w:t>
+      </w:r>
+      <w:proofErr w:type="spellEnd"/>
+      <w:r>
+        <w:t xml:space="preserve"> features. The relationships between the various mobile-money wallets and the transfer of value between them is what Wallet and transaction-network </w:t>
+      </w:r>
+      <w:proofErr w:type="spellStart"/>
+      <w:r>
+        <w:t>behaviour</w:t>
+      </w:r>
+      <w:proofErr w:type="spellEnd"/>
+      <w:r>
+        <w:t xml:space="preserve"> relates to. Patterns can range from a number of wallets moving value to a shared wallet to a single wallet moving value to multiple wallets, or two wallets moving value to each other over a short time frame to a value flowing to a wallet before it is moved on to others. Ten historical </w:t>
+      </w:r>
+      <w:proofErr w:type="spellStart"/>
+      <w:r>
+        <w:t>behavioural</w:t>
+      </w:r>
+      <w:proofErr w:type="spellEnd"/>
+      <w:r>
+        <w:t xml:space="preserve"> features were created to capture the following aspects of transaction networks. The third aspect is the agents' actions. Mobile-money agents have a significant operational function in carrying out transactions like Cash-In and Cash-Out. By </w:t>
+      </w:r>
+      <w:proofErr w:type="spellStart"/>
+      <w:r>
+        <w:t>analysing</w:t>
+      </w:r>
+      <w:proofErr w:type="spellEnd"/>
+      <w:r>
+        <w:t xml:space="preserve"> agents' transaction history, details regarding the amount and volume of transactions an agent processes, wallets that communicate with the agent, concentration of activity from certain wallets, and abnormal fluctuations of transaction activity can be collected. Fourteen historical </w:t>
+      </w:r>
+      <w:proofErr w:type="spellStart"/>
+      <w:r>
+        <w:t>behavioural</w:t>
+      </w:r>
+      <w:proofErr w:type="spellEnd"/>
+      <w:r>
+        <w:t xml:space="preserve"> features were developed to represent agent </w:t>
+      </w:r>
+      <w:proofErr w:type="spellStart"/>
+      <w:r>
+        <w:t>behaviour</w:t>
+      </w:r>
+      <w:proofErr w:type="spellEnd"/>
+      <w:r>
+        <w:t xml:space="preserve">. These three dimensions constitute the </w:t>
+      </w:r>
+      <w:proofErr w:type="spellStart"/>
+      <w:r>
+        <w:t>behavioural</w:t>
+      </w:r>
+      <w:proofErr w:type="spellEnd"/>
+      <w:r>
+        <w:t xml:space="preserve"> support for the machine-learning part of this research. There are 30 historical </w:t>
+      </w:r>
+      <w:proofErr w:type="spellStart"/>
+      <w:r>
+        <w:t>behavioural</w:t>
+      </w:r>
+      <w:proofErr w:type="spellEnd"/>
+      <w:r>
+        <w:t xml:space="preserve"> features utilized by the system, including six structuring features, ten wallet/transaction-network and fourteen agent features.</w:t>
+      </w:r>
+    </w:p>
+    <w:p>
+      <w:r>
+        <w:t xml:space="preserve">In recent years, machine learning has been studied extensively as a tool to aid AML transaction monitoring. Machine-learning algorithms can look at any number of transaction qualities and determine if observed behavior is similar to patterns found in the training data, rather than strictly following a set of rules. Machine-learning techniques have been shown to be useful for detecting and prioritizing AML alerts [3]. Such systems must, however, be carefully evaluated as a result of the data leakage, unrealistic validation protocols and the lack of real, labeled AML data. Data on the confidential live transactions of mobile money services was not available for this academic project. Therefore, the research employed a synthetic dataset with 100,000 mobile-money transactions and 2,000 wallets and 160 agents and agents were controlled. There were 88,000 normal transactions and 12,000 transactions for the suspicious-pattern scenarios in the dataset. Suspicious scenarios were spread out on structuring, wallet/transaction-network and agent </w:t>
+      </w:r>
+      <w:proofErr w:type="spellStart"/>
+      <w:r>
+        <w:t>behavioural</w:t>
+      </w:r>
+      <w:proofErr w:type="spellEnd"/>
+      <w:r>
+        <w:t xml:space="preserve"> categories. The information leakage between the training and evaluation populations </w:t>
+      </w:r>
+      <w:r>
         <w:lastRenderedPageBreak/>
-        <w:t>Together, these three dimensions form the behavioural foundation of the machine-learning component developed in this research. The system uses 30 historical behavioural features, comprising six structuring features, ten wallet/transaction-network features and fourteen agent features.</w:t>
-      </w:r>
-    </w:p>
-    <w:p>
-      <w:pPr>
-        <w:rPr>
-          <w:lang w:val="en-ZW"/>
-        </w:rPr>
-      </w:pPr>
-      <w:r>
-        <w:rPr>
-          <w:lang w:val="en-ZW"/>
-        </w:rPr>
-        <w:t>Machine learning has increasingly been investigated as a means of supporting AML transaction monitoring. Rather than relying exclusively on fixed rules, machine-learning algorithms can analyse combinations of transaction characteristics and estimate whether observed behaviour resembles patterns represented in training data. Research has demonstrated the potential for machine-learning approaches to assist in the identification and prioritisation of AML alerts [3]. Such systems nevertheless require careful evaluation because class imbalance, data leakage, unrealistic validation procedures and limited access to genuine labelled AML data can produce misleading performance estimates.</w:t>
-      </w:r>
-    </w:p>
-    <w:p>
-      <w:pPr>
-        <w:rPr>
-          <w:lang w:val="en-ZW"/>
-        </w:rPr>
-      </w:pPr>
-      <w:r>
-        <w:rPr>
-          <w:lang w:val="en-ZW"/>
-        </w:rPr>
-        <w:t>Access to confidential live mobile-money transaction data was not available for this academic project. Consequently, the research used a controlled synthetic dataset containing 100,000 mobile-money transactions involving 2,000 wallets and 160 agents. The dataset contained 88,000 normal transactions and 12,000 transactions representing suspicious-pattern scenarios. Suspicious scenarios were distributed across structuring, wallet/transaction-network and agent behavioural categories.</w:t>
-      </w:r>
-    </w:p>
-    <w:p>
-      <w:pPr>
-        <w:rPr>
-          <w:lang w:val="en-ZW"/>
-        </w:rPr>
-      </w:pPr>
-      <w:r>
-        <w:rPr>
-          <w:lang w:val="en-ZW"/>
-        </w:rPr>
-        <w:t>The dataset was designed to support controlled model development while reducing information leakage between training and evaluation populations. Historical features were constructed using only transaction information available before the transaction being evaluated. The current transaction was excluded from its own historical feature calculations, and future transactions were prevented from influencing earlier classifications.</w:t>
-      </w:r>
-    </w:p>
-    <w:p>
-      <w:pPr>
-        <w:rPr>
-          <w:lang w:val="en-ZW"/>
-        </w:rPr>
-      </w:pPr>
-      <w:r>
-        <w:rPr>
-          <w:lang w:val="en-ZW"/>
-        </w:rPr>
-        <w:t>Three machine-learning algorithms were considered during model development: Logistic Regression, Random Forest and Gradient Boosting. Gradient Boosting was selected for the final research model based on the controlled model-development and validation process. The final classifier accepts exactly 30 behavioural features and produces a probability associated with the suspicious-pattern class. A decision threshold of 0.35 is applied to produce a binary classification of normal or suspicious pattern.</w:t>
-      </w:r>
-    </w:p>
-    <w:p>
-      <w:pPr>
-        <w:rPr>
-          <w:lang w:val="en-ZW"/>
-        </w:rPr>
-      </w:pPr>
-      <w:r>
-        <w:rPr>
-          <w:lang w:val="en-ZW"/>
-        </w:rPr>
-        <w:lastRenderedPageBreak/>
-        <w:t>The machine-learning classifier forms one component of the wider system. The complete prototype also provides mobile-money transaction processing, behavioural analysis, suspicious-activity alerts, investigation workflows, role-based access and real-time dashboard updates. The approach therefore seeks to demonstrate how behavioural feature analysis and machine learning can be incorporated into a practical AML decision-support workflow without treating the machine-learning prediction as proof of money laundering.</w:t>
+        <w:t xml:space="preserve">was minimized and the dataset was designed to facilitate controlled development of models. When building historical features, only information available prior to the transaction under review was used. The current transaction was not used to make any historical feature calculations and transactions occurring in the future did not affect prior classifications. The following machine learning algorithms: Logistic Regression, Random Forest and Gradient Boosting were explored during model development. Due to the controlled model-development and validation process, Gradient Boosting was chosen as the last research model. The final classifier can only receive 30 </w:t>
+      </w:r>
+      <w:proofErr w:type="spellStart"/>
+      <w:r>
+        <w:t>behavioural</w:t>
+      </w:r>
+      <w:proofErr w:type="spellEnd"/>
+      <w:r>
+        <w:t xml:space="preserve"> features and can only give a probability related to the suspicious-pattern class. A threshold value of 0.35 is used to get a binary classification of the pattern as normal or suspicious pattern. One part of the larger system is the machine-learning classifier. The full prototype also includes mobile-money transactions, </w:t>
+      </w:r>
+      <w:proofErr w:type="spellStart"/>
+      <w:r>
+        <w:t>behaviour</w:t>
+      </w:r>
+      <w:proofErr w:type="spellEnd"/>
+      <w:r>
+        <w:t xml:space="preserve"> analysis, suspicious-activity alerts, investigation workflows, role-based access and instant dashboard updates. The approach aims to illustrate the application of </w:t>
+      </w:r>
+      <w:proofErr w:type="spellStart"/>
+      <w:r>
+        <w:t>behavioural</w:t>
+      </w:r>
+      <w:proofErr w:type="spellEnd"/>
+      <w:r>
+        <w:t xml:space="preserve"> feature analysis and machine learning to a real AML decision-support workflow without making the machine-learning prediction synonymous with money laundering.</w:t>
       </w:r>
     </w:p>
     <w:p>
@@ -512,18 +477,32 @@
         </w:rPr>
       </w:pPr>
       <w:r>
-        <w:rPr>
-          <w:lang w:val="en-ZW"/>
-        </w:rPr>
-        <w:t>Suspicious behaviour within mobile-money environments may be distributed across transaction histories, relationships between multiple wallets and activities associated with mobile-money agents, making it difficult to identify by examining individual transactions independently. There is therefore a need for a monitoring mechanism capable of analysing historical mobile-money transaction behaviour across these dimensions and identifying suspicious patterns requiring further investigation. This research addresses this problem through a real-time mobile-money AML decision-support system that combines behavioural transaction analysis, machine-learning classification and an investigation workflow.</w:t>
-      </w:r>
-    </w:p>
-    <w:p>
-      <w:pPr>
-        <w:rPr>
-          <w:lang w:val="en-ZW"/>
-        </w:rPr>
-      </w:pPr>
+        <w:t xml:space="preserve">Suspicious trades might appear in both transaction histories and the relationships between transactions on multiple wallets, and could be linked to or connected with mobile-money activities of agents, making it challenging to spot when viewed one by one. A monitoring mechanism is therefore needed that can </w:t>
+      </w:r>
+      <w:proofErr w:type="spellStart"/>
+      <w:r>
+        <w:t>analyse</w:t>
+      </w:r>
+      <w:proofErr w:type="spellEnd"/>
+      <w:r>
+        <w:t xml:space="preserve"> the historic </w:t>
+      </w:r>
+      <w:proofErr w:type="spellStart"/>
+      <w:r>
+        <w:t>behaviour</w:t>
+      </w:r>
+      <w:proofErr w:type="spellEnd"/>
+      <w:r>
+        <w:t xml:space="preserve"> of mobile-money transactions on these variables and detect suspicious transactions that need to be investigated. This paper tackles this challenge by developing a mobile-money AML decision-support system for real time use in a mobile environment, which integrates </w:t>
+      </w:r>
+      <w:proofErr w:type="spellStart"/>
+      <w:r>
+        <w:t>behavioural</w:t>
+      </w:r>
+      <w:proofErr w:type="spellEnd"/>
+      <w:r>
+        <w:t xml:space="preserve"> transaction analysis, machine-learning classification, along with an investigation workflow.</w:t>
+      </w:r>
     </w:p>
     <w:p>
       <w:pPr>
@@ -549,18 +528,16 @@
         </w:rPr>
       </w:pPr>
       <w:r>
-        <w:rPr>
-          <w:lang w:val="en-ZW"/>
-        </w:rPr>
-        <w:t>To design and develop a real-time mobile-money Anti-Money Laundering decision-support system that analyses structuring, wallet/transaction-network and agent behavioural patterns to identify suspicious mobile-money activity for further investigation within the Zimbabwean mobile-money environment.</w:t>
-      </w:r>
-    </w:p>
-    <w:p>
-      <w:pPr>
-        <w:rPr>
-          <w:lang w:val="en-ZW"/>
-        </w:rPr>
-      </w:pPr>
+        <w:t xml:space="preserve">To create and build a real-time decision-support system for mobile-money Anti-Money Laundering (AML), which will be able to detect structuring, wallet/transaction-network and agent </w:t>
+      </w:r>
+      <w:proofErr w:type="spellStart"/>
+      <w:r>
+        <w:t>behaviours</w:t>
+      </w:r>
+      <w:proofErr w:type="spellEnd"/>
+      <w:r>
+        <w:t xml:space="preserve"> to raise flags on suspicious mobile-money activity which can be investigated in the Zimbabwean mobile-money space.</w:t>
+      </w:r>
     </w:p>
     <w:p>
       <w:pPr>
@@ -576,111 +553,205 @@
           <w:bCs/>
           <w:lang w:val="en-ZW"/>
         </w:rPr>
+        <w:lastRenderedPageBreak/>
         <w:t>1.5 Objectives</w:t>
       </w:r>
     </w:p>
     <w:p>
-      <w:pPr>
-        <w:rPr>
-          <w:lang w:val="en-ZW"/>
-        </w:rPr>
-      </w:pPr>
-      <w:r>
-        <w:rPr>
-          <w:lang w:val="en-ZW"/>
-        </w:rPr>
-        <w:t>The objectives of the project were:</w:t>
-      </w:r>
-    </w:p>
-    <w:p>
-      <w:pPr>
+      <w:r>
+        <w:t xml:space="preserve">1. </w:t>
+      </w:r>
+      <w:r>
+        <w:t>To create a real-time mobile-money transaction processing and monitoring engine to process Cash-In, Cash-Out and Wallet-to-Wallet transactions within the first 3 weeks of system development.</w:t>
+      </w:r>
+    </w:p>
+    <w:p>
+      <w:r>
+        <w:t xml:space="preserve">2. </w:t>
+      </w:r>
+      <w:r>
+        <w:t xml:space="preserve">To design and implement </w:t>
+      </w:r>
+      <w:proofErr w:type="spellStart"/>
+      <w:r>
+        <w:t>behavioural</w:t>
+      </w:r>
+      <w:proofErr w:type="spellEnd"/>
+      <w:r>
+        <w:t xml:space="preserve"> analysis mechanisms for detecting structuring, wallet/transaction-network and agent </w:t>
+      </w:r>
+      <w:proofErr w:type="spellStart"/>
+      <w:r>
+        <w:t>behavioural</w:t>
+      </w:r>
+      <w:proofErr w:type="spellEnd"/>
+      <w:r>
+        <w:t xml:space="preserve"> patterns from mobile-money transaction activity by the end of Week 6 of system development. </w:t>
+      </w:r>
+    </w:p>
+    <w:p>
+      <w:r>
+        <w:t xml:space="preserve">3. </w:t>
+      </w:r>
+      <w:r>
+        <w:t xml:space="preserve">To design, test and implement a machine learning classification algorithm that can leverage identified behavioral features to classify mobile-money transactions as normal or suspicious pattern by end of Week 9 of system development. </w:t>
+      </w:r>
+    </w:p>
+    <w:p>
+      <w:r>
+        <w:t xml:space="preserve">4. </w:t>
+      </w:r>
+      <w:r>
+        <w:t xml:space="preserve">To create a real time AML alert and investigation process, that will take model detections and show suspicious transaction data to </w:t>
+      </w:r>
+      <w:proofErr w:type="spellStart"/>
+      <w:r>
+        <w:t>authorised</w:t>
+      </w:r>
+      <w:proofErr w:type="spellEnd"/>
+      <w:r>
+        <w:t xml:space="preserve"> system users at the end of Week 10 of system development.</w:t>
+      </w:r>
+    </w:p>
+    <w:p>
+      <w:pPr>
+        <w:rPr>
+          <w:lang w:val="en-ZW"/>
+        </w:rPr>
+      </w:pPr>
+      <w:r>
+        <w:t xml:space="preserve">5. </w:t>
+      </w:r>
+      <w:r>
+        <w:t>To develop and test system dashboard to provide real-time transaction activity, suspicious transaction alerts and investigation data to aid AML monitoring during system development by Week 12.</w:t>
+      </w:r>
+    </w:p>
+    <w:p>
+      <w:pPr>
+        <w:rPr>
+          <w:lang w:val="en-ZW"/>
+        </w:rPr>
+      </w:pPr>
+    </w:p>
+    <w:p>
+      <w:pPr>
+        <w:rPr>
+          <w:b/>
+          <w:bCs/>
+          <w:lang w:val="en-ZW"/>
+        </w:rPr>
+      </w:pPr>
+      <w:r>
+        <w:rPr>
+          <w:b/>
+          <w:bCs/>
+          <w:lang w:val="en-ZW"/>
+        </w:rPr>
+        <w:t>1.6 Limitations</w:t>
+      </w:r>
+    </w:p>
+    <w:p>
+      <w:pPr>
+        <w:rPr>
+          <w:lang w:val="en-ZW"/>
+        </w:rPr>
+      </w:pPr>
+      <w:r>
+        <w:rPr>
+          <w:lang w:val="en-ZW"/>
+        </w:rPr>
+        <w:t>The research was subject to the following limitations:</w:t>
+      </w:r>
+    </w:p>
+    <w:p>
+      <w:pPr>
+        <w:pStyle w:val="ListParagraph"/>
         <w:numPr>
           <w:ilvl w:val="0"/>
-          <w:numId w:val="9"/>
+          <w:numId w:val="12"/>
         </w:numPr>
         <w:rPr>
           <w:lang w:val="en-ZW"/>
         </w:rPr>
       </w:pPr>
       <w:r>
-        <w:rPr>
-          <w:lang w:val="en-ZW"/>
-        </w:rPr>
-        <w:t>To design and implement a real-time mobile-money transaction processing and monitoring engine for processing Cash-In, Cash-Out and Wallet-to-Wallet transactions.</w:t>
-      </w:r>
-    </w:p>
-    <w:p>
-      <w:pPr>
+        <w:t xml:space="preserve">Synthetic transaction data: The research did not have access to operational, confidential mobile-money transaction data. A synthetic dataset was thus used for model development and evaluation. The data allowed for controlled experiments, but cannot capture all the </w:t>
+      </w:r>
+      <w:proofErr w:type="spellStart"/>
+      <w:r>
+        <w:t>behavioural</w:t>
+      </w:r>
+      <w:proofErr w:type="spellEnd"/>
+      <w:r>
+        <w:t xml:space="preserve"> features of an operational mobile-money environment. </w:t>
+      </w:r>
+    </w:p>
+    <w:p>
+      <w:pPr>
+        <w:pStyle w:val="ListParagraph"/>
         <w:numPr>
           <w:ilvl w:val="0"/>
-          <w:numId w:val="9"/>
+          <w:numId w:val="12"/>
         </w:numPr>
         <w:rPr>
           <w:lang w:val="en-ZW"/>
         </w:rPr>
       </w:pPr>
       <w:r>
-        <w:rPr>
-          <w:lang w:val="en-ZW"/>
-        </w:rPr>
-        <w:lastRenderedPageBreak/>
-        <w:t>To design and implement behavioural analysis mechanisms for detecting structuring, wallet/transaction-network and agent behavioural patterns from mobile-money transaction activity.</w:t>
-      </w:r>
-    </w:p>
-    <w:p>
-      <w:pPr>
+        <w:t xml:space="preserve">No real-world model validations: The machine-learning model was not trained or tested on real operational data of mobile-money transactions. Results from the synthetic research data set should not be interpreted as performance that would be achieved in a production mobile-money environment. </w:t>
+      </w:r>
+    </w:p>
+    <w:p>
+      <w:pPr>
+        <w:pStyle w:val="ListParagraph"/>
         <w:numPr>
           <w:ilvl w:val="0"/>
-          <w:numId w:val="9"/>
+          <w:numId w:val="12"/>
         </w:numPr>
         <w:rPr>
           <w:lang w:val="en-ZW"/>
         </w:rPr>
       </w:pPr>
       <w:r>
-        <w:rPr>
-          <w:lang w:val="en-ZW"/>
-        </w:rPr>
-        <w:t>To develop and integrate a machine-learning classification mechanism that uses the identified behavioural features to classify mobile-money transactions as normal or suspicious patterns.</w:t>
-      </w:r>
-    </w:p>
-    <w:p>
-      <w:pPr>
+        <w:t xml:space="preserve">Model limitation for detection: The machine learning based classifier is not able to recognize all the suspicious-pattern examples and may also misclassify some normal </w:t>
+      </w:r>
+      <w:r>
+        <w:lastRenderedPageBreak/>
+        <w:t xml:space="preserve">transactions as suspicious. Therefore, the system will only provide the output of the models as a signpost for investigation by human beings, not as a confirmation of money laundering. </w:t>
+      </w:r>
+    </w:p>
+    <w:p>
+      <w:pPr>
+        <w:pStyle w:val="ListParagraph"/>
         <w:numPr>
           <w:ilvl w:val="0"/>
-          <w:numId w:val="9"/>
+          <w:numId w:val="12"/>
         </w:numPr>
         <w:rPr>
           <w:lang w:val="en-ZW"/>
         </w:rPr>
       </w:pPr>
       <w:r>
-        <w:rPr>
-          <w:lang w:val="en-ZW"/>
-        </w:rPr>
-        <w:t>To implement a real-time AML alert and investigation workflow that processes model detections and presents suspicious transaction information to authorised system users.</w:t>
-      </w:r>
-    </w:p>
-    <w:p>
-      <w:pPr>
+        <w:t xml:space="preserve">Limited computing resources for model development and experimentation: Models were developed and experiments conducted with locally available computing resources. This reduced the size and complexity of experiments that were feasible within the project. </w:t>
+      </w:r>
+    </w:p>
+    <w:p>
+      <w:pPr>
+        <w:pStyle w:val="ListParagraph"/>
         <w:numPr>
           <w:ilvl w:val="0"/>
-          <w:numId w:val="9"/>
+          <w:numId w:val="12"/>
         </w:numPr>
         <w:rPr>
           <w:lang w:val="en-ZW"/>
         </w:rPr>
       </w:pPr>
       <w:r>
-        <w:rPr>
-          <w:lang w:val="en-ZW"/>
-        </w:rPr>
-        <w:t>To implement a system dashboard for displaying real-time transaction activity, suspicious transaction alerts and investigation information to support AML monitoring.</w:t>
-      </w:r>
-    </w:p>
-    <w:p>
-      <w:pPr>
-        <w:ind w:left="720"/>
+        <w:t>Absence of external production integration: The research prototype was not linked to the infrastructure of mobile- money operators, regulatory systems, telecommunication systems, SIM-registration databases, device intelligence services, or geolocation systems. The regulatory-report records available in the prototype are purely internal and not sent automatically to external authorities.</w:t>
+      </w:r>
+    </w:p>
+    <w:p>
+      <w:pPr>
         <w:rPr>
           <w:lang w:val="en-ZW"/>
         </w:rPr>
@@ -700,56 +771,170 @@
           <w:bCs/>
           <w:lang w:val="en-ZW"/>
         </w:rPr>
-        <w:t>1.6 Limitations</w:t>
-      </w:r>
-    </w:p>
-    <w:p>
-      <w:pPr>
-        <w:rPr>
-          <w:lang w:val="en-ZW"/>
-        </w:rPr>
-      </w:pPr>
-      <w:r>
-        <w:rPr>
-          <w:lang w:val="en-ZW"/>
-        </w:rPr>
-        <w:t>The research was subject to the following limitations:</w:t>
-      </w:r>
-    </w:p>
-    <w:p>
-      <w:pPr>
+        <w:t>1.7 Delimitations</w:t>
+      </w:r>
+    </w:p>
+    <w:p>
+      <w:pPr>
+        <w:rPr>
+          <w:lang w:val="en-ZW"/>
+        </w:rPr>
+      </w:pPr>
+      <w:r>
+        <w:rPr>
+          <w:lang w:val="en-ZW"/>
+        </w:rPr>
+        <w:t>The study was deliberately restricted by the following boundaries:</w:t>
+      </w:r>
+    </w:p>
+    <w:p>
+      <w:pPr>
+        <w:pStyle w:val="ListParagraph"/>
         <w:numPr>
           <w:ilvl w:val="0"/>
-          <w:numId w:val="10"/>
+          <w:numId w:val="13"/>
         </w:numPr>
         <w:rPr>
           <w:lang w:val="en-ZW"/>
         </w:rPr>
       </w:pPr>
       <w:r>
+        <w:t xml:space="preserve">Geographical scope: The study was conducted in the Zimbabwean mobile-money environment and cannot be interpreted as a representative of all mobile-money platforms and/or regulatory jurisdictions. </w:t>
+      </w:r>
+    </w:p>
+    <w:p>
+      <w:pPr>
+        <w:pStyle w:val="ListParagraph"/>
+        <w:numPr>
+          <w:ilvl w:val="0"/>
+          <w:numId w:val="13"/>
+        </w:numPr>
+        <w:rPr>
+          <w:lang w:val="en-ZW"/>
+        </w:rPr>
+      </w:pPr>
+      <w:r>
+        <w:t xml:space="preserve">AML </w:t>
+      </w:r>
+      <w:proofErr w:type="spellStart"/>
+      <w:r>
+        <w:t>behavioural</w:t>
+      </w:r>
+      <w:proofErr w:type="spellEnd"/>
+      <w:r>
+        <w:t xml:space="preserve"> scope: The machine learning component was confined to three </w:t>
+      </w:r>
+      <w:proofErr w:type="spellStart"/>
+      <w:r>
+        <w:t>behavioural</w:t>
+      </w:r>
+      <w:proofErr w:type="spellEnd"/>
+      <w:r>
+        <w:t xml:space="preserve"> dimensions; structuring, wallet/transaction-network </w:t>
+      </w:r>
+      <w:proofErr w:type="spellStart"/>
+      <w:r>
+        <w:t>behaviour</w:t>
+      </w:r>
+      <w:proofErr w:type="spellEnd"/>
+      <w:r>
+        <w:t xml:space="preserve"> and agent </w:t>
+      </w:r>
+      <w:proofErr w:type="spellStart"/>
+      <w:r>
+        <w:t>behaviour</w:t>
+      </w:r>
+      <w:proofErr w:type="spellEnd"/>
+      <w:r>
+        <w:t xml:space="preserve">. </w:t>
+      </w:r>
+    </w:p>
+    <w:p>
+      <w:pPr>
+        <w:pStyle w:val="ListParagraph"/>
+        <w:numPr>
+          <w:ilvl w:val="0"/>
+          <w:numId w:val="13"/>
+        </w:numPr>
+        <w:rPr>
+          <w:lang w:val="en-ZW"/>
+        </w:rPr>
+      </w:pPr>
+      <w:r>
+        <w:t xml:space="preserve">Transaction scope: Cash-In, Cash-Out and Wallet-to-Wallet transactions were the major transaction activities taken into consideration; agent-mediated transactions and direct wallet transfers, as applicable. </w:t>
+      </w:r>
+    </w:p>
+    <w:p>
+      <w:pPr>
+        <w:pStyle w:val="ListParagraph"/>
+        <w:numPr>
+          <w:ilvl w:val="0"/>
+          <w:numId w:val="13"/>
+        </w:numPr>
+        <w:rPr>
+          <w:lang w:val="en-ZW"/>
+        </w:rPr>
+      </w:pPr>
+      <w:r>
+        <w:t xml:space="preserve">The machine-learning scope: machine-learning component to classify transaction </w:t>
+      </w:r>
+      <w:proofErr w:type="spellStart"/>
+      <w:r>
+        <w:t>behaviour</w:t>
+      </w:r>
+      <w:proofErr w:type="spellEnd"/>
+      <w:r>
+        <w:t xml:space="preserve"> as normal or suspicious pattern for decision-support. It does not constitute criminal intent or an affirmation that money laundering has taken place. </w:t>
+      </w:r>
+    </w:p>
+    <w:p>
+      <w:pPr>
+        <w:pStyle w:val="ListParagraph"/>
+        <w:numPr>
+          <w:ilvl w:val="0"/>
+          <w:numId w:val="13"/>
+        </w:numPr>
+        <w:rPr>
+          <w:lang w:val="en-ZW"/>
+        </w:rPr>
+      </w:pPr>
+      <w:r>
+        <w:t>The research did not seek to substitute customer identification and KYC processes, nor the implementation of biometric identification, blockchain or cryptocurrency analysis, live telecommunications analysis, SIM-registration analysis, device intelligence or geolocation-based AML detection</w:t>
+      </w:r>
+      <w:r>
+        <w:t>.</w:t>
+      </w:r>
+    </w:p>
+    <w:p>
+      <w:pPr>
+        <w:pStyle w:val="ListParagraph"/>
+        <w:numPr>
+          <w:ilvl w:val="0"/>
+          <w:numId w:val="13"/>
+        </w:numPr>
+        <w:rPr>
+          <w:lang w:val="en-ZW"/>
+        </w:rPr>
+      </w:pPr>
+      <w:r>
+        <w:lastRenderedPageBreak/>
+        <w:t>Deployment scope: The system was designed as a research prototype and was not integrated into the production system of a mobile-money operator.</w:t>
+      </w:r>
+    </w:p>
+    <w:p>
+      <w:pPr>
+        <w:rPr>
+          <w:lang w:val="en-ZW"/>
+        </w:rPr>
+      </w:pPr>
+    </w:p>
+    <w:p>
+      <w:pPr>
         <w:rPr>
           <w:b/>
           <w:bCs/>
           <w:lang w:val="en-ZW"/>
         </w:rPr>
-        <w:t>Use of synthetic transaction data:</w:t>
-      </w:r>
-      <w:r>
-        <w:rPr>
-          <w:lang w:val="en-ZW"/>
-        </w:rPr>
-        <w:t xml:space="preserve"> Confidential operational mobile-money transaction data were not available for the research. Model development and evaluation therefore relied on a synthetic dataset. Although the dataset enabled controlled experimentation, it cannot reproduce every behavioural characteristic of an operational mobile-money environment.</w:t>
-      </w:r>
-    </w:p>
-    <w:p>
-      <w:pPr>
-        <w:numPr>
-          <w:ilvl w:val="0"/>
-          <w:numId w:val="10"/>
-        </w:numPr>
-        <w:rPr>
-          <w:lang w:val="en-ZW"/>
-        </w:rPr>
       </w:pPr>
       <w:r>
         <w:rPr>
@@ -757,49 +942,28 @@
           <w:bCs/>
           <w:lang w:val="en-ZW"/>
         </w:rPr>
-        <w:t>Absence of real-world model validation:</w:t>
-      </w:r>
-      <w:r>
-        <w:rPr>
-          <w:lang w:val="en-ZW"/>
-        </w:rPr>
-        <w:t xml:space="preserve"> The machine-learning model was not trained or evaluated using live operational mobile-money transaction data. Performance obtained from the synthetic research dataset therefore cannot be assumed to represent the performance that would be achieved in a production mobile-money environment.</w:t>
-      </w:r>
-    </w:p>
-    <w:p>
-      <w:pPr>
-        <w:numPr>
-          <w:ilvl w:val="0"/>
-          <w:numId w:val="10"/>
-        </w:numPr>
-        <w:rPr>
-          <w:lang w:val="en-ZW"/>
-        </w:rPr>
-      </w:pPr>
-      <w:r>
+        <w:t>1.8 Development Instruments</w:t>
+      </w:r>
+    </w:p>
+    <w:p>
+      <w:r>
+        <w:t>The project needed hardware and software for developing applications, managing databases, processing of synthetic data, developing machine learning and testing the system.</w:t>
+      </w:r>
+    </w:p>
+    <w:p>
+      <w:pPr>
+        <w:rPr>
+          <w:lang w:val="en-ZW"/>
+        </w:rPr>
+      </w:pPr>
+    </w:p>
+    <w:p>
+      <w:pPr>
         <w:rPr>
           <w:b/>
           <w:bCs/>
           <w:lang w:val="en-ZW"/>
         </w:rPr>
-        <w:t>Model detection limitations:</w:t>
-      </w:r>
-      <w:r>
-        <w:rPr>
-          <w:lang w:val="en-ZW"/>
-        </w:rPr>
-        <w:t xml:space="preserve"> The machine-learning classifier does not identify every suspicious-pattern example and may classify some normal transactions as suspicious. The system therefore treats model outputs as indicators requiring human investigation rather than final determinations of money laundering.</w:t>
-      </w:r>
-    </w:p>
-    <w:p>
-      <w:pPr>
-        <w:numPr>
-          <w:ilvl w:val="0"/>
-          <w:numId w:val="10"/>
-        </w:numPr>
-        <w:rPr>
-          <w:lang w:val="en-ZW"/>
-        </w:rPr>
       </w:pPr>
       <w:r>
         <w:rPr>
@@ -807,338 +971,12 @@
           <w:bCs/>
           <w:lang w:val="en-ZW"/>
         </w:rPr>
-        <w:t>Computational-resource limitations:</w:t>
-      </w:r>
-      <w:r>
-        <w:rPr>
-          <w:lang w:val="en-ZW"/>
-        </w:rPr>
-        <w:t xml:space="preserve"> Model development and experimentation were conducted using locally available computing resources. This limited the scale and complexity of experiments that could reasonably be performed during the project.</w:t>
-      </w:r>
-    </w:p>
-    <w:p>
-      <w:pPr>
-        <w:numPr>
-          <w:ilvl w:val="0"/>
-          <w:numId w:val="10"/>
-        </w:numPr>
-        <w:rPr>
-          <w:lang w:val="en-ZW"/>
-        </w:rPr>
-      </w:pPr>
-      <w:r>
-        <w:rPr>
-          <w:b/>
-          <w:bCs/>
-          <w:lang w:val="en-ZW"/>
-        </w:rPr>
-        <w:lastRenderedPageBreak/>
-        <w:t>Lack of external production integration:</w:t>
-      </w:r>
-      <w:r>
-        <w:rPr>
-          <w:lang w:val="en-ZW"/>
-        </w:rPr>
-        <w:t xml:space="preserve"> The research prototype was not integrated with live mobile-money operator infrastructure, regulatory systems, telecommunications infrastructure, SIM-registration databases, device-intelligence services or geolocation systems. Regulatory-report records generated by the prototype remain internal and are not automatically transmitted to external authorities.</w:t>
-      </w:r>
-    </w:p>
-    <w:p>
-      <w:pPr>
-        <w:ind w:left="720"/>
-        <w:rPr>
-          <w:lang w:val="en-ZW"/>
-        </w:rPr>
-      </w:pPr>
-    </w:p>
-    <w:p>
-      <w:pPr>
-        <w:rPr>
-          <w:b/>
-          <w:bCs/>
-          <w:lang w:val="en-ZW"/>
-        </w:rPr>
-      </w:pPr>
-      <w:r>
-        <w:rPr>
-          <w:b/>
-          <w:bCs/>
-          <w:lang w:val="en-ZW"/>
-        </w:rPr>
-        <w:t>1.7 Delimitations</w:t>
-      </w:r>
-    </w:p>
-    <w:p>
-      <w:pPr>
-        <w:rPr>
-          <w:lang w:val="en-ZW"/>
-        </w:rPr>
-      </w:pPr>
-      <w:r>
-        <w:rPr>
-          <w:lang w:val="en-ZW"/>
-        </w:rPr>
-        <w:t>The study was deliberately restricted by the following boundaries:</w:t>
-      </w:r>
-    </w:p>
-    <w:p>
-      <w:pPr>
-        <w:numPr>
-          <w:ilvl w:val="0"/>
-          <w:numId w:val="11"/>
-        </w:numPr>
-        <w:rPr>
-          <w:lang w:val="en-ZW"/>
-        </w:rPr>
-      </w:pPr>
-      <w:r>
-        <w:rPr>
-          <w:lang w:val="en-ZW"/>
-        </w:rPr>
-        <w:t>Geographical scope: The study focused on the Zimbabwean mobile-money environment and was not intended to represent every mobile-money platform or regulatory jurisdiction.</w:t>
-      </w:r>
-    </w:p>
-    <w:p>
-      <w:pPr>
-        <w:numPr>
-          <w:ilvl w:val="0"/>
-          <w:numId w:val="11"/>
-        </w:numPr>
-        <w:rPr>
-          <w:lang w:val="en-ZW"/>
-        </w:rPr>
-      </w:pPr>
-      <w:r>
-        <w:rPr>
-          <w:lang w:val="en-ZW"/>
-        </w:rPr>
-        <w:t>AML</w:t>
-      </w:r>
-      <w:r>
-        <w:rPr>
-          <w:b/>
-          <w:bCs/>
-          <w:lang w:val="en-ZW"/>
-        </w:rPr>
-        <w:t xml:space="preserve"> </w:t>
-      </w:r>
-      <w:r>
-        <w:rPr>
-          <w:lang w:val="en-ZW"/>
-        </w:rPr>
-        <w:t>behavioural scope</w:t>
-      </w:r>
-      <w:r>
-        <w:rPr>
-          <w:b/>
-          <w:bCs/>
-          <w:lang w:val="en-ZW"/>
-        </w:rPr>
-        <w:t>:</w:t>
-      </w:r>
-      <w:r>
-        <w:rPr>
-          <w:lang w:val="en-ZW"/>
-        </w:rPr>
-        <w:t xml:space="preserve"> The machine-learning component was restricted to three behavioural dimensions: structuring, wallet/transaction-network behaviour and agent behaviour.</w:t>
-      </w:r>
-    </w:p>
-    <w:p>
-      <w:pPr>
-        <w:numPr>
-          <w:ilvl w:val="0"/>
-          <w:numId w:val="11"/>
-        </w:numPr>
-        <w:rPr>
-          <w:lang w:val="en-ZW"/>
-        </w:rPr>
-      </w:pPr>
-      <w:r>
-        <w:rPr>
-          <w:lang w:val="en-ZW"/>
-        </w:rPr>
-        <w:t>Transaction scope: The principal transaction activities considered were Cash-In, Cash-Out and Wallet-to-Wallet transfers, including agent-mediated transactions and direct wallet transfers where applicable.</w:t>
-      </w:r>
-    </w:p>
-    <w:p>
-      <w:pPr>
-        <w:numPr>
-          <w:ilvl w:val="0"/>
-          <w:numId w:val="11"/>
-        </w:numPr>
-        <w:rPr>
-          <w:lang w:val="en-ZW"/>
-        </w:rPr>
-      </w:pPr>
-      <w:r>
-        <w:rPr>
-          <w:lang w:val="en-ZW"/>
-        </w:rPr>
-        <w:t>Machine-learning scope</w:t>
-      </w:r>
-      <w:r>
-        <w:rPr>
-          <w:b/>
-          <w:bCs/>
-          <w:lang w:val="en-ZW"/>
-        </w:rPr>
-        <w:t>:</w:t>
-      </w:r>
-      <w:r>
-        <w:rPr>
-          <w:lang w:val="en-ZW"/>
-        </w:rPr>
-        <w:t xml:space="preserve"> The machine-learning component was designed to classify transaction behaviour as normal or suspicious pattern for decision-support purposes. It does not establish criminal intent or prove that money laundering has occurred.</w:t>
-      </w:r>
-    </w:p>
-    <w:p>
-      <w:pPr>
-        <w:numPr>
-          <w:ilvl w:val="0"/>
-          <w:numId w:val="11"/>
-        </w:numPr>
-        <w:rPr>
-          <w:lang w:val="en-ZW"/>
-        </w:rPr>
-      </w:pPr>
-      <w:r>
-        <w:rPr>
-          <w:lang w:val="en-ZW"/>
-        </w:rPr>
-        <w:t>Functional scope</w:t>
-      </w:r>
-      <w:r>
-        <w:rPr>
-          <w:b/>
-          <w:bCs/>
-          <w:lang w:val="en-ZW"/>
-        </w:rPr>
-        <w:t>:</w:t>
-      </w:r>
-      <w:r>
-        <w:rPr>
-          <w:lang w:val="en-ZW"/>
-        </w:rPr>
-        <w:t xml:space="preserve"> The research did not attempt to replace customer identification and KYC procedures or implement biometric identification, blockchain or cryptocurrency analysis, live telecommunications analysis, SIM-registration analysis, device intelligence or geolocation-based AML detection.</w:t>
-      </w:r>
-    </w:p>
-    <w:p>
-      <w:pPr>
-        <w:numPr>
-          <w:ilvl w:val="0"/>
-          <w:numId w:val="11"/>
-        </w:numPr>
-        <w:rPr>
-          <w:lang w:val="en-ZW"/>
-        </w:rPr>
-      </w:pPr>
-      <w:r>
-        <w:rPr>
-          <w:lang w:val="en-ZW"/>
-        </w:rPr>
-        <w:t>Deployment scope</w:t>
-      </w:r>
-      <w:r>
-        <w:rPr>
-          <w:b/>
-          <w:bCs/>
-          <w:lang w:val="en-ZW"/>
-        </w:rPr>
-        <w:t>:</w:t>
-      </w:r>
-      <w:r>
-        <w:rPr>
-          <w:lang w:val="en-ZW"/>
-        </w:rPr>
-        <w:t xml:space="preserve"> The system was developed as an academic research prototype and was not deployed within the production infrastructure of a mobile-money operator.</w:t>
-      </w:r>
-    </w:p>
-    <w:p>
-      <w:pPr>
-        <w:ind w:left="720"/>
-        <w:rPr>
-          <w:lang w:val="en-ZW"/>
-        </w:rPr>
-      </w:pPr>
-    </w:p>
-    <w:p>
-      <w:pPr>
-        <w:rPr>
-          <w:b/>
-          <w:bCs/>
-          <w:lang w:val="en-ZW"/>
-        </w:rPr>
-      </w:pPr>
-      <w:r>
-        <w:rPr>
-          <w:b/>
-          <w:bCs/>
-          <w:lang w:val="en-ZW"/>
-        </w:rPr>
-        <w:t>1.8 Development Instruments</w:t>
-      </w:r>
-    </w:p>
-    <w:p>
-      <w:pPr>
-        <w:rPr>
-          <w:lang w:val="en-ZW"/>
-        </w:rPr>
-      </w:pPr>
-      <w:r>
-        <w:rPr>
-          <w:lang w:val="en-ZW"/>
-        </w:rPr>
-        <w:lastRenderedPageBreak/>
-        <w:t>The project required hardware and software resources for application development, database management, synthetic-data processing, machine-learning development and system testing.</w:t>
-      </w:r>
-    </w:p>
-    <w:p>
-      <w:pPr>
-        <w:rPr>
-          <w:lang w:val="en-ZW"/>
-        </w:rPr>
-      </w:pPr>
-    </w:p>
-    <w:p>
-      <w:pPr>
-        <w:rPr>
-          <w:b/>
-          <w:bCs/>
-          <w:lang w:val="en-ZW"/>
-        </w:rPr>
-      </w:pPr>
-      <w:r>
-        <w:rPr>
-          <w:b/>
-          <w:bCs/>
-          <w:lang w:val="en-ZW"/>
-        </w:rPr>
         <w:t>1.8.1 Hardware Instruments</w:t>
       </w:r>
     </w:p>
     <w:p>
-      <w:pPr>
-        <w:rPr>
-          <w:lang w:val="en-ZW"/>
-        </w:rPr>
-      </w:pPr>
-      <w:r>
-        <w:rPr>
-          <w:lang w:val="en-ZW"/>
-        </w:rPr>
-        <w:t>The development and experimentation were conducted using a personal computer equipped with an Intel Core i5 9th-generation processor and 16 GB of RAM. The computer provided the local processing environment required for software development, generation and processing of the synthetic transaction dataset, machine-learning experiments and testing of the integrated application.</w:t>
-      </w:r>
-    </w:p>
-    <w:p>
-      <w:pPr>
-        <w:rPr>
-          <w:lang w:val="en-ZW"/>
-        </w:rPr>
-      </w:pPr>
-      <w:r>
-        <w:rPr>
-          <w:lang w:val="en-ZW"/>
-        </w:rPr>
-        <w:t>The exact processor model and storage specification should be recorded from the development computer in the final submitted document to ensure that the hardware specification is accurate.</w:t>
+      <w:r>
+        <w:t>This development and experimentation was done on a personal computer having an Intel Core i5 9th generation processor and 16 GB of RAM. The computer was used to offer the local hardware and software setting needed to perform software programming, generate and process the synthetic transaction data, conduct machine-learning experiments and test the integrated application. The exact model of processor and storage specification used should be noted in the final submitted report from the development computer to ensure that the hardware specification is correct.</w:t>
       </w:r>
     </w:p>
     <w:p>
@@ -1447,6 +1285,7 @@
               <w:rPr>
                 <w:lang w:val="en-ZW"/>
               </w:rPr>
+              <w:lastRenderedPageBreak/>
               <w:t>MySQL</w:t>
             </w:r>
           </w:p>
@@ -1537,7 +1376,6 @@
               <w:rPr>
                 <w:lang w:val="en-ZW"/>
               </w:rPr>
-              <w:lastRenderedPageBreak/>
               <w:t>HTML</w:t>
             </w:r>
           </w:p>
@@ -1795,19 +1633,6 @@
           <w:lang w:val="en-ZW"/>
         </w:rPr>
       </w:pPr>
-      <w:r>
-        <w:rPr>
-          <w:lang w:val="en-ZW"/>
-        </w:rPr>
-        <w:t>MySQL was used as the relational database for the final integrated research application. It stores application information associated with users, mobile-money transactions, agents, alerts, behavioural information, investigation activities and other supporting system records.</w:t>
-      </w:r>
-    </w:p>
-    <w:p>
-      <w:pPr>
-        <w:rPr>
-          <w:lang w:val="en-ZW"/>
-        </w:rPr>
-      </w:pPr>
     </w:p>
     <w:p>
       <w:pPr>
@@ -1827,16 +1652,16 @@
       </w:r>
     </w:p>
     <w:p>
-      <w:pPr>
-        <w:rPr>
-          <w:lang w:val="en-ZW"/>
-        </w:rPr>
-      </w:pPr>
-      <w:r>
-        <w:rPr>
-          <w:lang w:val="en-ZW"/>
-        </w:rPr>
-        <w:t>The research followed a staged development process. The work began with problem analysis and the definition of the mobile-money AML scope. This was followed by development of the transaction and database components, design of the behavioural detection architecture, development of the synthetic dataset, feature engineering, machine-learning experimentation, system integration, testing and documentation.</w:t>
+      <w:r>
+        <w:t xml:space="preserve">The methodology of the research was in the staged development. The work started with problem analysis, and the scope of the mobile-money AML was defined. This was followed by transaction development, database development, design of </w:t>
+      </w:r>
+      <w:proofErr w:type="spellStart"/>
+      <w:r>
+        <w:t>behaviour</w:t>
+      </w:r>
+      <w:proofErr w:type="spellEnd"/>
+      <w:r>
+        <w:t xml:space="preserve"> detection architecture, development of synthetic data, feature engineering, experimenting the machine learning, system integration, testing and documentation.</w:t>
       </w:r>
     </w:p>
     <w:p>
@@ -2049,6 +1874,7 @@
               <w:rPr>
                 <w:lang w:val="en-ZW"/>
               </w:rPr>
+              <w:lastRenderedPageBreak/>
               <w:t>System design</w:t>
             </w:r>
           </w:p>
@@ -2114,7 +1940,6 @@
               <w:rPr>
                 <w:lang w:val="en-ZW"/>
               </w:rPr>
-              <w:lastRenderedPageBreak/>
               <w:t>Database and transaction development</w:t>
             </w:r>
           </w:p>
@@ -2765,6 +2590,7 @@
               <w:rPr>
                 <w:lang w:val="en-ZW"/>
               </w:rPr>
+              <w:lastRenderedPageBreak/>
               <w:t>Documentation</w:t>
             </w:r>
           </w:p>
@@ -2832,23 +2658,7 @@
           <w:bCs/>
           <w:lang w:val="en-ZW"/>
         </w:rPr>
-        <w:lastRenderedPageBreak/>
         <w:t>Figure 1.1: Project Gantt Chart</w:t>
-      </w:r>
-    </w:p>
-    <w:p>
-      <w:pPr>
-        <w:rPr>
-          <w:lang w:val="en-ZW"/>
-        </w:rPr>
-      </w:pPr>
-      <w:r>
-        <w:rPr>
-          <w:i/>
-          <w:iCs/>
-          <w:lang w:val="en-ZW"/>
-        </w:rPr>
-        <w:t>The project Gantt chart should be inserted here using the actual project timeline, showing the activities in Table 1.2 against the corresponding project weeks or months.</w:t>
       </w:r>
     </w:p>
     <w:p>
@@ -2859,121 +2669,71 @@
           <w:lang w:val="en-ZW"/>
         </w:rPr>
       </w:pPr>
-    </w:p>
-    <w:p>
-      <w:pPr>
+      <w:r>
         <w:rPr>
           <w:b/>
           <w:bCs/>
-          <w:lang w:val="en-ZW"/>
-        </w:rPr>
-      </w:pPr>
-      <w:r>
+          <w:noProof/>
+          <w:lang w:val="en-ZW"/>
+        </w:rPr>
+        <w:drawing>
+          <wp:inline distT="0" distB="0" distL="0" distR="0" wp14:anchorId="1337BFEF" wp14:editId="1000D582">
+            <wp:extent cx="6720840" cy="3649980"/>
+            <wp:effectExtent l="0" t="0" r="3810" b="7620"/>
+            <wp:docPr id="2" name="Picture 2"/>
+            <wp:cNvGraphicFramePr>
+              <a:graphicFrameLocks xmlns:a="http://schemas.openxmlformats.org/drawingml/2006/main" noChangeAspect="1"/>
+            </wp:cNvGraphicFramePr>
+            <a:graphic xmlns:a="http://schemas.openxmlformats.org/drawingml/2006/main">
+              <a:graphicData uri="http://schemas.openxmlformats.org/drawingml/2006/picture">
+                <pic:pic xmlns:pic="http://schemas.openxmlformats.org/drawingml/2006/picture">
+                  <pic:nvPicPr>
+                    <pic:cNvPr id="0" name="Picture 1"/>
+                    <pic:cNvPicPr>
+                      <a:picLocks noChangeAspect="1" noChangeArrowheads="1"/>
+                    </pic:cNvPicPr>
+                  </pic:nvPicPr>
+                  <pic:blipFill>
+                    <a:blip r:embed="rId8" cstate="print">
+                      <a:extLst>
+                        <a:ext uri="{28A0092B-C50C-407E-A947-70E740481C1C}">
+                          <a14:useLocalDpi xmlns:a14="http://schemas.microsoft.com/office/drawing/2010/main" val="0"/>
+                        </a:ext>
+                      </a:extLst>
+                    </a:blip>
+                    <a:srcRect/>
+                    <a:stretch>
+                      <a:fillRect/>
+                    </a:stretch>
+                  </pic:blipFill>
+                  <pic:spPr bwMode="auto">
+                    <a:xfrm>
+                      <a:off x="0" y="0"/>
+                      <a:ext cx="6720840" cy="3649980"/>
+                    </a:xfrm>
+                    <a:prstGeom prst="rect">
+                      <a:avLst/>
+                    </a:prstGeom>
+                    <a:noFill/>
+                    <a:ln>
+                      <a:noFill/>
+                    </a:ln>
+                  </pic:spPr>
+                </pic:pic>
+              </a:graphicData>
+            </a:graphic>
+          </wp:inline>
+        </w:drawing>
+      </w:r>
+    </w:p>
+    <w:p>
+      <w:pPr>
         <w:rPr>
           <w:b/>
           <w:bCs/>
           <w:lang w:val="en-ZW"/>
         </w:rPr>
-        <w:t>1.10 Justification / Rationale</w:t>
-      </w:r>
-    </w:p>
-    <w:p>
-      <w:pPr>
-        <w:rPr>
-          <w:lang w:val="en-ZW"/>
-        </w:rPr>
-      </w:pPr>
-      <w:r>
-        <w:rPr>
-          <w:lang w:val="en-ZW"/>
-        </w:rPr>
-        <w:t>The continued development of mobile-money services has created an important digital financial environment, particularly within Sub-Saharan Africa [1]. Zimbabwe has also incorporated digital financial services into its broader financial-inclusion strategy [2]. As the use of digital transaction channels increases, mechanisms for monitoring financial activity and supporting AML investigations remain important.</w:t>
-      </w:r>
-    </w:p>
-    <w:p>
-      <w:pPr>
-        <w:rPr>
-          <w:lang w:val="en-ZW"/>
-        </w:rPr>
-      </w:pPr>
-      <w:r>
-        <w:rPr>
-          <w:lang w:val="en-ZW"/>
-        </w:rPr>
-        <w:t>One reason for undertaking this research is that suspicious mobile-money behaviour may not be fully represented by an individual transaction. Relevant behaviour may develop through repeated transactions, interactions between several wallets, rapid movement of value or unusual activity involving mobile-money agents. Monitoring only individual transaction amounts may therefore provide an incomplete representation of transaction behaviour.</w:t>
-      </w:r>
-    </w:p>
-    <w:p>
-      <w:pPr>
-        <w:rPr>
-          <w:lang w:val="en-ZW"/>
-        </w:rPr>
-      </w:pPr>
-      <w:r>
-        <w:rPr>
-          <w:lang w:val="en-ZW"/>
-        </w:rPr>
-        <w:t>The research addresses this problem by combining three behavioural perspectives. Structuring features examine historical transaction frequency and amount behaviour. Wallet/transaction-network features examine relationships and movement of value between wallets. Agent features examine historical activity associated with mobile-money agents. Combining these dimensions allows the system to analyse a broader representation of mobile-money transaction behaviour.</w:t>
-      </w:r>
-    </w:p>
-    <w:p>
-      <w:pPr>
-        <w:rPr>
-          <w:lang w:val="en-ZW"/>
-        </w:rPr>
-      </w:pPr>
-      <w:r>
-        <w:rPr>
-          <w:lang w:val="en-ZW"/>
-        </w:rPr>
-        <w:t>Machine learning was incorporated to investigate whether combinations of these behavioural characteristics could assist in distinguishing normal activity from suspicious patterns. Existing research has demonstrated the potential of machine-learning techniques to support AML transaction monitoring and alert identification [3]. The machine-learning component developed in this project is therefore used as a decision-support mechanism rather than an autonomous determination of criminal behaviour.</w:t>
-      </w:r>
-    </w:p>
-    <w:p>
-      <w:pPr>
-        <w:rPr>
-          <w:lang w:val="en-ZW"/>
-        </w:rPr>
-      </w:pPr>
-      <w:r>
-        <w:rPr>
-          <w:lang w:val="en-ZW"/>
-        </w:rPr>
-        <w:t xml:space="preserve">The research also contributes a controlled experimental approach for circumstances in which confidential operational AML data are unavailable. A synthetic mobile-money dataset provides known normal and suspicious-pattern scenarios across structuring, wallet/network and agent </w:t>
-      </w:r>
-      <w:r>
-        <w:rPr>
-          <w:lang w:val="en-ZW"/>
-        </w:rPr>
-        <w:lastRenderedPageBreak/>
-        <w:t>behaviour. The methodology also separates evaluation populations and restricts historical feature calculation to information available before each evaluated transaction. These measures support more realistic experimental evaluation and reduce the risk of obtaining misleading results through information leakage.</w:t>
-      </w:r>
-    </w:p>
-    <w:p>
-      <w:pPr>
-        <w:rPr>
-          <w:lang w:val="en-ZW"/>
-        </w:rPr>
-      </w:pPr>
-      <w:r>
-        <w:rPr>
-          <w:lang w:val="en-ZW"/>
-        </w:rPr>
-        <w:t>A further justification for the project is the integration of machine-learning analysis with an operational investigation workflow. The research does not terminate at the classification stage. Suspicious activity can be presented to authorised users through alerts, examined through an investigation interface and monitored through a real-time dashboard. This provides a practical demonstration of how machine-learning outputs can form part of a broader human-centred AML decision-support process.</w:t>
-      </w:r>
-    </w:p>
-    <w:p>
-      <w:pPr>
-        <w:rPr>
-          <w:lang w:val="en-ZW"/>
-        </w:rPr>
-      </w:pPr>
-      <w:r>
-        <w:rPr>
-          <w:lang w:val="en-ZW"/>
-        </w:rPr>
-        <w:t>The research therefore contributes both a technical and academic perspective by demonstrating how historical behavioural analysis, machine-learning classification, transaction monitoring, alert management and investigation support can be combined within a Zimbabwean mobile-money AML research prototype.</w:t>
-      </w:r>
+      </w:pPr>
     </w:p>
     <w:p>
       <w:pPr>
@@ -2983,95 +2743,112 @@
           <w:lang w:val="en-ZW"/>
         </w:rPr>
       </w:pPr>
-    </w:p>
-    <w:p>
-      <w:pPr>
+      <w:r>
         <w:rPr>
           <w:b/>
           <w:bCs/>
           <w:lang w:val="en-ZW"/>
         </w:rPr>
-      </w:pPr>
-      <w:r>
+        <w:t>1.10 Justification / Rationale</w:t>
+      </w:r>
+    </w:p>
+    <w:p>
+      <w:r>
+        <w:t xml:space="preserve">Mobile-money services have been evolving to become a valuable digital financial system, especially in Sub Saharan Africa [1]. Additionally, Zimbabwe has integrated digital financial services as part of the country's overall financial-inclusion policy [2]. However, with the growing adoption of digital transaction channels, tools to monitor financial activity and aid AML investigations will continue to be critical. A key driver of this research is that the suspicious </w:t>
+      </w:r>
+      <w:proofErr w:type="spellStart"/>
+      <w:r>
+        <w:t>behaviour</w:t>
+      </w:r>
+      <w:proofErr w:type="spellEnd"/>
+      <w:r>
+        <w:t xml:space="preserve"> of mobile money could be captured only in part by an individual transaction. </w:t>
+      </w:r>
+      <w:proofErr w:type="spellStart"/>
+      <w:r>
+        <w:t>Behaviour</w:t>
+      </w:r>
+      <w:proofErr w:type="spellEnd"/>
+      <w:r>
+        <w:t xml:space="preserve"> which is relevant can emerge from many transactions, or multiple wallets interacting with each </w:t>
+      </w:r>
+      <w:r>
+        <w:lastRenderedPageBreak/>
+        <w:t xml:space="preserve">other, or a facade of speeded up value transfers, or from some odd activity from the mobile-money agents. Calculating individual transactions, for example, may thus not give a complete picture of transaction behavior. In this research, the author combines three perspectives in the field of </w:t>
+      </w:r>
+      <w:proofErr w:type="spellStart"/>
+      <w:r>
+        <w:t>behaviour</w:t>
+      </w:r>
+      <w:proofErr w:type="spellEnd"/>
+      <w:r>
+        <w:t xml:space="preserve"> to solve the problem. Structuring features look at past transaction </w:t>
+      </w:r>
+      <w:proofErr w:type="spellStart"/>
+      <w:r>
+        <w:t>behaviours</w:t>
+      </w:r>
+      <w:proofErr w:type="spellEnd"/>
+      <w:r>
+        <w:t xml:space="preserve"> with respect to the number of transactions and total amount of transactions. The Wallet/Transaction Network features provide examination of association and value moving within a wallet. Agent activity checks the history that has occurred with mobile-money agents. By combining these dimensions, the system can be used to analyze a larger part of the mobile-money transaction behavior. Machine learning was added into it to explore the feasibility of detecting normal activity and suspicious patterns using combinations of these </w:t>
+      </w:r>
+      <w:proofErr w:type="spellStart"/>
+      <w:r>
+        <w:t>behavioural</w:t>
+      </w:r>
+      <w:proofErr w:type="spellEnd"/>
+      <w:r>
+        <w:t xml:space="preserve"> characteristics. Some of the previous research has shown that machine learning methods can be used to assist AML transaction monitoring and alert identification [3]. The machine learning aspect in the project is hence not employed as a standalone entity to identify criminal </w:t>
+      </w:r>
+      <w:proofErr w:type="spellStart"/>
+      <w:r>
+        <w:t>behaviour</w:t>
+      </w:r>
+      <w:proofErr w:type="spellEnd"/>
+      <w:r>
+        <w:t xml:space="preserve"> but as a decision-support tool. The study also provides a controlled experimental method for situations where operational AML data is not available. A synthetic mobile-money dataset includes a collection of real and synthetic scenarios of structuring and normal and suspicious </w:t>
+      </w:r>
+      <w:proofErr w:type="spellStart"/>
+      <w:r>
+        <w:t>behaviour</w:t>
+      </w:r>
+      <w:proofErr w:type="spellEnd"/>
+      <w:r>
+        <w:t xml:space="preserve"> of wallets/networks and agents. The methodology also divides evaluation populations and only uses information prior to each evaluated transaction to calculate historical features. Such measures help to achieve more realistic experimental evaluation, and minimize the danger of misconceived results due to information leakage. Another motivation for the project is to merge the machine-learning analysis with an operational investigation workflow. Research doesn't end once the classification stage is complete. </w:t>
+      </w:r>
+      <w:proofErr w:type="spellStart"/>
+      <w:r>
+        <w:t>Suspiscious</w:t>
+      </w:r>
+      <w:proofErr w:type="spellEnd"/>
+      <w:r>
+        <w:t xml:space="preserve"> activity can be alerted, investigated using an investigation interface and monitored on a real-time dashboard. This is an example of how an AML machine learning output can contribute to a human-</w:t>
+      </w:r>
+      <w:proofErr w:type="spellStart"/>
+      <w:r>
+        <w:t>centred</w:t>
+      </w:r>
+      <w:proofErr w:type="spellEnd"/>
+      <w:r>
+        <w:t xml:space="preserve"> AML decision support pathway. The research is therefore both technical and academic in nature as it illustrates how a combination of historical </w:t>
+      </w:r>
+      <w:proofErr w:type="spellStart"/>
+      <w:r>
+        <w:t>behavioural</w:t>
+      </w:r>
+      <w:proofErr w:type="spellEnd"/>
+      <w:r>
+        <w:t xml:space="preserve"> analysis, machine-learning classification, transaction monitoring, alert management, and alert investigation can be achieved in a Zimbabwean mobile-money AML research prototype.</w:t>
+      </w:r>
+    </w:p>
+    <w:p>
+      <w:pPr>
         <w:rPr>
           <w:b/>
           <w:bCs/>
           <w:lang w:val="en-ZW"/>
         </w:rPr>
-        <w:t>1.11 Summary</w:t>
-      </w:r>
-    </w:p>
-    <w:p>
-      <w:pPr>
-        <w:rPr>
-          <w:lang w:val="en-ZW"/>
-        </w:rPr>
-      </w:pPr>
-      <w:r>
-        <w:rPr>
-          <w:lang w:val="en-ZW"/>
-        </w:rPr>
-        <w:t>This chapter introduced the development of a real-time mobile-money Anti-Money Laundering decision-support system for the Zimbabwean mobile-money environment. The background established the importance of mobile-money services and the need to analyse suspicious behaviour that may develop across transaction histories, wallet relationships and mobile-money agent activity.</w:t>
-      </w:r>
-    </w:p>
-    <w:p>
-      <w:pPr>
-        <w:rPr>
-          <w:lang w:val="en-ZW"/>
-        </w:rPr>
-      </w:pPr>
-      <w:r>
-        <w:rPr>
-          <w:lang w:val="en-ZW"/>
-        </w:rPr>
-        <w:t>The research was defined around three behavioural dimensions: structuring, wallet/transaction-network behaviour and agent behaviour. The aim and five objectives established the development of transaction-processing and monitoring mechanisms, behavioural analysis, machine-learning classification, AML alert and investigation workflows, and real-time dashboard monitoring.</w:t>
-      </w:r>
-    </w:p>
-    <w:p>
-      <w:pPr>
-        <w:rPr>
-          <w:lang w:val="en-ZW"/>
-        </w:rPr>
-      </w:pPr>
-      <w:r>
-        <w:rPr>
-          <w:lang w:val="en-ZW"/>
-        </w:rPr>
-        <w:t xml:space="preserve">The chapter also identified the principal limitations of the study, particularly the use of synthetic data, absence of live operational validation, computational constraints and lack of integration with production mobile-money and regulatory infrastructure. The delimitations established the </w:t>
-      </w:r>
-      <w:r>
-        <w:rPr>
-          <w:lang w:val="en-ZW"/>
-        </w:rPr>
-        <w:lastRenderedPageBreak/>
-        <w:t>intentional boundaries of the research and clarified that the system provides decision support rather than proof of money laundering.</w:t>
-      </w:r>
-    </w:p>
-    <w:p>
-      <w:pPr>
-        <w:rPr>
-          <w:lang w:val="en-ZW"/>
-        </w:rPr>
-      </w:pPr>
-      <w:r>
-        <w:rPr>
-          <w:lang w:val="en-ZW"/>
-        </w:rPr>
-        <w:t>The development instruments and project work plan outlined the technologies and staged activities used to develop the research prototype. The justification demonstrated the relevance of combining historical behavioural analysis, machine learning and human investigation within mobile-money AML monitoring.</w:t>
-      </w:r>
-    </w:p>
-    <w:p>
-      <w:pPr>
-        <w:rPr>
-          <w:lang w:val="en-ZW"/>
-        </w:rPr>
-      </w:pPr>
-      <w:r>
-        <w:rPr>
-          <w:lang w:val="en-ZW"/>
-        </w:rPr>
-        <w:t>Chapter 2 presents the Literature Review. It examines existing research and approaches relating to mobile money, Anti-Money Laundering monitoring, structuring, transaction-network behaviour, agent behaviour and machine-learning-based AML detection. The chapter then identifies the research gaps addressed by the developed system and presents the proposed work.</w:t>
-      </w:r>
+      </w:pPr>
     </w:p>
     <w:p>
       <w:pPr>
@@ -3081,703 +2858,95 @@
           <w:lang w:val="en-ZW"/>
         </w:rPr>
       </w:pPr>
-    </w:p>
-    <w:p>
-      <w:pPr>
+      <w:r>
         <w:rPr>
           <w:b/>
           <w:bCs/>
           <w:lang w:val="en-ZW"/>
         </w:rPr>
-      </w:pPr>
-      <w:r>
+        <w:t>1.11 Summary</w:t>
+      </w:r>
+    </w:p>
+    <w:p>
+      <w:pPr>
         <w:rPr>
           <w:b/>
           <w:bCs/>
           <w:lang w:val="en-ZW"/>
         </w:rPr>
-        <w:t>References</w:t>
-      </w:r>
-    </w:p>
-    <w:p>
-      <w:pPr>
-        <w:rPr>
-          <w:lang w:val="en-ZW"/>
-        </w:rPr>
-      </w:pPr>
-      <w:r>
-        <w:rPr>
-          <w:b/>
-          <w:bCs/>
-          <w:lang w:val="en-ZW"/>
-        </w:rPr>
-        <w:t>[1]</w:t>
-      </w:r>
-      <w:r>
-        <w:rPr>
-          <w:lang w:val="en-ZW"/>
-        </w:rPr>
-        <w:t xml:space="preserve"> GSMA, </w:t>
-      </w:r>
-      <w:r>
-        <w:rPr>
-          <w:i/>
-          <w:iCs/>
-          <w:lang w:val="en-ZW"/>
-        </w:rPr>
-        <w:t>The State of the Industry Report on Mobile Money 2025</w:t>
-      </w:r>
-      <w:r>
-        <w:rPr>
-          <w:lang w:val="en-ZW"/>
-        </w:rPr>
-        <w:t>. London, U.K.: GSMA, 2025.</w:t>
-      </w:r>
-    </w:p>
-    <w:p>
-      <w:pPr>
-        <w:rPr>
-          <w:lang w:val="en-ZW"/>
-        </w:rPr>
-      </w:pPr>
-      <w:r>
-        <w:rPr>
-          <w:b/>
-          <w:bCs/>
-          <w:lang w:val="en-ZW"/>
-        </w:rPr>
-        <w:t>[2]</w:t>
-      </w:r>
-      <w:r>
-        <w:rPr>
-          <w:lang w:val="en-ZW"/>
-        </w:rPr>
-        <w:t xml:space="preserve"> Reserve Bank of Zimbabwe, </w:t>
-      </w:r>
-      <w:r>
-        <w:rPr>
-          <w:i/>
-          <w:iCs/>
-          <w:lang w:val="en-ZW"/>
-        </w:rPr>
-        <w:t>National Financial Inclusion Strategy II 2022–2026</w:t>
-      </w:r>
-      <w:r>
-        <w:rPr>
-          <w:lang w:val="en-ZW"/>
-        </w:rPr>
-        <w:t>. Harare, Zimbabwe: Reserve Bank of Zimbabwe, 2022.</w:t>
-      </w:r>
-    </w:p>
-    <w:p>
-      <w:pPr>
-        <w:rPr>
-          <w:lang w:val="en-ZW"/>
-        </w:rPr>
-      </w:pPr>
-      <w:r>
-        <w:rPr>
-          <w:b/>
-          <w:bCs/>
-          <w:lang w:val="en-ZW"/>
-        </w:rPr>
-        <w:t>[3]</w:t>
-      </w:r>
-      <w:r>
-        <w:rPr>
-          <w:lang w:val="en-ZW"/>
-        </w:rPr>
-        <w:t xml:space="preserve"> A. </w:t>
-      </w:r>
-      <w:proofErr w:type="spellStart"/>
-      <w:r>
-        <w:rPr>
-          <w:lang w:val="en-ZW"/>
-        </w:rPr>
-        <w:t>Demirgüç-Kunt</w:t>
-      </w:r>
-      <w:proofErr w:type="spellEnd"/>
-      <w:r>
-        <w:rPr>
-          <w:lang w:val="en-ZW"/>
-        </w:rPr>
-        <w:t xml:space="preserve">, L. </w:t>
-      </w:r>
-      <w:proofErr w:type="spellStart"/>
-      <w:r>
-        <w:rPr>
-          <w:lang w:val="en-ZW"/>
-        </w:rPr>
-        <w:t>Klapper</w:t>
-      </w:r>
-      <w:proofErr w:type="spellEnd"/>
-      <w:r>
-        <w:rPr>
-          <w:lang w:val="en-ZW"/>
-        </w:rPr>
-        <w:t xml:space="preserve">, D. Singer, and S. Ansar, </w:t>
-      </w:r>
-      <w:r>
-        <w:rPr>
-          <w:i/>
-          <w:iCs/>
-          <w:lang w:val="en-ZW"/>
-        </w:rPr>
-        <w:t>The Global Findex Database 2021: Financial Inclusion, Digital Payments, and Resilience in the Age of COVID-19</w:t>
-      </w:r>
-      <w:r>
-        <w:rPr>
-          <w:lang w:val="en-ZW"/>
-        </w:rPr>
-        <w:t xml:space="preserve">. Washington, DC, USA: World Bank, 2022. The World Bank report specifically discusses the role of mobile money in expanding financial access. </w:t>
-      </w:r>
-    </w:p>
-    <w:p>
-      <w:pPr>
-        <w:rPr>
-          <w:lang w:val="en-ZW"/>
-        </w:rPr>
-      </w:pPr>
-      <w:r>
-        <w:rPr>
-          <w:b/>
-          <w:bCs/>
-          <w:lang w:val="en-ZW"/>
-        </w:rPr>
-        <w:t>[4]</w:t>
-      </w:r>
-      <w:r>
-        <w:rPr>
-          <w:lang w:val="en-ZW"/>
-        </w:rPr>
-        <w:t xml:space="preserve"> J. Whisker and M. E. </w:t>
-      </w:r>
-      <w:proofErr w:type="spellStart"/>
-      <w:r>
-        <w:rPr>
-          <w:lang w:val="en-ZW"/>
-        </w:rPr>
-        <w:t>Lokanan</w:t>
-      </w:r>
-      <w:proofErr w:type="spellEnd"/>
-      <w:r>
-        <w:rPr>
-          <w:lang w:val="en-ZW"/>
-        </w:rPr>
-        <w:t xml:space="preserve">, “Anti-money laundering and counter-terrorist financing threats posed by mobile money,” </w:t>
-      </w:r>
-      <w:r>
-        <w:rPr>
-          <w:i/>
-          <w:iCs/>
-          <w:lang w:val="en-ZW"/>
-        </w:rPr>
-        <w:t>Journal of Money Laundering Control</w:t>
-      </w:r>
-      <w:r>
-        <w:rPr>
-          <w:lang w:val="en-ZW"/>
-        </w:rPr>
-        <w:t xml:space="preserve">, vol. 22, no. 1, pp. 158–172, 2019, </w:t>
-      </w:r>
-      <w:proofErr w:type="spellStart"/>
-      <w:r>
-        <w:rPr>
-          <w:lang w:val="en-ZW"/>
-        </w:rPr>
-        <w:t>doi</w:t>
-      </w:r>
-      <w:proofErr w:type="spellEnd"/>
-      <w:r>
-        <w:rPr>
-          <w:lang w:val="en-ZW"/>
-        </w:rPr>
-        <w:t xml:space="preserve">: 10.1108/JMLC-10-2017-0061. This is especially valuable because it deals specifically with mobile money rather than conventional banking AML. </w:t>
-      </w:r>
-    </w:p>
-    <w:p>
-      <w:pPr>
-        <w:rPr>
-          <w:lang w:val="en-ZW"/>
-        </w:rPr>
-      </w:pPr>
-      <w:r>
-        <w:rPr>
-          <w:b/>
-          <w:bCs/>
-          <w:lang w:val="en-ZW"/>
-        </w:rPr>
-        <w:t>[5]</w:t>
-      </w:r>
-      <w:r>
-        <w:rPr>
-          <w:lang w:val="en-ZW"/>
-        </w:rPr>
-        <w:t xml:space="preserve"> R. I. T. Jensen and A. </w:t>
-      </w:r>
-      <w:proofErr w:type="spellStart"/>
-      <w:r>
-        <w:rPr>
-          <w:lang w:val="en-ZW"/>
-        </w:rPr>
-        <w:t>Iosifidis</w:t>
-      </w:r>
-      <w:proofErr w:type="spellEnd"/>
-      <w:r>
-        <w:rPr>
-          <w:lang w:val="en-ZW"/>
-        </w:rPr>
-        <w:t xml:space="preserve">, “Fighting money laundering with statistics and machine learning,” </w:t>
-      </w:r>
-      <w:r>
-        <w:rPr>
-          <w:i/>
-          <w:iCs/>
-          <w:lang w:val="en-ZW"/>
-        </w:rPr>
-        <w:t>IEEE Access</w:t>
-      </w:r>
-      <w:r>
-        <w:rPr>
-          <w:lang w:val="en-ZW"/>
-        </w:rPr>
-        <w:t xml:space="preserve">, vol. 11, 2023, </w:t>
-      </w:r>
-      <w:proofErr w:type="spellStart"/>
-      <w:r>
-        <w:rPr>
-          <w:lang w:val="en-ZW"/>
-        </w:rPr>
-        <w:t>doi</w:t>
-      </w:r>
-      <w:proofErr w:type="spellEnd"/>
-      <w:r>
-        <w:rPr>
-          <w:lang w:val="en-ZW"/>
-        </w:rPr>
-        <w:t xml:space="preserve">: 10.1109/ACCESS.2023.3239549. The paper discusses suspicious-behaviour flagging, risk profiling and the shortage of publicly available AML datasets. </w:t>
-      </w:r>
-    </w:p>
-    <w:p>
-      <w:pPr>
-        <w:rPr>
-          <w:lang w:val="en-ZW"/>
-        </w:rPr>
-      </w:pPr>
-      <w:r>
-        <w:rPr>
-          <w:b/>
-          <w:bCs/>
-          <w:lang w:val="en-ZW"/>
-        </w:rPr>
-        <w:t>[6]</w:t>
-      </w:r>
-      <w:r>
-        <w:rPr>
-          <w:lang w:val="en-ZW"/>
-        </w:rPr>
-        <w:t xml:space="preserve"> P. </w:t>
-      </w:r>
-      <w:proofErr w:type="spellStart"/>
-      <w:r>
-        <w:rPr>
-          <w:lang w:val="en-ZW"/>
-        </w:rPr>
-        <w:t>Tertychnyi</w:t>
-      </w:r>
-      <w:proofErr w:type="spellEnd"/>
-      <w:r>
-        <w:rPr>
-          <w:lang w:val="en-ZW"/>
-        </w:rPr>
-        <w:t xml:space="preserve">, M. </w:t>
-      </w:r>
-      <w:proofErr w:type="spellStart"/>
-      <w:r>
-        <w:rPr>
-          <w:lang w:val="en-ZW"/>
-        </w:rPr>
-        <w:t>Godgildieva</w:t>
-      </w:r>
-      <w:proofErr w:type="spellEnd"/>
-      <w:r>
-        <w:rPr>
-          <w:lang w:val="en-ZW"/>
-        </w:rPr>
-        <w:t xml:space="preserve">, M. Dumas, and M. Ollikainen, “Time-aware and interpretable predictive monitoring system for Anti-Money Laundering,” </w:t>
-      </w:r>
-      <w:r>
-        <w:rPr>
-          <w:i/>
-          <w:iCs/>
-          <w:lang w:val="en-ZW"/>
-        </w:rPr>
-        <w:t>Machine Learning with Applications</w:t>
-      </w:r>
-      <w:r>
-        <w:rPr>
-          <w:lang w:val="en-ZW"/>
-        </w:rPr>
-        <w:t xml:space="preserve">, </w:t>
-      </w:r>
-      <w:r>
-        <w:rPr>
-          <w:lang w:val="en-ZW"/>
-        </w:rPr>
+      </w:pPr>
+      <w:r>
         <w:lastRenderedPageBreak/>
-        <w:t xml:space="preserve">vol. 8, Art. no. 100306, 2022, </w:t>
-      </w:r>
-      <w:proofErr w:type="spellStart"/>
-      <w:r>
-        <w:rPr>
-          <w:lang w:val="en-ZW"/>
-        </w:rPr>
-        <w:t>doi</w:t>
-      </w:r>
-      <w:proofErr w:type="spellEnd"/>
-      <w:r>
-        <w:rPr>
-          <w:lang w:val="en-ZW"/>
-        </w:rPr>
-        <w:t xml:space="preserve">: 10.1016/j.mlwa.2022.100306. This is highly relevant to our use of historical information, time-aware monitoring and alerts. </w:t>
-      </w:r>
-    </w:p>
-    <w:p>
-      <w:pPr>
-        <w:rPr>
-          <w:lang w:val="en-ZW"/>
-        </w:rPr>
-      </w:pPr>
-      <w:r>
-        <w:rPr>
-          <w:b/>
-          <w:bCs/>
-          <w:lang w:val="en-ZW"/>
-        </w:rPr>
-        <w:t>[7]</w:t>
-      </w:r>
-      <w:r>
-        <w:rPr>
-          <w:lang w:val="en-ZW"/>
-        </w:rPr>
-        <w:t xml:space="preserve"> E. R. Altman, J. </w:t>
-      </w:r>
-      <w:proofErr w:type="spellStart"/>
-      <w:r>
-        <w:rPr>
-          <w:lang w:val="en-ZW"/>
-        </w:rPr>
-        <w:t>Blanuša</w:t>
-      </w:r>
-      <w:proofErr w:type="spellEnd"/>
-      <w:r>
-        <w:rPr>
-          <w:lang w:val="en-ZW"/>
-        </w:rPr>
-        <w:t xml:space="preserve">, L. von </w:t>
-      </w:r>
-      <w:proofErr w:type="spellStart"/>
-      <w:r>
-        <w:rPr>
-          <w:lang w:val="en-ZW"/>
-        </w:rPr>
-        <w:t>Niederhäusern</w:t>
-      </w:r>
-      <w:proofErr w:type="spellEnd"/>
-      <w:r>
-        <w:rPr>
-          <w:lang w:val="en-ZW"/>
-        </w:rPr>
-        <w:t xml:space="preserve">, B. </w:t>
-      </w:r>
-      <w:proofErr w:type="spellStart"/>
-      <w:r>
-        <w:rPr>
-          <w:lang w:val="en-ZW"/>
-        </w:rPr>
-        <w:t>Egressy</w:t>
-      </w:r>
-      <w:proofErr w:type="spellEnd"/>
-      <w:r>
-        <w:rPr>
-          <w:lang w:val="en-ZW"/>
-        </w:rPr>
-        <w:t xml:space="preserve">, A. </w:t>
-      </w:r>
-      <w:proofErr w:type="spellStart"/>
-      <w:r>
-        <w:rPr>
-          <w:lang w:val="en-ZW"/>
-        </w:rPr>
-        <w:t>Anghel</w:t>
-      </w:r>
-      <w:proofErr w:type="spellEnd"/>
-      <w:r>
-        <w:rPr>
-          <w:lang w:val="en-ZW"/>
-        </w:rPr>
-        <w:t xml:space="preserve">, and K. </w:t>
-      </w:r>
-      <w:proofErr w:type="spellStart"/>
-      <w:r>
-        <w:rPr>
-          <w:lang w:val="en-ZW"/>
-        </w:rPr>
-        <w:t>Atasu</w:t>
-      </w:r>
-      <w:proofErr w:type="spellEnd"/>
-      <w:r>
-        <w:rPr>
-          <w:lang w:val="en-ZW"/>
-        </w:rPr>
-        <w:t xml:space="preserve">, “Realistic synthetic financial transactions for Anti-Money Laundering models,” in </w:t>
-      </w:r>
-      <w:r>
-        <w:rPr>
-          <w:i/>
-          <w:iCs/>
-          <w:lang w:val="en-ZW"/>
-        </w:rPr>
-        <w:t>Advances in Neural Information Processing Systems (</w:t>
-      </w:r>
-      <w:proofErr w:type="spellStart"/>
-      <w:r>
-        <w:rPr>
-          <w:i/>
-          <w:iCs/>
-          <w:lang w:val="en-ZW"/>
-        </w:rPr>
-        <w:t>NeurIPS</w:t>
-      </w:r>
-      <w:proofErr w:type="spellEnd"/>
-      <w:r>
-        <w:rPr>
-          <w:i/>
-          <w:iCs/>
-          <w:lang w:val="en-ZW"/>
-        </w:rPr>
-        <w:t>)</w:t>
-      </w:r>
-      <w:r>
-        <w:rPr>
-          <w:lang w:val="en-ZW"/>
-        </w:rPr>
-        <w:t xml:space="preserve">, 2023. This is particularly relevant to our decision to develop and evaluate the model using synthetic AML transaction data where genuine labelled AML data are difficult to obtain. </w:t>
-      </w:r>
-    </w:p>
-    <w:p>
-      <w:pPr>
-        <w:rPr>
-          <w:lang w:val="en-ZW"/>
-        </w:rPr>
-      </w:pPr>
-      <w:r>
-        <w:rPr>
-          <w:b/>
-          <w:bCs/>
-          <w:lang w:val="en-ZW"/>
-        </w:rPr>
-        <w:t>[8]</w:t>
-      </w:r>
-      <w:r>
-        <w:rPr>
-          <w:lang w:val="en-ZW"/>
-        </w:rPr>
-        <w:t xml:space="preserve"> E. A. </w:t>
-      </w:r>
-      <w:proofErr w:type="spellStart"/>
-      <w:r>
-        <w:rPr>
-          <w:lang w:val="en-ZW"/>
-        </w:rPr>
-        <w:t>Akartuna</w:t>
-      </w:r>
-      <w:proofErr w:type="spellEnd"/>
-      <w:r>
-        <w:rPr>
-          <w:lang w:val="en-ZW"/>
-        </w:rPr>
-        <w:t xml:space="preserve">, S. D. Johnson, and A. Thornton, “Preventing the money laundering and terrorist financing risks of emerging technologies: An international policy Delphi study,” </w:t>
-      </w:r>
-      <w:r>
-        <w:rPr>
-          <w:i/>
-          <w:iCs/>
-          <w:lang w:val="en-ZW"/>
-        </w:rPr>
-        <w:t>Technological Forecasting and Social Change</w:t>
-      </w:r>
-      <w:r>
-        <w:rPr>
-          <w:lang w:val="en-ZW"/>
-        </w:rPr>
-        <w:t xml:space="preserve">, vol. 179, Art. no. 121632, 2022, </w:t>
-      </w:r>
-      <w:proofErr w:type="spellStart"/>
-      <w:r>
-        <w:rPr>
-          <w:lang w:val="en-ZW"/>
-        </w:rPr>
-        <w:t>doi</w:t>
-      </w:r>
-      <w:proofErr w:type="spellEnd"/>
-      <w:r>
-        <w:rPr>
-          <w:lang w:val="en-ZW"/>
-        </w:rPr>
-        <w:t xml:space="preserve">: 10.1016/j.techfore.2022.121632. </w:t>
-      </w:r>
-    </w:p>
-    <w:p>
-      <w:pPr>
-        <w:rPr>
-          <w:lang w:val="en-ZW"/>
-        </w:rPr>
-      </w:pPr>
-      <w:r>
-        <w:rPr>
-          <w:b/>
-          <w:bCs/>
-          <w:lang w:val="en-ZW"/>
-        </w:rPr>
-        <w:t>[9]</w:t>
-      </w:r>
-      <w:r>
-        <w:rPr>
-          <w:lang w:val="en-ZW"/>
-        </w:rPr>
-        <w:t xml:space="preserve"> Financial Action Task Force, </w:t>
-      </w:r>
-      <w:r>
-        <w:rPr>
-          <w:i/>
-          <w:iCs/>
-          <w:lang w:val="en-ZW"/>
-        </w:rPr>
-        <w:t>Opportunities and Challenges of New Technologies for AML/CFT</w:t>
-      </w:r>
-      <w:r>
-        <w:rPr>
-          <w:lang w:val="en-ZW"/>
-        </w:rPr>
-        <w:t xml:space="preserve">. Paris, France: FATF, 2021. This supports discussion of technology-assisted AML and the responsible use of new technologies to improve AML/CFT effectiveness. </w:t>
-      </w:r>
-    </w:p>
-    <w:p>
-      <w:pPr>
-        <w:rPr>
-          <w:lang w:val="en-ZW"/>
-        </w:rPr>
-      </w:pPr>
-      <w:r>
-        <w:rPr>
-          <w:b/>
-          <w:bCs/>
-          <w:lang w:val="en-ZW"/>
-        </w:rPr>
-        <w:t>[10]</w:t>
-      </w:r>
-      <w:r>
-        <w:rPr>
-          <w:lang w:val="en-ZW"/>
-        </w:rPr>
-        <w:t xml:space="preserve"> Financial Action Task Force and Egmont Group, </w:t>
-      </w:r>
-      <w:r>
-        <w:rPr>
-          <w:i/>
-          <w:iCs/>
-          <w:lang w:val="en-ZW"/>
-        </w:rPr>
-        <w:t>Digital Transformation of AML/CFT for Operational Agencies: Detection of Suspicious Activities and Analysis of Financial Intelligence</w:t>
-      </w:r>
-      <w:r>
-        <w:rPr>
-          <w:lang w:val="en-ZW"/>
-        </w:rPr>
-        <w:t xml:space="preserve">. Paris, France: FATF, 2021. This is directly useful for supporting our decision-support concept because it discusses automation, large datasets, advanced analytics, AI and machine learning in suspicious-activity detection and financial intelligence. </w:t>
-      </w:r>
-    </w:p>
-    <w:p>
-      <w:pPr>
-        <w:rPr>
-          <w:lang w:val="en-ZW"/>
-        </w:rPr>
-      </w:pPr>
-      <w:r>
-        <w:rPr>
-          <w:b/>
-          <w:bCs/>
-          <w:lang w:val="en-ZW"/>
-        </w:rPr>
-        <w:t>[11]</w:t>
-      </w:r>
-      <w:r>
-        <w:rPr>
-          <w:lang w:val="en-ZW"/>
-        </w:rPr>
-        <w:t xml:space="preserve"> Eastern and Southern Africa Anti-Money Laundering Group, </w:t>
-      </w:r>
-      <w:r>
-        <w:rPr>
-          <w:i/>
-          <w:iCs/>
-          <w:lang w:val="en-ZW"/>
-        </w:rPr>
-        <w:t>Anti-Money Laundering and Counter-Terrorist Financing Measures: Zimbabwe—10th Enhanced Follow-Up Report and 4th Technical Compliance Re-Rating</w:t>
-      </w:r>
-      <w:r>
-        <w:rPr>
-          <w:lang w:val="en-ZW"/>
-        </w:rPr>
-        <w:t xml:space="preserve">. ESAAMLG, Apr. 2024. This gives us a recent Zimbabwe-specific AML source rather than relying only on international literature. </w:t>
-      </w:r>
-    </w:p>
-    <w:p>
-      <w:pPr>
-        <w:rPr>
-          <w:lang w:val="en-ZW"/>
-        </w:rPr>
-      </w:pPr>
-      <w:r>
-        <w:rPr>
-          <w:b/>
-          <w:bCs/>
-          <w:lang w:val="en-ZW"/>
-        </w:rPr>
-        <w:t>[12]</w:t>
-      </w:r>
-      <w:r>
-        <w:rPr>
-          <w:lang w:val="en-ZW"/>
-        </w:rPr>
-        <w:t xml:space="preserve"> World Bank, </w:t>
-      </w:r>
-      <w:r>
-        <w:rPr>
-          <w:i/>
-          <w:iCs/>
-          <w:lang w:val="en-ZW"/>
-        </w:rPr>
-        <w:t>Global Financial Inclusion (Global Findex) Database 2021: Zimbabwe</w:t>
-      </w:r>
-      <w:r>
-        <w:rPr>
-          <w:lang w:val="en-ZW"/>
-        </w:rPr>
-        <w:t>. Washington, DC, USA: World Bank, 2022. This provides Zimbabwe-specific evidence concerning mobile-money account usage rather than making unsupported statements about adoption in Zimbabwe.</w:t>
-      </w:r>
-    </w:p>
-    <w:p>
-      <w:pPr>
-        <w:rPr>
-          <w:lang w:val="en-ZW"/>
-        </w:rPr>
-      </w:pPr>
+        <w:t xml:space="preserve">This chapter presented a real-time mobile-money Anti-Money Laundering (AML) decision-support system for the Zimbabwean mobile-money environment. The background put emphasis on mobile-money services and the importance to understand suspicious </w:t>
+      </w:r>
+      <w:proofErr w:type="spellStart"/>
+      <w:r>
+        <w:t>behaviour</w:t>
+      </w:r>
+      <w:proofErr w:type="spellEnd"/>
+      <w:r>
+        <w:t xml:space="preserve"> that can manifest itself in transaction histories, wallet relationships and activity of mobile-money agents. The three </w:t>
+      </w:r>
+      <w:proofErr w:type="spellStart"/>
+      <w:r>
+        <w:t>behavioural</w:t>
+      </w:r>
+      <w:proofErr w:type="spellEnd"/>
+      <w:r>
+        <w:t xml:space="preserve"> dimensions used to define the research were structuring, wallet/transaction-network </w:t>
+      </w:r>
+      <w:proofErr w:type="spellStart"/>
+      <w:r>
+        <w:t>behaviour</w:t>
+      </w:r>
+      <w:proofErr w:type="spellEnd"/>
+      <w:r>
+        <w:t xml:space="preserve"> and agent </w:t>
+      </w:r>
+      <w:proofErr w:type="spellStart"/>
+      <w:r>
+        <w:t>behaviour</w:t>
+      </w:r>
+      <w:proofErr w:type="spellEnd"/>
+      <w:r>
+        <w:t xml:space="preserve">. The goals and five objectives were aimed at developing transaction-processing and monitoring mechanisms, </w:t>
+      </w:r>
+      <w:proofErr w:type="spellStart"/>
+      <w:r>
+        <w:t>behavioural</w:t>
+      </w:r>
+      <w:proofErr w:type="spellEnd"/>
+      <w:r>
+        <w:t xml:space="preserve"> analysis, machine-learning classification, AML alert and investigation workflows and real-time dashboard monitoring. It also identified the key limitations of the study, including the use of synthetic data, the lack of live operation validation, and the issue of computational constraints and lack of integration with the production mobile-money and regulatory infrastructure. The delimitations set the deliberate limits of the research and explained that the system does not constitute evidence of money laundering. The development instruments and project work plan indicated the technologies and sequenced activities to develop the research prototype. The justification underlined the relevance of the integration of historical </w:t>
+      </w:r>
+      <w:proofErr w:type="spellStart"/>
+      <w:r>
+        <w:t>behavioural</w:t>
+      </w:r>
+      <w:proofErr w:type="spellEnd"/>
+      <w:r>
+        <w:t xml:space="preserve"> analysis, machine learning and human investigation in AML monitoring of mobile money. The Literature Review is included in Chapter 2. It covers review of current research and approaches on AML monitoring, structuring, transaction-network </w:t>
+      </w:r>
+      <w:proofErr w:type="spellStart"/>
+      <w:r>
+        <w:t>behaviour</w:t>
+      </w:r>
+      <w:proofErr w:type="spellEnd"/>
+      <w:r>
+        <w:t xml:space="preserve">, agent </w:t>
+      </w:r>
+      <w:proofErr w:type="spellStart"/>
+      <w:r>
+        <w:t>behaviour</w:t>
+      </w:r>
+      <w:proofErr w:type="spellEnd"/>
+      <w:r>
+        <w:t xml:space="preserve"> and machine-learning based AML detection, and mobile money. The chapter then outlines the research gaps overcome by the developed system and proposes the work.</w:t>
+      </w:r>
     </w:p>
     <w:p/>
     <w:sectPr>
-      <w:footerReference w:type="default" r:id="rId8"/>
+      <w:footerReference w:type="default" r:id="rId9"/>
       <w:pgSz w:w="12240" w:h="15840"/>
       <w:pgMar w:top="1440" w:right="1440" w:bottom="1440" w:left="1440" w:header="720" w:footer="720" w:gutter="0"/>
       <w:pgNumType w:start="1"/>
@@ -4749,6 +3918,95 @@
     </w:lvl>
   </w:abstractNum>
   <w:abstractNum w:abstractNumId="8" w15:restartNumberingAfterBreak="0">
+    <w:nsid w:val="4C521F5A"/>
+    <w:multiLevelType w:val="hybridMultilevel"/>
+    <w:tmpl w:val="70B8D4F2"/>
+    <w:lvl w:ilvl="0" w:tplc="3009000F">
+      <w:start w:val="1"/>
+      <w:numFmt w:val="decimal"/>
+      <w:lvlText w:val="%1."/>
+      <w:lvlJc w:val="left"/>
+      <w:pPr>
+        <w:ind w:left="720" w:hanging="360"/>
+      </w:pPr>
+      <w:rPr>
+        <w:rFonts w:hint="default"/>
+      </w:rPr>
+    </w:lvl>
+    <w:lvl w:ilvl="1" w:tplc="30090019" w:tentative="1">
+      <w:start w:val="1"/>
+      <w:numFmt w:val="lowerLetter"/>
+      <w:lvlText w:val="%2."/>
+      <w:lvlJc w:val="left"/>
+      <w:pPr>
+        <w:ind w:left="1440" w:hanging="360"/>
+      </w:pPr>
+    </w:lvl>
+    <w:lvl w:ilvl="2" w:tplc="3009001B" w:tentative="1">
+      <w:start w:val="1"/>
+      <w:numFmt w:val="lowerRoman"/>
+      <w:lvlText w:val="%3."/>
+      <w:lvlJc w:val="right"/>
+      <w:pPr>
+        <w:ind w:left="2160" w:hanging="180"/>
+      </w:pPr>
+    </w:lvl>
+    <w:lvl w:ilvl="3" w:tplc="3009000F" w:tentative="1">
+      <w:start w:val="1"/>
+      <w:numFmt w:val="decimal"/>
+      <w:lvlText w:val="%4."/>
+      <w:lvlJc w:val="left"/>
+      <w:pPr>
+        <w:ind w:left="2880" w:hanging="360"/>
+      </w:pPr>
+    </w:lvl>
+    <w:lvl w:ilvl="4" w:tplc="30090019" w:tentative="1">
+      <w:start w:val="1"/>
+      <w:numFmt w:val="lowerLetter"/>
+      <w:lvlText w:val="%5."/>
+      <w:lvlJc w:val="left"/>
+      <w:pPr>
+        <w:ind w:left="3600" w:hanging="360"/>
+      </w:pPr>
+    </w:lvl>
+    <w:lvl w:ilvl="5" w:tplc="3009001B" w:tentative="1">
+      <w:start w:val="1"/>
+      <w:numFmt w:val="lowerRoman"/>
+      <w:lvlText w:val="%6."/>
+      <w:lvlJc w:val="right"/>
+      <w:pPr>
+        <w:ind w:left="4320" w:hanging="180"/>
+      </w:pPr>
+    </w:lvl>
+    <w:lvl w:ilvl="6" w:tplc="3009000F" w:tentative="1">
+      <w:start w:val="1"/>
+      <w:numFmt w:val="decimal"/>
+      <w:lvlText w:val="%7."/>
+      <w:lvlJc w:val="left"/>
+      <w:pPr>
+        <w:ind w:left="5040" w:hanging="360"/>
+      </w:pPr>
+    </w:lvl>
+    <w:lvl w:ilvl="7" w:tplc="30090019" w:tentative="1">
+      <w:start w:val="1"/>
+      <w:numFmt w:val="lowerLetter"/>
+      <w:lvlText w:val="%8."/>
+      <w:lvlJc w:val="left"/>
+      <w:pPr>
+        <w:ind w:left="5760" w:hanging="360"/>
+      </w:pPr>
+    </w:lvl>
+    <w:lvl w:ilvl="8" w:tplc="3009001B" w:tentative="1">
+      <w:start w:val="1"/>
+      <w:numFmt w:val="lowerRoman"/>
+      <w:lvlText w:val="%9."/>
+      <w:lvlJc w:val="right"/>
+      <w:pPr>
+        <w:ind w:left="6480" w:hanging="180"/>
+      </w:pPr>
+    </w:lvl>
+  </w:abstractNum>
+  <w:abstractNum w:abstractNumId="9" w15:restartNumberingAfterBreak="0">
     <w:nsid w:val="4E572756"/>
     <w:multiLevelType w:val="hybridMultilevel"/>
     <w:tmpl w:val="5D18FE52"/>
@@ -4837,7 +4095,7 @@
       </w:pPr>
     </w:lvl>
   </w:abstractNum>
-  <w:abstractNum w:abstractNumId="9" w15:restartNumberingAfterBreak="0">
+  <w:abstractNum w:abstractNumId="10" w15:restartNumberingAfterBreak="0">
     <w:nsid w:val="577C7937"/>
     <w:multiLevelType w:val="multilevel"/>
     <w:tmpl w:val="0F3E00C0"/>
@@ -4950,7 +4208,96 @@
       </w:pPr>
     </w:lvl>
   </w:abstractNum>
-  <w:abstractNum w:abstractNumId="10" w15:restartNumberingAfterBreak="0">
+  <w:abstractNum w:abstractNumId="11" w15:restartNumberingAfterBreak="0">
+    <w:nsid w:val="76FD134E"/>
+    <w:multiLevelType w:val="hybridMultilevel"/>
+    <w:tmpl w:val="86E09FD6"/>
+    <w:lvl w:ilvl="0" w:tplc="3009000F">
+      <w:start w:val="1"/>
+      <w:numFmt w:val="decimal"/>
+      <w:lvlText w:val="%1."/>
+      <w:lvlJc w:val="left"/>
+      <w:pPr>
+        <w:ind w:left="720" w:hanging="360"/>
+      </w:pPr>
+      <w:rPr>
+        <w:rFonts w:hint="default"/>
+      </w:rPr>
+    </w:lvl>
+    <w:lvl w:ilvl="1" w:tplc="30090019" w:tentative="1">
+      <w:start w:val="1"/>
+      <w:numFmt w:val="lowerLetter"/>
+      <w:lvlText w:val="%2."/>
+      <w:lvlJc w:val="left"/>
+      <w:pPr>
+        <w:ind w:left="1440" w:hanging="360"/>
+      </w:pPr>
+    </w:lvl>
+    <w:lvl w:ilvl="2" w:tplc="3009001B" w:tentative="1">
+      <w:start w:val="1"/>
+      <w:numFmt w:val="lowerRoman"/>
+      <w:lvlText w:val="%3."/>
+      <w:lvlJc w:val="right"/>
+      <w:pPr>
+        <w:ind w:left="2160" w:hanging="180"/>
+      </w:pPr>
+    </w:lvl>
+    <w:lvl w:ilvl="3" w:tplc="3009000F" w:tentative="1">
+      <w:start w:val="1"/>
+      <w:numFmt w:val="decimal"/>
+      <w:lvlText w:val="%4."/>
+      <w:lvlJc w:val="left"/>
+      <w:pPr>
+        <w:ind w:left="2880" w:hanging="360"/>
+      </w:pPr>
+    </w:lvl>
+    <w:lvl w:ilvl="4" w:tplc="30090019" w:tentative="1">
+      <w:start w:val="1"/>
+      <w:numFmt w:val="lowerLetter"/>
+      <w:lvlText w:val="%5."/>
+      <w:lvlJc w:val="left"/>
+      <w:pPr>
+        <w:ind w:left="3600" w:hanging="360"/>
+      </w:pPr>
+    </w:lvl>
+    <w:lvl w:ilvl="5" w:tplc="3009001B" w:tentative="1">
+      <w:start w:val="1"/>
+      <w:numFmt w:val="lowerRoman"/>
+      <w:lvlText w:val="%6."/>
+      <w:lvlJc w:val="right"/>
+      <w:pPr>
+        <w:ind w:left="4320" w:hanging="180"/>
+      </w:pPr>
+    </w:lvl>
+    <w:lvl w:ilvl="6" w:tplc="3009000F" w:tentative="1">
+      <w:start w:val="1"/>
+      <w:numFmt w:val="decimal"/>
+      <w:lvlText w:val="%7."/>
+      <w:lvlJc w:val="left"/>
+      <w:pPr>
+        <w:ind w:left="5040" w:hanging="360"/>
+      </w:pPr>
+    </w:lvl>
+    <w:lvl w:ilvl="7" w:tplc="30090019" w:tentative="1">
+      <w:start w:val="1"/>
+      <w:numFmt w:val="lowerLetter"/>
+      <w:lvlText w:val="%8."/>
+      <w:lvlJc w:val="left"/>
+      <w:pPr>
+        <w:ind w:left="5760" w:hanging="360"/>
+      </w:pPr>
+    </w:lvl>
+    <w:lvl w:ilvl="8" w:tplc="3009001B" w:tentative="1">
+      <w:start w:val="1"/>
+      <w:numFmt w:val="lowerRoman"/>
+      <w:lvlText w:val="%9."/>
+      <w:lvlJc w:val="right"/>
+      <w:pPr>
+        <w:ind w:left="6480" w:hanging="180"/>
+      </w:pPr>
+    </w:lvl>
+  </w:abstractNum>
+  <w:abstractNum w:abstractNumId="12" w15:restartNumberingAfterBreak="0">
     <w:nsid w:val="7C4E1CE6"/>
     <w:multiLevelType w:val="hybridMultilevel"/>
     <w:tmpl w:val="94B449AA"/>
@@ -5070,7 +4417,7 @@
     <w:abstractNumId w:val="3"/>
   </w:num>
   <w:num w:numId="3" w16cid:durableId="1846359277">
-    <w:abstractNumId w:val="8"/>
+    <w:abstractNumId w:val="9"/>
   </w:num>
   <w:num w:numId="4" w16cid:durableId="1064521839">
     <w:abstractNumId w:val="5"/>
@@ -5085,7 +4432,7 @@
     <w:abstractNumId w:val="6"/>
   </w:num>
   <w:num w:numId="8" w16cid:durableId="1847868356">
-    <w:abstractNumId w:val="10"/>
+    <w:abstractNumId w:val="12"/>
   </w:num>
   <w:num w:numId="9" w16cid:durableId="92478292">
     <w:abstractNumId w:val="4"/>
@@ -5094,7 +4441,13 @@
     <w:abstractNumId w:val="2"/>
   </w:num>
   <w:num w:numId="11" w16cid:durableId="508101675">
-    <w:abstractNumId w:val="9"/>
+    <w:abstractNumId w:val="10"/>
+  </w:num>
+  <w:num w:numId="12" w16cid:durableId="1525365211">
+    <w:abstractNumId w:val="8"/>
+  </w:num>
+  <w:num w:numId="13" w16cid:durableId="1232039614">
+    <w:abstractNumId w:val="11"/>
   </w:num>
 </w:numbering>
 </file>
@@ -5705,6 +5058,7 @@
   <w:style w:type="character" w:default="1" w:styleId="DefaultParagraphFont">
     <w:name w:val="Default Paragraph Font"/>
     <w:uiPriority w:val="1"/>
+    <w:semiHidden/>
     <w:unhideWhenUsed/>
   </w:style>
   <w:style w:type="table" w:default="1" w:styleId="TableNormal">
